--- a/ideas_ressources_files/initial_game_design_concept.docx
+++ b/ideas_ressources_files/initial_game_design_concept.docx
@@ -1,6 +1,6 @@
 
 <file path=word/document.xml><?xml version="1.0" encoding="utf-8"?>
-<w:document xmlns:wpc="http://schemas.microsoft.com/office/word/2010/wordprocessingCanvas" xmlns:cx="http://schemas.microsoft.com/office/drawing/2014/chartex" xmlns:cx1="http://schemas.microsoft.com/office/drawing/2015/9/8/chartex" xmlns:cx2="http://schemas.microsoft.com/office/drawing/2015/10/21/chartex" xmlns:cx3="http://schemas.microsoft.com/office/drawing/2016/5/9/chartex" xmlns:cx4="http://schemas.microsoft.com/office/drawing/2016/5/10/chartex" xmlns:cx5="http://schemas.microsoft.com/office/drawing/2016/5/11/chartex" xmlns:cx6="http://schemas.microsoft.com/office/drawing/2016/5/12/chartex" xmlns:cx7="http://schemas.microsoft.com/office/drawing/2016/5/13/chartex" xmlns:cx8="http://schemas.microsoft.com/office/drawing/2016/5/14/chartex" xmlns:mc="http://schemas.openxmlformats.org/markup-compatibility/2006" xmlns:aink="http://schemas.microsoft.com/office/drawing/2016/ink" xmlns:am3d="http://schemas.microsoft.com/office/drawing/2017/model3d" xmlns:o="urn:schemas-microsoft-com:office:office" xmlns:oel="http://schemas.microsoft.com/office/2019/extlst" xmlns:r="http://schemas.openxmlformats.org/officeDocument/2006/relationships" xmlns:m="http://schemas.openxmlformats.org/officeDocument/2006/math" xmlns:v="urn:schemas-microsoft-com:vml" xmlns:wp14="http://schemas.microsoft.com/office/word/2010/wordprocessingDrawing" xmlns:wp="http://schemas.openxmlformats.org/drawingml/2006/wordprocessingDrawing" xmlns:w10="urn:schemas-microsoft-com:office:word" xmlns:w="http://schemas.openxmlformats.org/wordprocessingml/2006/main" xmlns:w14="http://schemas.microsoft.com/office/word/2010/wordml" xmlns:w15="http://schemas.microsoft.com/office/word/2012/wordml" xmlns:w16cex="http://schemas.microsoft.com/office/word/2018/wordml/cex" xmlns:w16cid="http://schemas.microsoft.com/office/word/2016/wordml/cid" xmlns:w16="http://schemas.microsoft.com/office/word/2018/wordml" xmlns:w16du="http://schemas.microsoft.com/office/word/2023/wordml/word16du" xmlns:w16sdtdh="http://schemas.microsoft.com/office/word/2020/wordml/sdtdatahash" xmlns:w16sdtfl="http://schemas.microsoft.com/office/word/2024/wordml/sdtformatlock" xmlns:w16se="http://schemas.microsoft.com/office/word/2015/wordml/symex" xmlns:wpg="http://schemas.microsoft.com/office/word/2010/wordprocessingGroup" xmlns:wpi="http://schemas.microsoft.com/office/word/2010/wordprocessingInk" xmlns:wne="http://schemas.microsoft.com/office/word/2006/wordml" xmlns:wps="http://schemas.microsoft.com/office/word/2010/wordprocessingShape" mc:Ignorable="w14 w15 w16se w16cid w16 w16cex w16sdtdh w16sdtfl w16du wp14">
+<w:document xmlns:wpc="http://schemas.microsoft.com/office/word/2010/wordprocessingCanvas" xmlns:cx="http://schemas.microsoft.com/office/drawing/2014/chartex" xmlns:cx1="http://schemas.microsoft.com/office/drawing/2015/9/8/chartex" xmlns:cx2="http://schemas.microsoft.com/office/drawing/2015/10/21/chartex" xmlns:cx3="http://schemas.microsoft.com/office/drawing/2016/5/9/chartex" xmlns:cx4="http://schemas.microsoft.com/office/drawing/2016/5/10/chartex" xmlns:cx5="http://schemas.microsoft.com/office/drawing/2016/5/11/chartex" xmlns:cx6="http://schemas.microsoft.com/office/drawing/2016/5/12/chartex" xmlns:cx7="http://schemas.microsoft.com/office/drawing/2016/5/13/chartex" xmlns:cx8="http://schemas.microsoft.com/office/drawing/2016/5/14/chartex" xmlns:mc="http://schemas.openxmlformats.org/markup-compatibility/2006" xmlns:aink="http://schemas.microsoft.com/office/drawing/2016/ink" xmlns:am3d="http://schemas.microsoft.com/office/drawing/2017/model3d" xmlns:o="urn:schemas-microsoft-com:office:office" xmlns:oel="http://schemas.microsoft.com/office/2019/extlst" xmlns:r="http://schemas.openxmlformats.org/officeDocument/2006/relationships" xmlns:m="http://schemas.openxmlformats.org/officeDocument/2006/math" xmlns:v="urn:schemas-microsoft-com:vml" xmlns:wp14="http://schemas.microsoft.com/office/word/2010/wordprocessingDrawing" xmlns:wp="http://schemas.openxmlformats.org/drawingml/2006/wordprocessingDrawing" xmlns:w10="urn:schemas-microsoft-com:office:word" xmlns:w="http://schemas.openxmlformats.org/wordprocessingml/2006/main" xmlns:w14="http://schemas.microsoft.com/office/word/2010/wordml" xmlns:w15="http://schemas.microsoft.com/office/word/2012/wordml" xmlns:w16cex="http://schemas.microsoft.com/office/word/2018/wordml/cex" xmlns:w16cid="http://schemas.microsoft.com/office/word/2016/wordml/cid" xmlns:w16="http://schemas.microsoft.com/office/word/2018/wordml" xmlns:w16sdtdh="http://schemas.microsoft.com/office/word/2020/wordml/sdtdatahash" xmlns:w16se="http://schemas.microsoft.com/office/word/2015/wordml/symex" xmlns:wpg="http://schemas.microsoft.com/office/word/2010/wordprocessingGroup" xmlns:wpi="http://schemas.microsoft.com/office/word/2010/wordprocessingInk" xmlns:wne="http://schemas.microsoft.com/office/word/2006/wordml" xmlns:wps="http://schemas.microsoft.com/office/word/2010/wordprocessingShape" mc:Ignorable="w14 w15 w16se w16cid w16 w16cex w16sdtdh wp14">
   <w:body>
     <w:p>
       <w:pPr>
@@ -819,7 +819,10 @@
               <w:ind w:firstLine="0"/>
             </w:pPr>
             <w:r>
-              <w:t>Empty lane</w:t>
+              <w:t xml:space="preserve">Empty </w:t>
+            </w:r>
+            <w:r>
+              <w:t>column</w:t>
             </w:r>
             <w:r>
               <w:t xml:space="preserve"> (4)</w:t>
@@ -5517,7 +5520,7 @@
 </file>
 
 <file path=word/numbering.xml><?xml version="1.0" encoding="utf-8"?>
-<w:numbering xmlns:wpc="http://schemas.microsoft.com/office/word/2010/wordprocessingCanvas" xmlns:cx="http://schemas.microsoft.com/office/drawing/2014/chartex" xmlns:cx1="http://schemas.microsoft.com/office/drawing/2015/9/8/chartex" xmlns:cx2="http://schemas.microsoft.com/office/drawing/2015/10/21/chartex" xmlns:cx3="http://schemas.microsoft.com/office/drawing/2016/5/9/chartex" xmlns:cx4="http://schemas.microsoft.com/office/drawing/2016/5/10/chartex" xmlns:cx5="http://schemas.microsoft.com/office/drawing/2016/5/11/chartex" xmlns:cx6="http://schemas.microsoft.com/office/drawing/2016/5/12/chartex" xmlns:cx7="http://schemas.microsoft.com/office/drawing/2016/5/13/chartex" xmlns:cx8="http://schemas.microsoft.com/office/drawing/2016/5/14/chartex" xmlns:mc="http://schemas.openxmlformats.org/markup-compatibility/2006" xmlns:aink="http://schemas.microsoft.com/office/drawing/2016/ink" xmlns:am3d="http://schemas.microsoft.com/office/drawing/2017/model3d" xmlns:o="urn:schemas-microsoft-com:office:office" xmlns:oel="http://schemas.microsoft.com/office/2019/extlst" xmlns:r="http://schemas.openxmlformats.org/officeDocument/2006/relationships" xmlns:m="http://schemas.openxmlformats.org/officeDocument/2006/math" xmlns:v="urn:schemas-microsoft-com:vml" xmlns:wp14="http://schemas.microsoft.com/office/word/2010/wordprocessingDrawing" xmlns:wp="http://schemas.openxmlformats.org/drawingml/2006/wordprocessingDrawing" xmlns:w10="urn:schemas-microsoft-com:office:word" xmlns:w="http://schemas.openxmlformats.org/wordprocessingml/2006/main" xmlns:w14="http://schemas.microsoft.com/office/word/2010/wordml" xmlns:w15="http://schemas.microsoft.com/office/word/2012/wordml" xmlns:w16cex="http://schemas.microsoft.com/office/word/2018/wordml/cex" xmlns:w16cid="http://schemas.microsoft.com/office/word/2016/wordml/cid" xmlns:w16="http://schemas.microsoft.com/office/word/2018/wordml" xmlns:w16du="http://schemas.microsoft.com/office/word/2023/wordml/word16du" xmlns:w16sdtdh="http://schemas.microsoft.com/office/word/2020/wordml/sdtdatahash" xmlns:w16sdtfl="http://schemas.microsoft.com/office/word/2024/wordml/sdtformatlock" xmlns:w16se="http://schemas.microsoft.com/office/word/2015/wordml/symex" xmlns:wpg="http://schemas.microsoft.com/office/word/2010/wordprocessingGroup" xmlns:wpi="http://schemas.microsoft.com/office/word/2010/wordprocessingInk" xmlns:wne="http://schemas.microsoft.com/office/word/2006/wordml" xmlns:wps="http://schemas.microsoft.com/office/word/2010/wordprocessingShape" mc:Ignorable="w14 w15 w16se w16cid w16 w16cex w16sdtdh w16sdtfl w16du wp14">
+<w:numbering xmlns:wpc="http://schemas.microsoft.com/office/word/2010/wordprocessingCanvas" xmlns:cx="http://schemas.microsoft.com/office/drawing/2014/chartex" xmlns:cx1="http://schemas.microsoft.com/office/drawing/2015/9/8/chartex" xmlns:cx2="http://schemas.microsoft.com/office/drawing/2015/10/21/chartex" xmlns:cx3="http://schemas.microsoft.com/office/drawing/2016/5/9/chartex" xmlns:cx4="http://schemas.microsoft.com/office/drawing/2016/5/10/chartex" xmlns:cx5="http://schemas.microsoft.com/office/drawing/2016/5/11/chartex" xmlns:cx6="http://schemas.microsoft.com/office/drawing/2016/5/12/chartex" xmlns:cx7="http://schemas.microsoft.com/office/drawing/2016/5/13/chartex" xmlns:cx8="http://schemas.microsoft.com/office/drawing/2016/5/14/chartex" xmlns:mc="http://schemas.openxmlformats.org/markup-compatibility/2006" xmlns:aink="http://schemas.microsoft.com/office/drawing/2016/ink" xmlns:am3d="http://schemas.microsoft.com/office/drawing/2017/model3d" xmlns:o="urn:schemas-microsoft-com:office:office" xmlns:oel="http://schemas.microsoft.com/office/2019/extlst" xmlns:r="http://schemas.openxmlformats.org/officeDocument/2006/relationships" xmlns:m="http://schemas.openxmlformats.org/officeDocument/2006/math" xmlns:v="urn:schemas-microsoft-com:vml" xmlns:wp14="http://schemas.microsoft.com/office/word/2010/wordprocessingDrawing" xmlns:wp="http://schemas.openxmlformats.org/drawingml/2006/wordprocessingDrawing" xmlns:w10="urn:schemas-microsoft-com:office:word" xmlns:w="http://schemas.openxmlformats.org/wordprocessingml/2006/main" xmlns:w14="http://schemas.microsoft.com/office/word/2010/wordml" xmlns:w15="http://schemas.microsoft.com/office/word/2012/wordml" xmlns:w16cex="http://schemas.microsoft.com/office/word/2018/wordml/cex" xmlns:w16cid="http://schemas.microsoft.com/office/word/2016/wordml/cid" xmlns:w16="http://schemas.microsoft.com/office/word/2018/wordml" xmlns:w16sdtdh="http://schemas.microsoft.com/office/word/2020/wordml/sdtdatahash" xmlns:w16se="http://schemas.microsoft.com/office/word/2015/wordml/symex" xmlns:wpg="http://schemas.microsoft.com/office/word/2010/wordprocessingGroup" xmlns:wpi="http://schemas.microsoft.com/office/word/2010/wordprocessingInk" xmlns:wne="http://schemas.microsoft.com/office/word/2006/wordml" xmlns:wps="http://schemas.microsoft.com/office/word/2010/wordprocessingShape" mc:Ignorable="w14 w15 w16se w16cid w16 w16cex w16sdtdh wp14">
   <w:abstractNum w:abstractNumId="0" w15:restartNumberingAfterBreak="0">
     <w:nsid w:val="02E537B6"/>
     <w:multiLevelType w:val="hybridMultilevel"/>
@@ -10716,7 +10719,7 @@
 </file>
 
 <file path=word/styles.xml><?xml version="1.0" encoding="utf-8"?>
-<w:styles xmlns:mc="http://schemas.openxmlformats.org/markup-compatibility/2006" xmlns:r="http://schemas.openxmlformats.org/officeDocument/2006/relationships" xmlns:w="http://schemas.openxmlformats.org/wordprocessingml/2006/main" xmlns:w14="http://schemas.microsoft.com/office/word/2010/wordml" xmlns:w15="http://schemas.microsoft.com/office/word/2012/wordml" xmlns:w16cex="http://schemas.microsoft.com/office/word/2018/wordml/cex" xmlns:w16cid="http://schemas.microsoft.com/office/word/2016/wordml/cid" xmlns:w16="http://schemas.microsoft.com/office/word/2018/wordml" xmlns:w16du="http://schemas.microsoft.com/office/word/2023/wordml/word16du" xmlns:w16sdtdh="http://schemas.microsoft.com/office/word/2020/wordml/sdtdatahash" xmlns:w16sdtfl="http://schemas.microsoft.com/office/word/2024/wordml/sdtformatlock" xmlns:w16se="http://schemas.microsoft.com/office/word/2015/wordml/symex" mc:Ignorable="w14 w15 w16se w16cid w16 w16cex w16sdtdh w16sdtfl w16du">
+<w:styles xmlns:mc="http://schemas.openxmlformats.org/markup-compatibility/2006" xmlns:r="http://schemas.openxmlformats.org/officeDocument/2006/relationships" xmlns:w="http://schemas.openxmlformats.org/wordprocessingml/2006/main" xmlns:w14="http://schemas.microsoft.com/office/word/2010/wordml" xmlns:w15="http://schemas.microsoft.com/office/word/2012/wordml" xmlns:w16cex="http://schemas.microsoft.com/office/word/2018/wordml/cex" xmlns:w16cid="http://schemas.microsoft.com/office/word/2016/wordml/cid" xmlns:w16="http://schemas.microsoft.com/office/word/2018/wordml" xmlns:w16sdtdh="http://schemas.microsoft.com/office/word/2020/wordml/sdtdatahash" xmlns:w16se="http://schemas.microsoft.com/office/word/2015/wordml/symex" mc:Ignorable="w14 w15 w16se w16cid w16 w16cex w16sdtdh">
   <w:docDefaults>
     <w:rPrDefault>
       <w:rPr>

--- a/ideas_ressources_files/initial_game_design_concept.docx
+++ b/ideas_ressources_files/initial_game_design_concept.docx
@@ -1,6 +1,6 @@
 
 <file path=word/document.xml><?xml version="1.0" encoding="utf-8"?>
-<w:document xmlns:wpc="http://schemas.microsoft.com/office/word/2010/wordprocessingCanvas" xmlns:cx="http://schemas.microsoft.com/office/drawing/2014/chartex" xmlns:cx1="http://schemas.microsoft.com/office/drawing/2015/9/8/chartex" xmlns:cx2="http://schemas.microsoft.com/office/drawing/2015/10/21/chartex" xmlns:cx3="http://schemas.microsoft.com/office/drawing/2016/5/9/chartex" xmlns:cx4="http://schemas.microsoft.com/office/drawing/2016/5/10/chartex" xmlns:cx5="http://schemas.microsoft.com/office/drawing/2016/5/11/chartex" xmlns:cx6="http://schemas.microsoft.com/office/drawing/2016/5/12/chartex" xmlns:cx7="http://schemas.microsoft.com/office/drawing/2016/5/13/chartex" xmlns:cx8="http://schemas.microsoft.com/office/drawing/2016/5/14/chartex" xmlns:mc="http://schemas.openxmlformats.org/markup-compatibility/2006" xmlns:aink="http://schemas.microsoft.com/office/drawing/2016/ink" xmlns:am3d="http://schemas.microsoft.com/office/drawing/2017/model3d" xmlns:o="urn:schemas-microsoft-com:office:office" xmlns:oel="http://schemas.microsoft.com/office/2019/extlst" xmlns:r="http://schemas.openxmlformats.org/officeDocument/2006/relationships" xmlns:m="http://schemas.openxmlformats.org/officeDocument/2006/math" xmlns:v="urn:schemas-microsoft-com:vml" xmlns:wp14="http://schemas.microsoft.com/office/word/2010/wordprocessingDrawing" xmlns:wp="http://schemas.openxmlformats.org/drawingml/2006/wordprocessingDrawing" xmlns:w10="urn:schemas-microsoft-com:office:word" xmlns:w="http://schemas.openxmlformats.org/wordprocessingml/2006/main" xmlns:w14="http://schemas.microsoft.com/office/word/2010/wordml" xmlns:w15="http://schemas.microsoft.com/office/word/2012/wordml" xmlns:w16cex="http://schemas.microsoft.com/office/word/2018/wordml/cex" xmlns:w16cid="http://schemas.microsoft.com/office/word/2016/wordml/cid" xmlns:w16="http://schemas.microsoft.com/office/word/2018/wordml" xmlns:w16sdtdh="http://schemas.microsoft.com/office/word/2020/wordml/sdtdatahash" xmlns:w16se="http://schemas.microsoft.com/office/word/2015/wordml/symex" xmlns:wpg="http://schemas.microsoft.com/office/word/2010/wordprocessingGroup" xmlns:wpi="http://schemas.microsoft.com/office/word/2010/wordprocessingInk" xmlns:wne="http://schemas.microsoft.com/office/word/2006/wordml" xmlns:wps="http://schemas.microsoft.com/office/word/2010/wordprocessingShape" mc:Ignorable="w14 w15 w16se w16cid w16 w16cex w16sdtdh wp14">
+<w:document xmlns:wpc="http://schemas.microsoft.com/office/word/2010/wordprocessingCanvas" xmlns:cx="http://schemas.microsoft.com/office/drawing/2014/chartex" xmlns:cx1="http://schemas.microsoft.com/office/drawing/2015/9/8/chartex" xmlns:cx2="http://schemas.microsoft.com/office/drawing/2015/10/21/chartex" xmlns:cx3="http://schemas.microsoft.com/office/drawing/2016/5/9/chartex" xmlns:cx4="http://schemas.microsoft.com/office/drawing/2016/5/10/chartex" xmlns:cx5="http://schemas.microsoft.com/office/drawing/2016/5/11/chartex" xmlns:cx6="http://schemas.microsoft.com/office/drawing/2016/5/12/chartex" xmlns:cx7="http://schemas.microsoft.com/office/drawing/2016/5/13/chartex" xmlns:cx8="http://schemas.microsoft.com/office/drawing/2016/5/14/chartex" xmlns:mc="http://schemas.openxmlformats.org/markup-compatibility/2006" xmlns:aink="http://schemas.microsoft.com/office/drawing/2016/ink" xmlns:am3d="http://schemas.microsoft.com/office/drawing/2017/model3d" xmlns:o="urn:schemas-microsoft-com:office:office" xmlns:oel="http://schemas.microsoft.com/office/2019/extlst" xmlns:r="http://schemas.openxmlformats.org/officeDocument/2006/relationships" xmlns:m="http://schemas.openxmlformats.org/officeDocument/2006/math" xmlns:v="urn:schemas-microsoft-com:vml" xmlns:wp14="http://schemas.microsoft.com/office/word/2010/wordprocessingDrawing" xmlns:wp="http://schemas.openxmlformats.org/drawingml/2006/wordprocessingDrawing" xmlns:w10="urn:schemas-microsoft-com:office:word" xmlns:w="http://schemas.openxmlformats.org/wordprocessingml/2006/main" xmlns:w14="http://schemas.microsoft.com/office/word/2010/wordml" xmlns:w15="http://schemas.microsoft.com/office/word/2012/wordml" xmlns:w16cex="http://schemas.microsoft.com/office/word/2018/wordml/cex" xmlns:w16cid="http://schemas.microsoft.com/office/word/2016/wordml/cid" xmlns:w16="http://schemas.microsoft.com/office/word/2018/wordml" xmlns:w16du="http://schemas.microsoft.com/office/word/2023/wordml/word16du" xmlns:w16sdtdh="http://schemas.microsoft.com/office/word/2020/wordml/sdtdatahash" xmlns:w16sdtfl="http://schemas.microsoft.com/office/word/2024/wordml/sdtformatlock" xmlns:w16se="http://schemas.microsoft.com/office/word/2015/wordml/symex" xmlns:wpg="http://schemas.microsoft.com/office/word/2010/wordprocessingGroup" xmlns:wpi="http://schemas.microsoft.com/office/word/2010/wordprocessingInk" xmlns:wne="http://schemas.microsoft.com/office/word/2006/wordml" xmlns:wps="http://schemas.microsoft.com/office/word/2010/wordprocessingShape" mc:Ignorable="w14 w15 w16se w16cid w16 w16cex w16sdtdh w16sdtfl w16du wp14">
   <w:body>
     <w:p>
       <w:pPr>
@@ -1358,6 +1358,9 @@
             <w:r>
               <w:t>Player choses to perform action from one of the three kinds</w:t>
             </w:r>
+            <w:r>
+              <w:t xml:space="preserve"> of actions</w:t>
+            </w:r>
           </w:p>
           <w:p>
             <w:pPr>
@@ -1628,7 +1631,13 @@
             </w:r>
             <w:proofErr w:type="spellEnd"/>
             <w:r>
-              <w:t xml:space="preserve"> cost Score Points to be spawned</w:t>
+              <w:t xml:space="preserve"> cost Score Points</w:t>
+            </w:r>
+            <w:r>
+              <w:t>*</w:t>
+            </w:r>
+            <w:r>
+              <w:t xml:space="preserve"> to be spawned</w:t>
             </w:r>
           </w:p>
         </w:tc>
@@ -1643,7 +1652,13 @@
               <w:ind w:firstLine="0"/>
             </w:pPr>
             <w:r>
-              <w:t>You gain Score Points at the start of the turn, based on which turn it is</w:t>
+              <w:t>You gain Score Points</w:t>
+            </w:r>
+            <w:r>
+              <w:t>*</w:t>
+            </w:r>
+            <w:r>
+              <w:t xml:space="preserve"> at the start of the turn, based on which turn it is</w:t>
             </w:r>
           </w:p>
         </w:tc>
@@ -1661,7 +1676,13 @@
               <w:ind w:firstLine="0"/>
             </w:pPr>
             <w:r>
-              <w:t>You gain Score Points for vanquishing plants</w:t>
+              <w:t>You gain Score Points</w:t>
+            </w:r>
+            <w:r>
+              <w:t>*</w:t>
+            </w:r>
+            <w:r>
+              <w:t xml:space="preserve"> for vanquishing plants</w:t>
             </w:r>
           </w:p>
         </w:tc>
@@ -1677,6 +1698,27 @@
             </w:pPr>
             <w:r>
               <w:t>There may be other miscellaneous sources of Score Points</w:t>
+            </w:r>
+            <w:r>
+              <w:t>*</w:t>
+            </w:r>
+          </w:p>
+        </w:tc>
+      </w:tr>
+      <w:tr>
+        <w:trPr>
+          <w:cnfStyle w:val="000000100000" w:firstRow="0" w:lastRow="0" w:firstColumn="0" w:lastColumn="0" w:oddVBand="0" w:evenVBand="0" w:oddHBand="1" w:evenHBand="0" w:firstRowFirstColumn="0" w:firstRowLastColumn="0" w:lastRowFirstColumn="0" w:lastRowLastColumn="0"/>
+        </w:trPr>
+        <w:tc>
+          <w:tcPr>
+            <w:tcW w:w="10456" w:type="dxa"/>
+          </w:tcPr>
+          <w:p>
+            <w:pPr>
+              <w:ind w:firstLine="0"/>
+            </w:pPr>
+            <w:r>
+              <w:t>*Name is a WIP</w:t>
             </w:r>
           </w:p>
         </w:tc>
@@ -1739,7 +1781,13 @@
             </w:r>
             <w:proofErr w:type="spellEnd"/>
             <w:r>
-              <w:t xml:space="preserve"> vanquish permanently but health and items reset if they survive a fight</w:t>
+              <w:t xml:space="preserve"> vanquish permanently but </w:t>
+            </w:r>
+            <w:r>
+              <w:t xml:space="preserve">their </w:t>
+            </w:r>
+            <w:r>
+              <w:t>health and items reset if they survive a fight</w:t>
             </w:r>
           </w:p>
         </w:tc>
@@ -2007,7 +2055,13 @@
               </w:numPr>
             </w:pPr>
             <w:r>
-              <w:t>Munch actives “eaten” abilities while strike doesn’t</w:t>
+              <w:t>Munch activ</w:t>
+            </w:r>
+            <w:r>
+              <w:t>ate</w:t>
+            </w:r>
+            <w:r>
+              <w:t>s “eaten” abilities while strike doesn’t</w:t>
             </w:r>
           </w:p>
         </w:tc>
@@ -2110,18 +2164,7 @@
               </w:numPr>
             </w:pPr>
             <w:r>
-              <w:t xml:space="preserve">Unlike weapons and gadgets, much like </w:t>
-            </w:r>
-            <w:proofErr w:type="spellStart"/>
-            <w:r>
-              <w:t>Spawnling</w:t>
-            </w:r>
-            <w:r>
-              <w:t>s</w:t>
-            </w:r>
-            <w:proofErr w:type="spellEnd"/>
-            <w:r>
-              <w:t>, the player can gather more than one of each</w:t>
+              <w:t>Unlike weapons and gadgets, the player can gather more than one of each</w:t>
             </w:r>
             <w:r>
               <w:t xml:space="preserve"> armour</w:t>
@@ -2247,6 +2290,7 @@
               </w:numPr>
             </w:pPr>
             <w:r>
+              <w:lastRenderedPageBreak/>
               <w:t>Two types; passives and actives</w:t>
             </w:r>
           </w:p>
@@ -2259,7 +2303,6 @@
               </w:numPr>
             </w:pPr>
             <w:r>
-              <w:lastRenderedPageBreak/>
               <w:t>Passives are equipped</w:t>
             </w:r>
             <w:r>
@@ -2294,7 +2337,13 @@
               <w:t xml:space="preserve"> ones use the armour slot</w:t>
             </w:r>
             <w:r>
-              <w:t>, or the “gadget slot”, meaning they don’t prevent use of armour</w:t>
+              <w:t>, which prevents only the use of armour</w:t>
+            </w:r>
+            <w:r>
+              <w:t xml:space="preserve">, or the “gadget slot”, meaning they </w:t>
+            </w:r>
+            <w:r>
+              <w:t>exist independently of attacks and armour</w:t>
             </w:r>
           </w:p>
           <w:p>
@@ -2349,6 +2398,9 @@
             </w:pPr>
             <w:r>
               <w:t>Only one Gadget may be in use at any given time</w:t>
+            </w:r>
+            <w:r>
+              <w:t>, active or passive</w:t>
             </w:r>
           </w:p>
         </w:tc>
@@ -2578,7 +2630,13 @@
               <w:t>Shot</w:t>
             </w:r>
             <w:r>
-              <w:t xml:space="preserve"> if there is a zombie on the line of fire</w:t>
+              <w:t xml:space="preserve"> if there is a zombie </w:t>
+            </w:r>
+            <w:r>
+              <w:t>i</w:t>
+            </w:r>
+            <w:r>
+              <w:t>n the line of fire</w:t>
             </w:r>
           </w:p>
           <w:p>
@@ -3886,7 +3944,13 @@
               </w:numPr>
             </w:pPr>
             <w:r>
-              <w:t>On Protector type plant: Doesn’t prevent Ranged negate damage from Ranged Pierce attacks on the plant behind but still takes it</w:t>
+              <w:t xml:space="preserve">On Protector type plant: Doesn’t </w:t>
+            </w:r>
+            <w:r>
+              <w:t>negate</w:t>
+            </w:r>
+            <w:r>
+              <w:t xml:space="preserve"> Ranged damage from Ranged Pierce attacks on the plant behind but still takes it</w:t>
             </w:r>
           </w:p>
         </w:tc>
@@ -5520,7 +5584,7 @@
 </file>
 
 <file path=word/numbering.xml><?xml version="1.0" encoding="utf-8"?>
-<w:numbering xmlns:wpc="http://schemas.microsoft.com/office/word/2010/wordprocessingCanvas" xmlns:cx="http://schemas.microsoft.com/office/drawing/2014/chartex" xmlns:cx1="http://schemas.microsoft.com/office/drawing/2015/9/8/chartex" xmlns:cx2="http://schemas.microsoft.com/office/drawing/2015/10/21/chartex" xmlns:cx3="http://schemas.microsoft.com/office/drawing/2016/5/9/chartex" xmlns:cx4="http://schemas.microsoft.com/office/drawing/2016/5/10/chartex" xmlns:cx5="http://schemas.microsoft.com/office/drawing/2016/5/11/chartex" xmlns:cx6="http://schemas.microsoft.com/office/drawing/2016/5/12/chartex" xmlns:cx7="http://schemas.microsoft.com/office/drawing/2016/5/13/chartex" xmlns:cx8="http://schemas.microsoft.com/office/drawing/2016/5/14/chartex" xmlns:mc="http://schemas.openxmlformats.org/markup-compatibility/2006" xmlns:aink="http://schemas.microsoft.com/office/drawing/2016/ink" xmlns:am3d="http://schemas.microsoft.com/office/drawing/2017/model3d" xmlns:o="urn:schemas-microsoft-com:office:office" xmlns:oel="http://schemas.microsoft.com/office/2019/extlst" xmlns:r="http://schemas.openxmlformats.org/officeDocument/2006/relationships" xmlns:m="http://schemas.openxmlformats.org/officeDocument/2006/math" xmlns:v="urn:schemas-microsoft-com:vml" xmlns:wp14="http://schemas.microsoft.com/office/word/2010/wordprocessingDrawing" xmlns:wp="http://schemas.openxmlformats.org/drawingml/2006/wordprocessingDrawing" xmlns:w10="urn:schemas-microsoft-com:office:word" xmlns:w="http://schemas.openxmlformats.org/wordprocessingml/2006/main" xmlns:w14="http://schemas.microsoft.com/office/word/2010/wordml" xmlns:w15="http://schemas.microsoft.com/office/word/2012/wordml" xmlns:w16cex="http://schemas.microsoft.com/office/word/2018/wordml/cex" xmlns:w16cid="http://schemas.microsoft.com/office/word/2016/wordml/cid" xmlns:w16="http://schemas.microsoft.com/office/word/2018/wordml" xmlns:w16sdtdh="http://schemas.microsoft.com/office/word/2020/wordml/sdtdatahash" xmlns:w16se="http://schemas.microsoft.com/office/word/2015/wordml/symex" xmlns:wpg="http://schemas.microsoft.com/office/word/2010/wordprocessingGroup" xmlns:wpi="http://schemas.microsoft.com/office/word/2010/wordprocessingInk" xmlns:wne="http://schemas.microsoft.com/office/word/2006/wordml" xmlns:wps="http://schemas.microsoft.com/office/word/2010/wordprocessingShape" mc:Ignorable="w14 w15 w16se w16cid w16 w16cex w16sdtdh wp14">
+<w:numbering xmlns:wpc="http://schemas.microsoft.com/office/word/2010/wordprocessingCanvas" xmlns:cx="http://schemas.microsoft.com/office/drawing/2014/chartex" xmlns:cx1="http://schemas.microsoft.com/office/drawing/2015/9/8/chartex" xmlns:cx2="http://schemas.microsoft.com/office/drawing/2015/10/21/chartex" xmlns:cx3="http://schemas.microsoft.com/office/drawing/2016/5/9/chartex" xmlns:cx4="http://schemas.microsoft.com/office/drawing/2016/5/10/chartex" xmlns:cx5="http://schemas.microsoft.com/office/drawing/2016/5/11/chartex" xmlns:cx6="http://schemas.microsoft.com/office/drawing/2016/5/12/chartex" xmlns:cx7="http://schemas.microsoft.com/office/drawing/2016/5/13/chartex" xmlns:cx8="http://schemas.microsoft.com/office/drawing/2016/5/14/chartex" xmlns:mc="http://schemas.openxmlformats.org/markup-compatibility/2006" xmlns:aink="http://schemas.microsoft.com/office/drawing/2016/ink" xmlns:am3d="http://schemas.microsoft.com/office/drawing/2017/model3d" xmlns:o="urn:schemas-microsoft-com:office:office" xmlns:oel="http://schemas.microsoft.com/office/2019/extlst" xmlns:r="http://schemas.openxmlformats.org/officeDocument/2006/relationships" xmlns:m="http://schemas.openxmlformats.org/officeDocument/2006/math" xmlns:v="urn:schemas-microsoft-com:vml" xmlns:wp14="http://schemas.microsoft.com/office/word/2010/wordprocessingDrawing" xmlns:wp="http://schemas.openxmlformats.org/drawingml/2006/wordprocessingDrawing" xmlns:w10="urn:schemas-microsoft-com:office:word" xmlns:w="http://schemas.openxmlformats.org/wordprocessingml/2006/main" xmlns:w14="http://schemas.microsoft.com/office/word/2010/wordml" xmlns:w15="http://schemas.microsoft.com/office/word/2012/wordml" xmlns:w16cex="http://schemas.microsoft.com/office/word/2018/wordml/cex" xmlns:w16cid="http://schemas.microsoft.com/office/word/2016/wordml/cid" xmlns:w16="http://schemas.microsoft.com/office/word/2018/wordml" xmlns:w16du="http://schemas.microsoft.com/office/word/2023/wordml/word16du" xmlns:w16sdtdh="http://schemas.microsoft.com/office/word/2020/wordml/sdtdatahash" xmlns:w16sdtfl="http://schemas.microsoft.com/office/word/2024/wordml/sdtformatlock" xmlns:w16se="http://schemas.microsoft.com/office/word/2015/wordml/symex" xmlns:wpg="http://schemas.microsoft.com/office/word/2010/wordprocessingGroup" xmlns:wpi="http://schemas.microsoft.com/office/word/2010/wordprocessingInk" xmlns:wne="http://schemas.microsoft.com/office/word/2006/wordml" xmlns:wps="http://schemas.microsoft.com/office/word/2010/wordprocessingShape" mc:Ignorable="w14 w15 w16se w16cid w16 w16cex w16sdtdh w16sdtfl w16du wp14">
   <w:abstractNum w:abstractNumId="0" w15:restartNumberingAfterBreak="0">
     <w:nsid w:val="02E537B6"/>
     <w:multiLevelType w:val="hybridMultilevel"/>
@@ -10719,7 +10783,7 @@
 </file>
 
 <file path=word/styles.xml><?xml version="1.0" encoding="utf-8"?>
-<w:styles xmlns:mc="http://schemas.openxmlformats.org/markup-compatibility/2006" xmlns:r="http://schemas.openxmlformats.org/officeDocument/2006/relationships" xmlns:w="http://schemas.openxmlformats.org/wordprocessingml/2006/main" xmlns:w14="http://schemas.microsoft.com/office/word/2010/wordml" xmlns:w15="http://schemas.microsoft.com/office/word/2012/wordml" xmlns:w16cex="http://schemas.microsoft.com/office/word/2018/wordml/cex" xmlns:w16cid="http://schemas.microsoft.com/office/word/2016/wordml/cid" xmlns:w16="http://schemas.microsoft.com/office/word/2018/wordml" xmlns:w16sdtdh="http://schemas.microsoft.com/office/word/2020/wordml/sdtdatahash" xmlns:w16se="http://schemas.microsoft.com/office/word/2015/wordml/symex" mc:Ignorable="w14 w15 w16se w16cid w16 w16cex w16sdtdh">
+<w:styles xmlns:mc="http://schemas.openxmlformats.org/markup-compatibility/2006" xmlns:r="http://schemas.openxmlformats.org/officeDocument/2006/relationships" xmlns:w="http://schemas.openxmlformats.org/wordprocessingml/2006/main" xmlns:w14="http://schemas.microsoft.com/office/word/2010/wordml" xmlns:w15="http://schemas.microsoft.com/office/word/2012/wordml" xmlns:w16cex="http://schemas.microsoft.com/office/word/2018/wordml/cex" xmlns:w16cid="http://schemas.microsoft.com/office/word/2016/wordml/cid" xmlns:w16="http://schemas.microsoft.com/office/word/2018/wordml" xmlns:w16du="http://schemas.microsoft.com/office/word/2023/wordml/word16du" xmlns:w16sdtdh="http://schemas.microsoft.com/office/word/2020/wordml/sdtdatahash" xmlns:w16sdtfl="http://schemas.microsoft.com/office/word/2024/wordml/sdtformatlock" xmlns:w16se="http://schemas.microsoft.com/office/word/2015/wordml/symex" mc:Ignorable="w14 w15 w16se w16cid w16 w16cex w16sdtdh w16sdtfl w16du">
   <w:docDefaults>
     <w:rPrDefault>
       <w:rPr>

--- a/ideas_ressources_files/initial_game_design_concept.docx
+++ b/ideas_ressources_files/initial_game_design_concept.docx
@@ -6,13 +6,8 @@
       <w:pPr>
         <w:pStyle w:val="Titre"/>
       </w:pPr>
-      <w:proofErr w:type="spellStart"/>
       <w:r>
-        <w:t>PvZ</w:t>
-      </w:r>
-      <w:proofErr w:type="spellEnd"/>
-      <w:r>
-        <w:t xml:space="preserve"> RPG – The Zombie-Playing Game</w:t>
+        <w:t>PvZ RPG – The Zombie-Playing Game</w:t>
       </w:r>
     </w:p>
     <w:p>
@@ -713,13 +708,8 @@
                 </wp:inline>
               </w:drawing>
             </w:r>
-            <w:proofErr w:type="spellStart"/>
-            <w:r>
-              <w:t>ZCorp</w:t>
-            </w:r>
-            <w:proofErr w:type="spellEnd"/>
-            <w:r>
-              <w:t xml:space="preserve"> design (coatless + badge)</w:t>
+            <w:r>
+              <w:t>ZCorp design (coatless + badge)</w:t>
             </w:r>
           </w:p>
         </w:tc>
@@ -1035,6 +1025,17 @@
               <w:t>Et cetera</w:t>
             </w:r>
           </w:p>
+          <w:p>
+            <w:pPr>
+              <w:ind w:firstLine="0"/>
+            </w:pPr>
+            <w:r>
+              <w:t>Unless specified otherwise by the area or the garden, only plants native to that area are allowed to spawn. Plants without a specified area, like sunflowers or peashooters, can spawn in all areas, unless specified otherwise by the area or the garden</w:t>
+            </w:r>
+            <w:r>
+              <w:t>.</w:t>
+            </w:r>
+          </w:p>
         </w:tc>
       </w:tr>
       <w:tr>
@@ -1225,14 +1226,12 @@
             <w:r>
               <w:t xml:space="preserve">Player can spawn </w:t>
             </w:r>
-            <w:proofErr w:type="spellStart"/>
             <w:r>
               <w:t>Spawnling</w:t>
             </w:r>
             <w:r>
               <w:t>s</w:t>
             </w:r>
-            <w:proofErr w:type="spellEnd"/>
           </w:p>
           <w:p>
             <w:pPr>
@@ -1271,14 +1270,12 @@
               </w:numPr>
               <w:jc w:val="left"/>
             </w:pPr>
-            <w:proofErr w:type="spellStart"/>
             <w:r>
               <w:t>Spawnling</w:t>
             </w:r>
             <w:r>
               <w:t>s</w:t>
             </w:r>
-            <w:proofErr w:type="spellEnd"/>
             <w:r>
               <w:t xml:space="preserve"> act</w:t>
             </w:r>
@@ -1310,7 +1307,7 @@
               <w:jc w:val="left"/>
             </w:pPr>
             <w:r>
-              <w:t>All “start of turn” abilities take place</w:t>
+              <w:t>Garden Gimmicks take place</w:t>
             </w:r>
           </w:p>
           <w:p>
@@ -1323,7 +1320,39 @@
               <w:jc w:val="left"/>
             </w:pPr>
             <w:r>
-              <w:t>Events related to the garden the fight is happening in happen</w:t>
+              <w:t>Plant</w:t>
+            </w:r>
+            <w:r>
+              <w:t>s’</w:t>
+            </w:r>
+            <w:r>
+              <w:t xml:space="preserve"> “start of turn” abilities take place</w:t>
+            </w:r>
+          </w:p>
+          <w:p>
+            <w:pPr>
+              <w:pStyle w:val="Paragraphedeliste"/>
+              <w:numPr>
+                <w:ilvl w:val="0"/>
+                <w:numId w:val="3"/>
+              </w:numPr>
+              <w:jc w:val="left"/>
+            </w:pPr>
+            <w:r>
+              <w:t>Boss acts first</w:t>
+            </w:r>
+          </w:p>
+          <w:p>
+            <w:pPr>
+              <w:pStyle w:val="Paragraphedeliste"/>
+              <w:numPr>
+                <w:ilvl w:val="0"/>
+                <w:numId w:val="3"/>
+              </w:numPr>
+              <w:jc w:val="left"/>
+            </w:pPr>
+            <w:r>
+              <w:t>Plants act column by column, top to bottom, right to left</w:t>
             </w:r>
           </w:p>
         </w:tc>
@@ -1374,6 +1403,9 @@
             <w:r>
               <w:t>Number of actions to be defined</w:t>
             </w:r>
+            <w:r>
+              <w:t xml:space="preserve"> (perhaps calculated by number of bosses beaten)</w:t>
+            </w:r>
           </w:p>
         </w:tc>
       </w:tr>
@@ -1406,6 +1438,26 @@
             </w:r>
             <w:r>
               <w:t>when possible</w:t>
+            </w:r>
+          </w:p>
+          <w:p>
+            <w:pPr>
+              <w:pStyle w:val="Paragraphedeliste"/>
+              <w:numPr>
+                <w:ilvl w:val="0"/>
+                <w:numId w:val="5"/>
+              </w:numPr>
+              <w:jc w:val="left"/>
+            </w:pPr>
+            <w:r>
+              <w:lastRenderedPageBreak/>
+              <w:t xml:space="preserve">Boss </w:t>
+            </w:r>
+            <w:r>
+              <w:t xml:space="preserve">acts </w:t>
+            </w:r>
+            <w:r>
+              <w:t>first</w:t>
             </w:r>
           </w:p>
           <w:p>
@@ -1446,14 +1498,13 @@
               <w:ind w:firstLine="0"/>
               <w:jc w:val="left"/>
             </w:pPr>
-            <w:proofErr w:type="spellStart"/>
-            <w:r>
+            <w:r>
+              <w:lastRenderedPageBreak/>
               <w:t>Spawnling</w:t>
             </w:r>
             <w:r>
               <w:t>s</w:t>
             </w:r>
-            <w:proofErr w:type="spellEnd"/>
             <w:r>
               <w:t xml:space="preserve"> act</w:t>
             </w:r>
@@ -1467,16 +1518,20 @@
               </w:numPr>
               <w:jc w:val="left"/>
             </w:pPr>
-            <w:proofErr w:type="spellStart"/>
             <w:r>
               <w:t>Spawnling</w:t>
             </w:r>
             <w:r>
               <w:t>s</w:t>
             </w:r>
-            <w:proofErr w:type="spellEnd"/>
-            <w:r>
-              <w:t xml:space="preserve"> are also controlled by player but only have one </w:t>
+            <w:r>
+              <w:t xml:space="preserve"> are also controlled by </w:t>
+            </w:r>
+            <w:r>
+              <w:t xml:space="preserve">the </w:t>
+            </w:r>
+            <w:r>
+              <w:t xml:space="preserve">player but only have one </w:t>
             </w:r>
             <w:r>
               <w:t xml:space="preserve">active </w:t>
@@ -1485,7 +1540,13 @@
               <w:t>action they can perform</w:t>
             </w:r>
             <w:r>
-              <w:t xml:space="preserve"> so no need for extra menus or buttons</w:t>
+              <w:t xml:space="preserve"> so </w:t>
+            </w:r>
+            <w:r>
+              <w:t>don’t need</w:t>
+            </w:r>
+            <w:r>
+              <w:t xml:space="preserve"> extra menus or buttons</w:t>
             </w:r>
           </w:p>
         </w:tc>
@@ -1505,7 +1566,6 @@
               <w:rPr>
                 <w:noProof/>
               </w:rPr>
-              <w:lastRenderedPageBreak/>
               <w:drawing>
                 <wp:inline distT="0" distB="0" distL="0" distR="0" wp14:anchorId="06D2B763" wp14:editId="51E12946">
                   <wp:extent cx="3127126" cy="1759008"/>
@@ -1594,13 +1654,8 @@
       <w:pPr>
         <w:pStyle w:val="Titre2"/>
       </w:pPr>
-      <w:proofErr w:type="spellStart"/>
       <w:r>
-        <w:t>Spawnlings</w:t>
-      </w:r>
-      <w:proofErr w:type="spellEnd"/>
-      <w:r>
-        <w:t xml:space="preserve"> Score System</w:t>
+        <w:t>Spawnlings Score System</w:t>
       </w:r>
     </w:p>
     <w:tbl>
@@ -1625,13 +1680,8 @@
             <w:pPr>
               <w:ind w:firstLine="0"/>
             </w:pPr>
-            <w:proofErr w:type="spellStart"/>
-            <w:r>
-              <w:t>Spawnlings</w:t>
-            </w:r>
-            <w:proofErr w:type="spellEnd"/>
-            <w:r>
-              <w:t xml:space="preserve"> cost Score Points</w:t>
+            <w:r>
+              <w:t>Spawnlings cost Score Points</w:t>
             </w:r>
             <w:r>
               <w:t>*</w:t>
@@ -1709,6 +1759,27 @@
         <w:trPr>
           <w:cnfStyle w:val="000000100000" w:firstRow="0" w:lastRow="0" w:firstColumn="0" w:lastColumn="0" w:oddVBand="0" w:evenVBand="0" w:oddHBand="1" w:evenHBand="0" w:firstRowFirstColumn="0" w:firstRowLastColumn="0" w:lastRowFirstColumn="0" w:lastRowLastColumn="0"/>
         </w:trPr>
+        <w:tc>
+          <w:tcPr>
+            <w:tcW w:w="10456" w:type="dxa"/>
+          </w:tcPr>
+          <w:p>
+            <w:pPr>
+              <w:ind w:firstLine="0"/>
+            </w:pPr>
+            <w:r>
+              <w:t>Score Points</w:t>
+            </w:r>
+            <w:r>
+              <w:t>*</w:t>
+            </w:r>
+            <w:r>
+              <w:t xml:space="preserve"> will likely work on a base-25 like PvZ 1’s Suns</w:t>
+            </w:r>
+          </w:p>
+        </w:tc>
+      </w:tr>
+      <w:tr>
         <w:tc>
           <w:tcPr>
             <w:tcW w:w="10456" w:type="dxa"/>
@@ -1775,13 +1846,8 @@
             <w:pPr>
               <w:ind w:firstLine="0"/>
             </w:pPr>
-            <w:proofErr w:type="spellStart"/>
-            <w:r>
-              <w:t>Spawnlings</w:t>
-            </w:r>
-            <w:proofErr w:type="spellEnd"/>
-            <w:r>
-              <w:t xml:space="preserve"> vanquish permanently but </w:t>
+            <w:r>
+              <w:t xml:space="preserve">Spawnlings vanquish permanently but </w:t>
             </w:r>
             <w:r>
               <w:t xml:space="preserve">their </w:t>
@@ -1811,23 +1877,7 @@
               <w:t>collect</w:t>
             </w:r>
             <w:r>
-              <w:t xml:space="preserve"> multiple of each kind of </w:t>
-            </w:r>
-            <w:proofErr w:type="spellStart"/>
-            <w:r>
-              <w:t>Spawnling</w:t>
-            </w:r>
-            <w:proofErr w:type="spellEnd"/>
-            <w:r>
-              <w:t xml:space="preserve">, when selecting loadout all copies are brought into the fight allowing the player to summon more than one </w:t>
-            </w:r>
-            <w:proofErr w:type="spellStart"/>
-            <w:r>
-              <w:t>Spawnling</w:t>
-            </w:r>
-            <w:proofErr w:type="spellEnd"/>
-            <w:r>
-              <w:t xml:space="preserve"> of each kind</w:t>
+              <w:t xml:space="preserve"> multiple of each kind of Spawnling, when selecting loadout all copies are brought into the fight allowing the player to summon more than one Spawnling of each kind</w:t>
             </w:r>
           </w:p>
         </w:tc>
@@ -1854,49 +1904,63 @@
               </w:numPr>
             </w:pPr>
             <w:r>
-              <w:t xml:space="preserve">Each turn, </w:t>
+              <w:t>Movement is blocked only by two or more consecutive Regular-type plants or a Protector-type plant</w:t>
+            </w:r>
+          </w:p>
+          <w:p>
+            <w:pPr>
+              <w:pStyle w:val="Paragraphedeliste"/>
+              <w:numPr>
+                <w:ilvl w:val="0"/>
+                <w:numId w:val="6"/>
+              </w:numPr>
+            </w:pPr>
+            <w:r>
+              <w:t>The Pierce trait on a zombie, or a Munch or Strike type attack allows the player to treat a Protector type plant as a Regular</w:t>
+            </w:r>
+          </w:p>
+          <w:p>
+            <w:pPr>
+              <w:pStyle w:val="Paragraphedeliste"/>
+              <w:numPr>
+                <w:ilvl w:val="0"/>
+                <w:numId w:val="6"/>
+              </w:numPr>
+            </w:pPr>
+            <w:r>
+              <w:t>Ranged attacks can only be performed from the zombie spawn area</w:t>
+            </w:r>
+          </w:p>
+          <w:p>
+            <w:pPr>
+              <w:pStyle w:val="Paragraphedeliste"/>
+              <w:numPr>
+                <w:ilvl w:val="0"/>
+                <w:numId w:val="6"/>
+              </w:numPr>
+            </w:pPr>
+            <w:r>
+              <w:t xml:space="preserve">Zombies can willingly move </w:t>
             </w:r>
             <w:r>
               <w:rPr>
                 <w:b/>
                 <w:bCs/>
               </w:rPr>
-              <w:t>before taking their action</w:t>
-            </w:r>
-            <w:r>
-              <w:t xml:space="preserve">, the player or </w:t>
-            </w:r>
-            <w:proofErr w:type="spellStart"/>
-            <w:r>
-              <w:t>Spawnling</w:t>
-            </w:r>
-            <w:proofErr w:type="spellEnd"/>
-            <w:r>
-              <w:t xml:space="preserve"> can move 1 tile non-diagonally</w:t>
-            </w:r>
-          </w:p>
-          <w:p>
-            <w:pPr>
-              <w:pStyle w:val="Paragraphedeliste"/>
-              <w:numPr>
-                <w:ilvl w:val="0"/>
-                <w:numId w:val="6"/>
-              </w:numPr>
-            </w:pPr>
-            <w:r>
-              <w:t>Some actions might forcefully move a player if their current position isn’t fit to what the player wishes to do</w:t>
-            </w:r>
-          </w:p>
-          <w:p>
-            <w:pPr>
-              <w:pStyle w:val="Paragraphedeliste"/>
-              <w:numPr>
-                <w:ilvl w:val="0"/>
-                <w:numId w:val="6"/>
-              </w:numPr>
-            </w:pPr>
-            <w:r>
-              <w:t>Even when forced, zombies can only move to empty tiles</w:t>
+              <w:t>before</w:t>
+            </w:r>
+            <w:r>
+              <w:t xml:space="preserve"> taking an action or forcefully as part of their action, but cannot move </w:t>
+            </w:r>
+            <w:r>
+              <w:rPr>
+                <w:b/>
+                <w:bCs/>
+              </w:rPr>
+              <w:t>after</w:t>
+            </w:r>
+            <w:r>
+              <w:t xml:space="preserve"> their action</w:t>
             </w:r>
           </w:p>
         </w:tc>
@@ -1912,48 +1976,62 @@
           <w:p>
             <w:pPr>
               <w:ind w:firstLine="0"/>
-            </w:pPr>
-            <w:r>
-              <w:t>Player makes one of three actions</w:t>
-            </w:r>
-            <w:r>
-              <w:t>:</w:t>
-            </w:r>
-          </w:p>
-          <w:p>
-            <w:pPr>
-              <w:pStyle w:val="Paragraphedeliste"/>
-              <w:numPr>
-                <w:ilvl w:val="0"/>
-                <w:numId w:val="6"/>
-              </w:numPr>
-            </w:pPr>
-            <w:r>
-              <w:t>Attack</w:t>
-            </w:r>
-          </w:p>
-          <w:p>
-            <w:pPr>
-              <w:pStyle w:val="Paragraphedeliste"/>
-              <w:numPr>
-                <w:ilvl w:val="0"/>
-                <w:numId w:val="6"/>
-              </w:numPr>
-            </w:pPr>
-            <w:r>
-              <w:t>Armour</w:t>
-            </w:r>
-          </w:p>
-          <w:p>
-            <w:pPr>
-              <w:pStyle w:val="Paragraphedeliste"/>
-              <w:numPr>
-                <w:ilvl w:val="0"/>
-                <w:numId w:val="6"/>
-              </w:numPr>
-            </w:pPr>
-            <w:r>
-              <w:t>Gadget</w:t>
+              <w:jc w:val="center"/>
+            </w:pPr>
+            <w:r>
+              <w:rPr>
+                <w:noProof/>
+              </w:rPr>
+              <w:drawing>
+                <wp:inline distT="0" distB="0" distL="0" distR="0" wp14:anchorId="72886642" wp14:editId="7F642349">
+                  <wp:extent cx="4371057" cy="2194560"/>
+                  <wp:effectExtent l="0" t="0" r="0" b="0"/>
+                  <wp:docPr id="1485578344" name="Image 1"/>
+                  <wp:cNvGraphicFramePr>
+                    <a:graphicFrameLocks xmlns:a="http://schemas.openxmlformats.org/drawingml/2006/main" noChangeAspect="1"/>
+                  </wp:cNvGraphicFramePr>
+                  <a:graphic xmlns:a="http://schemas.openxmlformats.org/drawingml/2006/main">
+                    <a:graphicData uri="http://schemas.openxmlformats.org/drawingml/2006/picture">
+                      <pic:pic xmlns:pic="http://schemas.openxmlformats.org/drawingml/2006/picture">
+                        <pic:nvPicPr>
+                          <pic:cNvPr id="1485578344" name="Image 1485578344"/>
+                          <pic:cNvPicPr/>
+                        </pic:nvPicPr>
+                        <pic:blipFill rotWithShape="1">
+                          <a:blip r:embed="rId17" cstate="print">
+                            <a:extLst>
+                              <a:ext uri="{28A0092B-C50C-407E-A947-70E740481C1C}">
+                                <a14:useLocalDpi xmlns:a14="http://schemas.microsoft.com/office/drawing/2010/main" val="0"/>
+                              </a:ext>
+                            </a:extLst>
+                          </a:blip>
+                          <a:srcRect b="10744"/>
+                          <a:stretch>
+                            <a:fillRect/>
+                          </a:stretch>
+                        </pic:blipFill>
+                        <pic:spPr bwMode="auto">
+                          <a:xfrm>
+                            <a:off x="0" y="0"/>
+                            <a:ext cx="4393309" cy="2205732"/>
+                          </a:xfrm>
+                          <a:prstGeom prst="rect">
+                            <a:avLst/>
+                          </a:prstGeom>
+                          <a:ln>
+                            <a:noFill/>
+                          </a:ln>
+                          <a:extLst>
+                            <a:ext uri="{53640926-AAD7-44D8-BBD7-CCE9431645EC}">
+                              <a14:shadowObscured xmlns:a14="http://schemas.microsoft.com/office/drawing/2010/main"/>
+                            </a:ext>
+                          </a:extLst>
+                        </pic:spPr>
+                      </pic:pic>
+                    </a:graphicData>
+                  </a:graphic>
+                </wp:inline>
+              </w:drawing>
             </w:r>
           </w:p>
         </w:tc>
@@ -1968,100 +2046,46 @@
               <w:ind w:firstLine="0"/>
             </w:pPr>
             <w:r>
-              <w:t>Attacks</w:t>
-            </w:r>
-          </w:p>
-          <w:p>
-            <w:pPr>
-              <w:pStyle w:val="Paragraphedeliste"/>
-              <w:numPr>
-                <w:ilvl w:val="0"/>
-                <w:numId w:val="8"/>
-              </w:numPr>
-            </w:pPr>
-            <w:r>
-              <w:t xml:space="preserve">Work the same way for player and </w:t>
-            </w:r>
-            <w:proofErr w:type="spellStart"/>
-            <w:r>
-              <w:t>Spawnling</w:t>
-            </w:r>
-            <w:r>
-              <w:t>s</w:t>
-            </w:r>
-            <w:proofErr w:type="spellEnd"/>
-          </w:p>
-          <w:p>
-            <w:pPr>
-              <w:pStyle w:val="Paragraphedeliste"/>
-              <w:numPr>
-                <w:ilvl w:val="0"/>
-                <w:numId w:val="7"/>
-              </w:numPr>
-            </w:pPr>
-            <w:r>
-              <w:t>Three types; Munch, strike, ranged</w:t>
-            </w:r>
-          </w:p>
-          <w:p>
-            <w:pPr>
-              <w:pStyle w:val="Paragraphedeliste"/>
-              <w:numPr>
-                <w:ilvl w:val="0"/>
-                <w:numId w:val="7"/>
-              </w:numPr>
-              <w:jc w:val="left"/>
-            </w:pPr>
-            <w:r>
-              <w:t>Munch and strike must move in front of the plant (x</w:t>
-            </w:r>
-            <w:r>
-              <w:t xml:space="preserve"> </w:t>
-            </w:r>
-            <w:r>
-              <w:t>-1) to hit it</w:t>
-            </w:r>
-            <w:r>
-              <w:br/>
-              <w:t>(Automatically move if zombie isn’t there yet)</w:t>
-            </w:r>
-          </w:p>
-          <w:p>
-            <w:pPr>
-              <w:pStyle w:val="Paragraphedeliste"/>
-              <w:numPr>
-                <w:ilvl w:val="0"/>
-                <w:numId w:val="7"/>
-              </w:numPr>
-              <w:jc w:val="left"/>
-            </w:pPr>
-            <w:r>
-              <w:t xml:space="preserve">Ranged </w:t>
-            </w:r>
-            <w:r>
-              <w:t>don’t require contact. Unless specified, they shoot in a straight line from the zombie spawn area.</w:t>
-            </w:r>
-            <w:r>
-              <w:br/>
-              <w:t>(Automatically move to column 3 in the correct lane if zombie isn’t on that lane yet and/or isn’t in the spawn area)</w:t>
-            </w:r>
-          </w:p>
-          <w:p>
-            <w:pPr>
-              <w:pStyle w:val="Paragraphedeliste"/>
-              <w:numPr>
-                <w:ilvl w:val="0"/>
-                <w:numId w:val="7"/>
-              </w:numPr>
-            </w:pPr>
-            <w:r>
-              <w:t>Munch activ</w:t>
-            </w:r>
-            <w:r>
-              <w:t>ate</w:t>
-            </w:r>
-            <w:r>
-              <w:t>s “eaten” abilities while strike doesn’t</w:t>
+              <w:t>Player makes one of three actions</w:t>
+            </w:r>
+            <w:r>
+              <w:t>:</w:t>
+            </w:r>
+          </w:p>
+          <w:p>
+            <w:pPr>
+              <w:pStyle w:val="Paragraphedeliste"/>
+              <w:numPr>
+                <w:ilvl w:val="0"/>
+                <w:numId w:val="6"/>
+              </w:numPr>
+            </w:pPr>
+            <w:r>
+              <w:t>Attack</w:t>
+            </w:r>
+          </w:p>
+          <w:p>
+            <w:pPr>
+              <w:pStyle w:val="Paragraphedeliste"/>
+              <w:numPr>
+                <w:ilvl w:val="0"/>
+                <w:numId w:val="6"/>
+              </w:numPr>
+            </w:pPr>
+            <w:r>
+              <w:t>Armour</w:t>
+            </w:r>
+          </w:p>
+          <w:p>
+            <w:pPr>
+              <w:pStyle w:val="Paragraphedeliste"/>
+              <w:numPr>
+                <w:ilvl w:val="0"/>
+                <w:numId w:val="6"/>
+              </w:numPr>
+            </w:pPr>
+            <w:r>
+              <w:t>Gadget</w:t>
             </w:r>
           </w:p>
         </w:tc>
@@ -2079,191 +2103,99 @@
               <w:ind w:firstLine="0"/>
             </w:pPr>
             <w:r>
-              <w:t>Armours</w:t>
-            </w:r>
-          </w:p>
-          <w:p>
-            <w:pPr>
-              <w:pStyle w:val="Paragraphedeliste"/>
-              <w:numPr>
-                <w:ilvl w:val="0"/>
-                <w:numId w:val="9"/>
-              </w:numPr>
-            </w:pPr>
-            <w:r>
-              <w:t>The armour action equips an armour</w:t>
-            </w:r>
-          </w:p>
-          <w:p>
-            <w:pPr>
-              <w:pStyle w:val="Paragraphedeliste"/>
-              <w:numPr>
-                <w:ilvl w:val="0"/>
-                <w:numId w:val="9"/>
-              </w:numPr>
-            </w:pPr>
-            <w:r>
-              <w:t xml:space="preserve">Some </w:t>
-            </w:r>
-            <w:proofErr w:type="spellStart"/>
+              <w:t>Attacks</w:t>
+            </w:r>
+          </w:p>
+          <w:p>
+            <w:pPr>
+              <w:pStyle w:val="Paragraphedeliste"/>
+              <w:numPr>
+                <w:ilvl w:val="0"/>
+                <w:numId w:val="8"/>
+              </w:numPr>
+            </w:pPr>
+            <w:r>
+              <w:t xml:space="preserve">Work the same way for player and </w:t>
+            </w:r>
             <w:r>
               <w:t>Spawnling</w:t>
             </w:r>
             <w:r>
               <w:t>s</w:t>
             </w:r>
-            <w:proofErr w:type="spellEnd"/>
-            <w:r>
-              <w:t xml:space="preserve"> spawn with armours, such as coneheads</w:t>
-            </w:r>
-          </w:p>
-          <w:p>
-            <w:pPr>
-              <w:pStyle w:val="Paragraphedeliste"/>
-              <w:numPr>
-                <w:ilvl w:val="0"/>
-                <w:numId w:val="9"/>
-              </w:numPr>
-            </w:pPr>
-            <w:r>
-              <w:t xml:space="preserve">Much like </w:t>
-            </w:r>
-            <w:proofErr w:type="spellStart"/>
-            <w:r>
-              <w:t>Spawnling</w:t>
-            </w:r>
-            <w:r>
-              <w:t>s</w:t>
-            </w:r>
-            <w:proofErr w:type="spellEnd"/>
-            <w:r>
-              <w:t>, armours</w:t>
+          </w:p>
+          <w:p>
+            <w:pPr>
+              <w:pStyle w:val="Paragraphedeliste"/>
+              <w:numPr>
+                <w:ilvl w:val="0"/>
+                <w:numId w:val="7"/>
+              </w:numPr>
+            </w:pPr>
+            <w:r>
+              <w:t>Three types; Munch, strike, ranged</w:t>
+            </w:r>
+          </w:p>
+          <w:p>
+            <w:pPr>
+              <w:pStyle w:val="Paragraphedeliste"/>
+              <w:numPr>
+                <w:ilvl w:val="0"/>
+                <w:numId w:val="7"/>
+              </w:numPr>
+              <w:jc w:val="left"/>
+            </w:pPr>
+            <w:r>
+              <w:lastRenderedPageBreak/>
+              <w:t>Munch and strike must move in front of the plant (x</w:t>
             </w:r>
             <w:r>
               <w:t xml:space="preserve"> </w:t>
             </w:r>
             <w:r>
-              <w:t xml:space="preserve">disappear if they are fully used during a fight but carry over at full hp if they </w:t>
-            </w:r>
-            <w:r>
-              <w:t xml:space="preserve">are still being worn at the end of </w:t>
-            </w:r>
-            <w:r>
-              <w:t xml:space="preserve">the </w:t>
-            </w:r>
-            <w:r>
-              <w:t>fight</w:t>
-            </w:r>
-          </w:p>
-          <w:p>
-            <w:pPr>
-              <w:pStyle w:val="Paragraphedeliste"/>
-              <w:numPr>
-                <w:ilvl w:val="0"/>
-                <w:numId w:val="9"/>
-              </w:numPr>
-            </w:pPr>
-            <w:r>
-              <w:t>Unlike weapons and gadgets, the player can gather more than one of each</w:t>
-            </w:r>
-            <w:r>
-              <w:t xml:space="preserve"> armour</w:t>
-            </w:r>
-            <w:r>
-              <w:t xml:space="preserve"> in their inventory</w:t>
-            </w:r>
-          </w:p>
-          <w:p>
-            <w:pPr>
-              <w:pStyle w:val="Paragraphedeliste"/>
-              <w:numPr>
-                <w:ilvl w:val="0"/>
-                <w:numId w:val="9"/>
-              </w:numPr>
-            </w:pPr>
-            <w:r>
-              <w:t xml:space="preserve">Armours can be unequipped without an action at the start of the turn, but will still disappear at the end of the </w:t>
-            </w:r>
-            <w:r>
-              <w:t>fight</w:t>
-            </w:r>
-            <w:r>
-              <w:t xml:space="preserve"> if they’ve taken damage and aren’t re-equipped before the end of the fight</w:t>
-            </w:r>
-          </w:p>
-          <w:p>
-            <w:pPr>
-              <w:pStyle w:val="Paragraphedeliste"/>
-              <w:numPr>
-                <w:ilvl w:val="0"/>
-                <w:numId w:val="9"/>
-              </w:numPr>
-            </w:pPr>
-            <w:r>
-              <w:t>Three types; Helmet, shield, umbrella</w:t>
-            </w:r>
-          </w:p>
-          <w:p>
-            <w:pPr>
-              <w:pStyle w:val="Paragraphedeliste"/>
-              <w:numPr>
-                <w:ilvl w:val="0"/>
-                <w:numId w:val="9"/>
-              </w:numPr>
-            </w:pPr>
-            <w:r>
-              <w:t>Helmet takes damage from all sources instead of health but doesn’t prevent status conditions</w:t>
-            </w:r>
-          </w:p>
-          <w:p>
-            <w:pPr>
-              <w:pStyle w:val="Paragraphedeliste"/>
-              <w:numPr>
-                <w:ilvl w:val="0"/>
-                <w:numId w:val="9"/>
-              </w:numPr>
-            </w:pPr>
-            <w:r>
-              <w:t>Shield takes damage from the front instead of health and prevents status conditions from there</w:t>
-            </w:r>
-          </w:p>
-          <w:p>
-            <w:pPr>
-              <w:pStyle w:val="Paragraphedeliste"/>
-              <w:numPr>
-                <w:ilvl w:val="0"/>
-                <w:numId w:val="9"/>
-              </w:numPr>
-            </w:pPr>
-            <w:r>
-              <w:t>Umbrella takes damage from the top instead of health and prevents status conditions from there</w:t>
-            </w:r>
-          </w:p>
-          <w:p>
-            <w:pPr>
-              <w:pStyle w:val="Paragraphedeliste"/>
-              <w:numPr>
-                <w:ilvl w:val="0"/>
-                <w:numId w:val="9"/>
-              </w:numPr>
-            </w:pPr>
-            <w:r>
-              <w:t>Only one armour can be worn at a time</w:t>
-            </w:r>
-          </w:p>
-          <w:p>
-            <w:pPr>
-              <w:pStyle w:val="Paragraphedeliste"/>
-              <w:numPr>
-                <w:ilvl w:val="0"/>
-                <w:numId w:val="9"/>
-              </w:numPr>
-            </w:pPr>
-            <w:r>
-              <w:t>Armour cannot be healed in any way</w:t>
-            </w:r>
-            <w:r>
-              <w:t xml:space="preserve"> during battle</w:t>
+              <w:t>-1) to hit it</w:t>
+            </w:r>
+            <w:r>
+              <w:br/>
+              <w:t>(Automatically move if zombie isn’t there yet)</w:t>
+            </w:r>
+          </w:p>
+          <w:p>
+            <w:pPr>
+              <w:pStyle w:val="Paragraphedeliste"/>
+              <w:numPr>
+                <w:ilvl w:val="0"/>
+                <w:numId w:val="7"/>
+              </w:numPr>
+              <w:jc w:val="left"/>
+            </w:pPr>
+            <w:r>
+              <w:t xml:space="preserve">Ranged </w:t>
+            </w:r>
+            <w:r>
+              <w:t>don’t require contact. Unless specified, they shoot in a straight line from the zombie spawn area.</w:t>
+            </w:r>
+            <w:r>
+              <w:br/>
+              <w:t>(Automatically move to column 3 in the correct lane if zombie isn’t on that lane yet and/or isn’t in the spawn area)</w:t>
+            </w:r>
+          </w:p>
+          <w:p>
+            <w:pPr>
+              <w:pStyle w:val="Paragraphedeliste"/>
+              <w:numPr>
+                <w:ilvl w:val="0"/>
+                <w:numId w:val="7"/>
+              </w:numPr>
+            </w:pPr>
+            <w:r>
+              <w:t>Munch activ</w:t>
+            </w:r>
+            <w:r>
+              <w:t>ate</w:t>
+            </w:r>
+            <w:r>
+              <w:t>s “eaten” abilities while strike doesn’t</w:t>
             </w:r>
           </w:p>
         </w:tc>
@@ -2278,6 +2210,199 @@
               <w:ind w:firstLine="0"/>
             </w:pPr>
             <w:r>
+              <w:lastRenderedPageBreak/>
+              <w:t>Armours</w:t>
+            </w:r>
+          </w:p>
+          <w:p>
+            <w:pPr>
+              <w:pStyle w:val="Paragraphedeliste"/>
+              <w:numPr>
+                <w:ilvl w:val="0"/>
+                <w:numId w:val="9"/>
+              </w:numPr>
+            </w:pPr>
+            <w:r>
+              <w:t>The armour action equips an armour</w:t>
+            </w:r>
+          </w:p>
+          <w:p>
+            <w:pPr>
+              <w:pStyle w:val="Paragraphedeliste"/>
+              <w:numPr>
+                <w:ilvl w:val="0"/>
+                <w:numId w:val="9"/>
+              </w:numPr>
+            </w:pPr>
+            <w:r>
+              <w:t xml:space="preserve">Some </w:t>
+            </w:r>
+            <w:r>
+              <w:t>Spawnling</w:t>
+            </w:r>
+            <w:r>
+              <w:t>s spawn with armours, such as coneheads</w:t>
+            </w:r>
+          </w:p>
+          <w:p>
+            <w:pPr>
+              <w:pStyle w:val="Paragraphedeliste"/>
+              <w:numPr>
+                <w:ilvl w:val="0"/>
+                <w:numId w:val="9"/>
+              </w:numPr>
+            </w:pPr>
+            <w:r>
+              <w:t xml:space="preserve">Much like </w:t>
+            </w:r>
+            <w:r>
+              <w:t>Spawnling</w:t>
+            </w:r>
+            <w:r>
+              <w:t>s, armours</w:t>
+            </w:r>
+            <w:r>
+              <w:t xml:space="preserve"> </w:t>
+            </w:r>
+            <w:r>
+              <w:t xml:space="preserve">disappear if they are fully used during a fight but carry over at full hp if they </w:t>
+            </w:r>
+            <w:r>
+              <w:t xml:space="preserve">are still being worn at the end of </w:t>
+            </w:r>
+            <w:r>
+              <w:t xml:space="preserve">the </w:t>
+            </w:r>
+            <w:r>
+              <w:t>fight</w:t>
+            </w:r>
+          </w:p>
+          <w:p>
+            <w:pPr>
+              <w:pStyle w:val="Paragraphedeliste"/>
+              <w:numPr>
+                <w:ilvl w:val="0"/>
+                <w:numId w:val="9"/>
+              </w:numPr>
+            </w:pPr>
+            <w:r>
+              <w:t>Unlike weapons and gadgets, the player can gather more than one of each</w:t>
+            </w:r>
+            <w:r>
+              <w:t xml:space="preserve"> armour</w:t>
+            </w:r>
+            <w:r>
+              <w:t xml:space="preserve"> in their inventory</w:t>
+            </w:r>
+          </w:p>
+          <w:p>
+            <w:pPr>
+              <w:pStyle w:val="Paragraphedeliste"/>
+              <w:numPr>
+                <w:ilvl w:val="0"/>
+                <w:numId w:val="9"/>
+              </w:numPr>
+            </w:pPr>
+            <w:r>
+              <w:t xml:space="preserve">Armours can be unequipped without an action at the start of the turn, but will still disappear at the end of the </w:t>
+            </w:r>
+            <w:r>
+              <w:t>fight</w:t>
+            </w:r>
+            <w:r>
+              <w:t xml:space="preserve"> if they’ve taken damage and aren’t re-equipped before the end of the fight</w:t>
+            </w:r>
+          </w:p>
+          <w:p>
+            <w:pPr>
+              <w:pStyle w:val="Paragraphedeliste"/>
+              <w:numPr>
+                <w:ilvl w:val="0"/>
+                <w:numId w:val="9"/>
+              </w:numPr>
+            </w:pPr>
+            <w:r>
+              <w:t>Three types; Helmet, shield, umbrella</w:t>
+            </w:r>
+          </w:p>
+          <w:p>
+            <w:pPr>
+              <w:pStyle w:val="Paragraphedeliste"/>
+              <w:numPr>
+                <w:ilvl w:val="0"/>
+                <w:numId w:val="9"/>
+              </w:numPr>
+            </w:pPr>
+            <w:r>
+              <w:t>Helmet takes damage from all sources instead of health but doesn’t prevent status conditions</w:t>
+            </w:r>
+          </w:p>
+          <w:p>
+            <w:pPr>
+              <w:pStyle w:val="Paragraphedeliste"/>
+              <w:numPr>
+                <w:ilvl w:val="0"/>
+                <w:numId w:val="9"/>
+              </w:numPr>
+            </w:pPr>
+            <w:r>
+              <w:t>Shield takes damage from the front instead of health and prevents status conditions from there</w:t>
+            </w:r>
+          </w:p>
+          <w:p>
+            <w:pPr>
+              <w:pStyle w:val="Paragraphedeliste"/>
+              <w:numPr>
+                <w:ilvl w:val="0"/>
+                <w:numId w:val="9"/>
+              </w:numPr>
+            </w:pPr>
+            <w:r>
+              <w:t>Umbrella takes damage from the top instead of health and prevents status conditions from there</w:t>
+            </w:r>
+          </w:p>
+          <w:p>
+            <w:pPr>
+              <w:pStyle w:val="Paragraphedeliste"/>
+              <w:numPr>
+                <w:ilvl w:val="0"/>
+                <w:numId w:val="9"/>
+              </w:numPr>
+            </w:pPr>
+            <w:r>
+              <w:t>Only one armour can be worn at a time</w:t>
+            </w:r>
+          </w:p>
+          <w:p>
+            <w:pPr>
+              <w:pStyle w:val="Paragraphedeliste"/>
+              <w:numPr>
+                <w:ilvl w:val="0"/>
+                <w:numId w:val="9"/>
+              </w:numPr>
+            </w:pPr>
+            <w:r>
+              <w:t>Armour cannot be healed in any way</w:t>
+            </w:r>
+            <w:r>
+              <w:t xml:space="preserve"> during battle</w:t>
+            </w:r>
+          </w:p>
+        </w:tc>
+      </w:tr>
+      <w:tr>
+        <w:trPr>
+          <w:cnfStyle w:val="000000100000" w:firstRow="0" w:lastRow="0" w:firstColumn="0" w:lastColumn="0" w:oddVBand="0" w:evenVBand="0" w:oddHBand="1" w:evenHBand="0" w:firstRowFirstColumn="0" w:firstRowLastColumn="0" w:lastRowFirstColumn="0" w:lastRowLastColumn="0"/>
+        </w:trPr>
+        <w:tc>
+          <w:tcPr>
+            <w:tcW w:w="10456" w:type="dxa"/>
+          </w:tcPr>
+          <w:p>
+            <w:pPr>
+              <w:ind w:firstLine="0"/>
+            </w:pPr>
+            <w:r>
               <w:t>Gadgets</w:t>
             </w:r>
           </w:p>
@@ -2290,7 +2415,6 @@
               </w:numPr>
             </w:pPr>
             <w:r>
-              <w:lastRenderedPageBreak/>
               <w:t>Two types; passives and actives</w:t>
             </w:r>
           </w:p>
@@ -2411,7 +2535,6 @@
         <w:pStyle w:val="Titre2"/>
       </w:pPr>
       <w:r>
-        <w:lastRenderedPageBreak/>
         <w:t>Plant stats and actions</w:t>
       </w:r>
     </w:p>
@@ -2840,6 +2963,7 @@
               <w:ind w:firstLine="0"/>
             </w:pPr>
             <w:r>
+              <w:lastRenderedPageBreak/>
               <w:t>Ground</w:t>
             </w:r>
           </w:p>
@@ -3162,7 +3286,6 @@
               </w:numPr>
             </w:pPr>
             <w:r>
-              <w:lastRenderedPageBreak/>
               <w:t>Zombies with the Aerial trait are immune to Ground type attacks</w:t>
             </w:r>
             <w:r>
@@ -3193,7 +3316,6 @@
               <w:ind w:firstLine="0"/>
             </w:pPr>
             <w:r>
-              <w:lastRenderedPageBreak/>
               <w:t>Chill</w:t>
             </w:r>
           </w:p>
@@ -3238,14 +3360,12 @@
             <w:r>
               <w:t xml:space="preserve">Immobilizes </w:t>
             </w:r>
-            <w:proofErr w:type="spellStart"/>
             <w:r>
               <w:t>Spawnling</w:t>
             </w:r>
             <w:r>
               <w:t>s</w:t>
             </w:r>
-            <w:proofErr w:type="spellEnd"/>
             <w:r>
               <w:t xml:space="preserve"> </w:t>
             </w:r>
@@ -3358,16 +3478,11 @@
             <w:r>
               <w:t xml:space="preserve">Prevents </w:t>
             </w:r>
-            <w:proofErr w:type="spellStart"/>
             <w:r>
               <w:t>Spawnling</w:t>
             </w:r>
             <w:r>
-              <w:t>s</w:t>
-            </w:r>
-            <w:proofErr w:type="spellEnd"/>
-            <w:r>
-              <w:t xml:space="preserve"> from moving or attacking all together on their next turn</w:t>
+              <w:t>s from moving or attacking all together on their next turn</w:t>
             </w:r>
           </w:p>
           <w:p>
@@ -3498,16 +3613,11 @@
             <w:r>
               <w:t xml:space="preserve">mmobilizes </w:t>
             </w:r>
-            <w:proofErr w:type="spellStart"/>
             <w:r>
               <w:t>Spawnling</w:t>
             </w:r>
             <w:r>
-              <w:t>s</w:t>
-            </w:r>
-            <w:proofErr w:type="spellEnd"/>
-            <w:r>
-              <w:t xml:space="preserve"> on their next turn</w:t>
+              <w:t>s on their next turn</w:t>
             </w:r>
           </w:p>
         </w:tc>
@@ -3560,16 +3670,11 @@
             <w:r>
               <w:t xml:space="preserve">Prevents </w:t>
             </w:r>
-            <w:proofErr w:type="spellStart"/>
             <w:r>
               <w:t>Spawnling</w:t>
             </w:r>
             <w:r>
-              <w:t>s</w:t>
-            </w:r>
-            <w:proofErr w:type="spellEnd"/>
-            <w:r>
-              <w:t xml:space="preserve"> from moving or attacking all together on their next turn</w:t>
+              <w:t>s from moving or attacking all together on their next turn</w:t>
             </w:r>
           </w:p>
         </w:tc>
@@ -3622,16 +3727,11 @@
             <w:r>
               <w:t xml:space="preserve">player zombie and </w:t>
             </w:r>
-            <w:proofErr w:type="spellStart"/>
             <w:r>
               <w:t>Spawnling</w:t>
             </w:r>
             <w:r>
-              <w:t>s</w:t>
-            </w:r>
-            <w:proofErr w:type="spellEnd"/>
-            <w:r>
-              <w:t xml:space="preserve"> </w:t>
+              <w:t xml:space="preserve">s </w:t>
             </w:r>
             <w:r>
               <w:t>from moving or attacking all together on their next turn</w:t>
@@ -3742,6 +3842,7 @@
               <w:ind w:firstLine="0"/>
             </w:pPr>
             <w:r>
+              <w:lastRenderedPageBreak/>
               <w:t>Spread</w:t>
             </w:r>
             <w:r>
@@ -4047,7 +4148,6 @@
               </w:numPr>
             </w:pPr>
             <w:r>
-              <w:lastRenderedPageBreak/>
               <w:t>Takes double damage from Fire attacks</w:t>
             </w:r>
           </w:p>
@@ -4078,7 +4178,6 @@
               <w:ind w:firstLine="0"/>
             </w:pPr>
             <w:r>
-              <w:lastRenderedPageBreak/>
               <w:t>Fire Immune</w:t>
             </w:r>
           </w:p>
@@ -4575,15 +4674,7 @@
               <w:ind w:firstLine="0"/>
             </w:pPr>
             <w:r>
-              <w:t xml:space="preserve">Various areas based on different areas from the entire </w:t>
-            </w:r>
-            <w:proofErr w:type="spellStart"/>
-            <w:r>
-              <w:t>PvZ</w:t>
-            </w:r>
-            <w:proofErr w:type="spellEnd"/>
-            <w:r>
-              <w:t xml:space="preserve"> franchise</w:t>
+              <w:t>Various areas based on different areas from the entire PvZ franchise</w:t>
             </w:r>
           </w:p>
         </w:tc>
@@ -4603,16 +4694,11 @@
             <w:r>
               <w:t xml:space="preserve"> </w:t>
             </w:r>
-            <w:proofErr w:type="spellStart"/>
             <w:r>
               <w:t>Spawnling</w:t>
             </w:r>
             <w:r>
-              <w:t>s</w:t>
-            </w:r>
-            <w:proofErr w:type="spellEnd"/>
-            <w:r>
-              <w:t>,</w:t>
+              <w:t>s,</w:t>
             </w:r>
             <w:r>
               <w:t xml:space="preserve"> plants and </w:t>
@@ -4634,45 +4720,6 @@
             </w:r>
             <w:r>
               <w:t>ardens</w:t>
-            </w:r>
-          </w:p>
-        </w:tc>
-      </w:tr>
-      <w:tr>
-        <w:trPr>
-          <w:cnfStyle w:val="000000100000" w:firstRow="0" w:lastRow="0" w:firstColumn="0" w:lastColumn="0" w:oddVBand="0" w:evenVBand="0" w:oddHBand="1" w:evenHBand="0" w:firstRowFirstColumn="0" w:firstRowLastColumn="0" w:lastRowFirstColumn="0" w:lastRowLastColumn="0"/>
-        </w:trPr>
-        <w:tc>
-          <w:tcPr>
-            <w:tcW w:w="10456" w:type="dxa"/>
-          </w:tcPr>
-          <w:p>
-            <w:pPr>
-              <w:ind w:firstLine="0"/>
-            </w:pPr>
-            <w:r>
-              <w:t>Some of these are always part of the pool</w:t>
-            </w:r>
-          </w:p>
-        </w:tc>
-      </w:tr>
-      <w:tr>
-        <w:tc>
-          <w:tcPr>
-            <w:tcW w:w="10456" w:type="dxa"/>
-          </w:tcPr>
-          <w:p>
-            <w:pPr>
-              <w:ind w:firstLine="0"/>
-            </w:pPr>
-            <w:r>
-              <w:t xml:space="preserve">They can still appear in areas </w:t>
-            </w:r>
-            <w:r>
-              <w:t>other than their home area</w:t>
-            </w:r>
-            <w:r>
-              <w:t xml:space="preserve"> but not as often</w:t>
             </w:r>
           </w:p>
         </w:tc>
@@ -4842,7 +4889,7 @@
                           </pic:cNvPicPr>
                         </pic:nvPicPr>
                         <pic:blipFill>
-                          <a:blip r:embed="rId17">
+                          <a:blip r:embed="rId18">
                             <a:extLst>
                               <a:ext uri="{28A0092B-C50C-407E-A947-70E740481C1C}">
                                 <a14:useLocalDpi xmlns:a14="http://schemas.microsoft.com/office/drawing/2010/main" val="0"/>
@@ -4963,21 +5010,8 @@
               </w:numPr>
               <w:jc w:val="left"/>
             </w:pPr>
-            <w:proofErr w:type="gramStart"/>
-            <w:r>
-              <w:t>Tall-nut</w:t>
-            </w:r>
-            <w:proofErr w:type="gramEnd"/>
-            <w:r>
-              <w:t xml:space="preserve"> (All Your </w:t>
-            </w:r>
-            <w:proofErr w:type="spellStart"/>
-            <w:r>
-              <w:t>Brainz</w:t>
-            </w:r>
-            <w:proofErr w:type="spellEnd"/>
-            <w:r>
-              <w:t xml:space="preserve"> </w:t>
+            <w:r>
+              <w:t xml:space="preserve">Tall-nut (All Your Brainz </w:t>
             </w:r>
             <w:r>
               <w:t>r</w:t>
@@ -5072,16 +5106,11 @@
             <w:r>
               <w:t xml:space="preserve">Non-Fight Gardens are bonus rooms where players can earn items and </w:t>
             </w:r>
-            <w:proofErr w:type="spellStart"/>
             <w:r>
               <w:t>Spawnling</w:t>
             </w:r>
             <w:r>
-              <w:t>s</w:t>
-            </w:r>
-            <w:proofErr w:type="spellEnd"/>
-            <w:r>
-              <w:t>, upgrade these, heal and hopefully more</w:t>
+              <w:t>s, upgrade these, heal and hopefully more</w:t>
             </w:r>
           </w:p>
         </w:tc>
@@ -5126,15 +5155,7 @@
               </w:numPr>
             </w:pPr>
             <w:r>
-              <w:t xml:space="preserve">Shop Gardens (use Brainiac Coins to buy/upgrade items and </w:t>
-            </w:r>
-            <w:proofErr w:type="spellStart"/>
-            <w:r>
-              <w:t>spawnlings</w:t>
-            </w:r>
-            <w:proofErr w:type="spellEnd"/>
-            <w:r>
-              <w:t>)</w:t>
+              <w:t>Shop Gardens (use Brainiac Coins to buy/upgrade items and spawnlings)</w:t>
             </w:r>
           </w:p>
           <w:p>
@@ -5386,16 +5407,148 @@
         </w:tc>
       </w:tr>
     </w:tbl>
-    <w:p/>
     <w:p>
       <w:pPr>
-        <w:ind w:firstLine="0"/>
-        <w:jc w:val="left"/>
+        <w:pStyle w:val="Titre2"/>
       </w:pPr>
       <w:r>
-        <w:br w:type="page"/>
+        <w:t>Loot</w:t>
       </w:r>
     </w:p>
+    <w:tbl>
+      <w:tblPr>
+        <w:tblStyle w:val="TableauListe2-Accentuation4"/>
+        <w:tblW w:w="0" w:type="auto"/>
+        <w:tblLayout w:type="fixed"/>
+        <w:tblLook w:val="0400" w:firstRow="0" w:lastRow="0" w:firstColumn="0" w:lastColumn="0" w:noHBand="0" w:noVBand="1"/>
+      </w:tblPr>
+      <w:tblGrid>
+        <w:gridCol w:w="10456"/>
+      </w:tblGrid>
+      <w:tr>
+        <w:trPr>
+          <w:cnfStyle w:val="000000100000" w:firstRow="0" w:lastRow="0" w:firstColumn="0" w:lastColumn="0" w:oddVBand="0" w:evenVBand="0" w:oddHBand="1" w:evenHBand="0" w:firstRowFirstColumn="0" w:firstRowLastColumn="0" w:lastRowFirstColumn="0" w:lastRowLastColumn="0"/>
+        </w:trPr>
+        <w:tc>
+          <w:tcPr>
+            <w:tcW w:w="10456" w:type="dxa"/>
+          </w:tcPr>
+          <w:p>
+            <w:pPr>
+              <w:ind w:firstLine="0"/>
+            </w:pPr>
+            <w:r>
+              <w:t>When completing a Fighting Garden, the player is presented with the choice of one of three rewards. These can be spawnlings or items.</w:t>
+            </w:r>
+          </w:p>
+        </w:tc>
+      </w:tr>
+      <w:tr>
+        <w:tc>
+          <w:tcPr>
+            <w:tcW w:w="10456" w:type="dxa"/>
+          </w:tcPr>
+          <w:p>
+            <w:pPr>
+              <w:ind w:firstLine="0"/>
+            </w:pPr>
+            <w:r>
+              <w:t>Here is the descending order of likeliness for the items to appear as loot by type:</w:t>
+            </w:r>
+          </w:p>
+          <w:p>
+            <w:pPr>
+              <w:pStyle w:val="Paragraphedeliste"/>
+              <w:numPr>
+                <w:ilvl w:val="0"/>
+                <w:numId w:val="49"/>
+              </w:numPr>
+            </w:pPr>
+            <w:r>
+              <w:t>Helmet type Armour</w:t>
+            </w:r>
+          </w:p>
+          <w:p>
+            <w:pPr>
+              <w:pStyle w:val="Paragraphedeliste"/>
+              <w:numPr>
+                <w:ilvl w:val="0"/>
+                <w:numId w:val="49"/>
+              </w:numPr>
+            </w:pPr>
+            <w:r>
+              <w:t>Umbrella and Shield type Armour</w:t>
+            </w:r>
+          </w:p>
+          <w:p>
+            <w:pPr>
+              <w:pStyle w:val="Paragraphedeliste"/>
+              <w:numPr>
+                <w:ilvl w:val="0"/>
+                <w:numId w:val="49"/>
+              </w:numPr>
+            </w:pPr>
+            <w:r>
+              <w:t>Weapons</w:t>
+            </w:r>
+          </w:p>
+          <w:p>
+            <w:pPr>
+              <w:pStyle w:val="Paragraphedeliste"/>
+              <w:numPr>
+                <w:ilvl w:val="0"/>
+                <w:numId w:val="49"/>
+              </w:numPr>
+            </w:pPr>
+            <w:r>
+              <w:t>Passive Gadgets</w:t>
+            </w:r>
+          </w:p>
+          <w:p>
+            <w:pPr>
+              <w:pStyle w:val="Paragraphedeliste"/>
+              <w:numPr>
+                <w:ilvl w:val="0"/>
+                <w:numId w:val="49"/>
+              </w:numPr>
+            </w:pPr>
+            <w:r>
+              <w:t>Spawnlings</w:t>
+            </w:r>
+          </w:p>
+          <w:p>
+            <w:pPr>
+              <w:pStyle w:val="Paragraphedeliste"/>
+              <w:numPr>
+                <w:ilvl w:val="0"/>
+                <w:numId w:val="49"/>
+              </w:numPr>
+            </w:pPr>
+            <w:r>
+              <w:t>Active Gadgets</w:t>
+            </w:r>
+          </w:p>
+        </w:tc>
+      </w:tr>
+      <w:tr>
+        <w:trPr>
+          <w:cnfStyle w:val="000000100000" w:firstRow="0" w:lastRow="0" w:firstColumn="0" w:lastColumn="0" w:oddVBand="0" w:evenVBand="0" w:oddHBand="1" w:evenHBand="0" w:firstRowFirstColumn="0" w:firstRowLastColumn="0" w:lastRowFirstColumn="0" w:lastRowLastColumn="0"/>
+        </w:trPr>
+        <w:tc>
+          <w:tcPr>
+            <w:tcW w:w="10456" w:type="dxa"/>
+          </w:tcPr>
+          <w:p>
+            <w:pPr>
+              <w:ind w:firstLine="0"/>
+            </w:pPr>
+            <w:r>
+              <w:t>When obtaining a spawnling or item, or encountering a plant for the first time, its almanac entry is permanently revealed.</w:t>
+            </w:r>
+          </w:p>
+        </w:tc>
+      </w:tr>
+    </w:tbl>
     <w:p>
       <w:pPr>
         <w:pStyle w:val="Titre1"/>
@@ -5407,15 +5560,7 @@
     </w:p>
     <w:p>
       <w:r>
-        <w:t xml:space="preserve">The Minimal Viable Product (MVP) is the bare minimum required for the game to be playable, in the case of </w:t>
-      </w:r>
-      <w:proofErr w:type="spellStart"/>
-      <w:r>
-        <w:t>PvZ</w:t>
-      </w:r>
-      <w:proofErr w:type="spellEnd"/>
-      <w:r>
-        <w:t xml:space="preserve"> RPG</w:t>
+        <w:t>The Minimal Viable Product (MVP) is the bare minimum required for the game to be playable, in the case of PvZ RPG</w:t>
       </w:r>
       <w:r>
         <w:t xml:space="preserve"> –</w:t>
@@ -6490,6 +6635,118 @@
     </w:lvl>
   </w:abstractNum>
   <w:abstractNum w:abstractNumId="8" w15:restartNumberingAfterBreak="0">
+    <w:nsid w:val="18CD152D"/>
+    <w:multiLevelType w:val="hybridMultilevel"/>
+    <w:tmpl w:val="549A2852"/>
+    <w:lvl w:ilvl="0" w:tplc="FF0AED5A">
+      <w:numFmt w:val="bullet"/>
+      <w:lvlText w:val="-"/>
+      <w:lvlJc w:val="left"/>
+      <w:pPr>
+        <w:ind w:left="720" w:hanging="360"/>
+      </w:pPr>
+      <w:rPr>
+        <w:rFonts w:ascii="Trebuchet MS" w:eastAsiaTheme="minorEastAsia" w:hAnsi="Trebuchet MS" w:cstheme="minorBidi" w:hint="default"/>
+      </w:rPr>
+    </w:lvl>
+    <w:lvl w:ilvl="1" w:tplc="100C0003" w:tentative="1">
+      <w:start w:val="1"/>
+      <w:numFmt w:val="bullet"/>
+      <w:lvlText w:val="o"/>
+      <w:lvlJc w:val="left"/>
+      <w:pPr>
+        <w:ind w:left="1440" w:hanging="360"/>
+      </w:pPr>
+      <w:rPr>
+        <w:rFonts w:ascii="Courier New" w:hAnsi="Courier New" w:cs="Courier New" w:hint="default"/>
+      </w:rPr>
+    </w:lvl>
+    <w:lvl w:ilvl="2" w:tplc="100C0005" w:tentative="1">
+      <w:start w:val="1"/>
+      <w:numFmt w:val="bullet"/>
+      <w:lvlText w:val=""/>
+      <w:lvlJc w:val="left"/>
+      <w:pPr>
+        <w:ind w:left="2160" w:hanging="360"/>
+      </w:pPr>
+      <w:rPr>
+        <w:rFonts w:ascii="Wingdings" w:hAnsi="Wingdings" w:hint="default"/>
+      </w:rPr>
+    </w:lvl>
+    <w:lvl w:ilvl="3" w:tplc="100C0001" w:tentative="1">
+      <w:start w:val="1"/>
+      <w:numFmt w:val="bullet"/>
+      <w:lvlText w:val=""/>
+      <w:lvlJc w:val="left"/>
+      <w:pPr>
+        <w:ind w:left="2880" w:hanging="360"/>
+      </w:pPr>
+      <w:rPr>
+        <w:rFonts w:ascii="Symbol" w:hAnsi="Symbol" w:hint="default"/>
+      </w:rPr>
+    </w:lvl>
+    <w:lvl w:ilvl="4" w:tplc="100C0003" w:tentative="1">
+      <w:start w:val="1"/>
+      <w:numFmt w:val="bullet"/>
+      <w:lvlText w:val="o"/>
+      <w:lvlJc w:val="left"/>
+      <w:pPr>
+        <w:ind w:left="3600" w:hanging="360"/>
+      </w:pPr>
+      <w:rPr>
+        <w:rFonts w:ascii="Courier New" w:hAnsi="Courier New" w:cs="Courier New" w:hint="default"/>
+      </w:rPr>
+    </w:lvl>
+    <w:lvl w:ilvl="5" w:tplc="100C0005" w:tentative="1">
+      <w:start w:val="1"/>
+      <w:numFmt w:val="bullet"/>
+      <w:lvlText w:val=""/>
+      <w:lvlJc w:val="left"/>
+      <w:pPr>
+        <w:ind w:left="4320" w:hanging="360"/>
+      </w:pPr>
+      <w:rPr>
+        <w:rFonts w:ascii="Wingdings" w:hAnsi="Wingdings" w:hint="default"/>
+      </w:rPr>
+    </w:lvl>
+    <w:lvl w:ilvl="6" w:tplc="100C0001" w:tentative="1">
+      <w:start w:val="1"/>
+      <w:numFmt w:val="bullet"/>
+      <w:lvlText w:val=""/>
+      <w:lvlJc w:val="left"/>
+      <w:pPr>
+        <w:ind w:left="5040" w:hanging="360"/>
+      </w:pPr>
+      <w:rPr>
+        <w:rFonts w:ascii="Symbol" w:hAnsi="Symbol" w:hint="default"/>
+      </w:rPr>
+    </w:lvl>
+    <w:lvl w:ilvl="7" w:tplc="100C0003" w:tentative="1">
+      <w:start w:val="1"/>
+      <w:numFmt w:val="bullet"/>
+      <w:lvlText w:val="o"/>
+      <w:lvlJc w:val="left"/>
+      <w:pPr>
+        <w:ind w:left="5760" w:hanging="360"/>
+      </w:pPr>
+      <w:rPr>
+        <w:rFonts w:ascii="Courier New" w:hAnsi="Courier New" w:cs="Courier New" w:hint="default"/>
+      </w:rPr>
+    </w:lvl>
+    <w:lvl w:ilvl="8" w:tplc="100C0005" w:tentative="1">
+      <w:start w:val="1"/>
+      <w:numFmt w:val="bullet"/>
+      <w:lvlText w:val=""/>
+      <w:lvlJc w:val="left"/>
+      <w:pPr>
+        <w:ind w:left="6480" w:hanging="360"/>
+      </w:pPr>
+      <w:rPr>
+        <w:rFonts w:ascii="Wingdings" w:hAnsi="Wingdings" w:hint="default"/>
+      </w:rPr>
+    </w:lvl>
+  </w:abstractNum>
+  <w:abstractNum w:abstractNumId="9" w15:restartNumberingAfterBreak="0">
     <w:nsid w:val="1B566039"/>
     <w:multiLevelType w:val="hybridMultilevel"/>
     <w:tmpl w:val="332EB258"/>
@@ -6602,7 +6859,7 @@
       </w:rPr>
     </w:lvl>
   </w:abstractNum>
-  <w:abstractNum w:abstractNumId="9" w15:restartNumberingAfterBreak="0">
+  <w:abstractNum w:abstractNumId="10" w15:restartNumberingAfterBreak="0">
     <w:nsid w:val="24674EAA"/>
     <w:multiLevelType w:val="hybridMultilevel"/>
     <w:tmpl w:val="4B86C3B8"/>
@@ -6715,7 +6972,7 @@
       </w:rPr>
     </w:lvl>
   </w:abstractNum>
-  <w:abstractNum w:abstractNumId="10" w15:restartNumberingAfterBreak="0">
+  <w:abstractNum w:abstractNumId="11" w15:restartNumberingAfterBreak="0">
     <w:nsid w:val="2601411C"/>
     <w:multiLevelType w:val="hybridMultilevel"/>
     <w:tmpl w:val="B40E0766"/>
@@ -6828,7 +7085,7 @@
       </w:rPr>
     </w:lvl>
   </w:abstractNum>
-  <w:abstractNum w:abstractNumId="11" w15:restartNumberingAfterBreak="0">
+  <w:abstractNum w:abstractNumId="12" w15:restartNumberingAfterBreak="0">
     <w:nsid w:val="27C7461D"/>
     <w:multiLevelType w:val="hybridMultilevel"/>
     <w:tmpl w:val="92703C28"/>
@@ -6941,7 +7198,120 @@
       </w:rPr>
     </w:lvl>
   </w:abstractNum>
-  <w:abstractNum w:abstractNumId="12" w15:restartNumberingAfterBreak="0">
+  <w:abstractNum w:abstractNumId="13" w15:restartNumberingAfterBreak="0">
+    <w:nsid w:val="2BC02252"/>
+    <w:multiLevelType w:val="hybridMultilevel"/>
+    <w:tmpl w:val="A522BA8C"/>
+    <w:lvl w:ilvl="0" w:tplc="100C0005">
+      <w:start w:val="1"/>
+      <w:numFmt w:val="bullet"/>
+      <w:lvlText w:val=""/>
+      <w:lvlJc w:val="left"/>
+      <w:pPr>
+        <w:ind w:left="720" w:hanging="360"/>
+      </w:pPr>
+      <w:rPr>
+        <w:rFonts w:ascii="Wingdings" w:hAnsi="Wingdings" w:hint="default"/>
+      </w:rPr>
+    </w:lvl>
+    <w:lvl w:ilvl="1" w:tplc="100C0003" w:tentative="1">
+      <w:start w:val="1"/>
+      <w:numFmt w:val="bullet"/>
+      <w:lvlText w:val="o"/>
+      <w:lvlJc w:val="left"/>
+      <w:pPr>
+        <w:ind w:left="1440" w:hanging="360"/>
+      </w:pPr>
+      <w:rPr>
+        <w:rFonts w:ascii="Courier New" w:hAnsi="Courier New" w:cs="Courier New" w:hint="default"/>
+      </w:rPr>
+    </w:lvl>
+    <w:lvl w:ilvl="2" w:tplc="100C0005" w:tentative="1">
+      <w:start w:val="1"/>
+      <w:numFmt w:val="bullet"/>
+      <w:lvlText w:val=""/>
+      <w:lvlJc w:val="left"/>
+      <w:pPr>
+        <w:ind w:left="2160" w:hanging="360"/>
+      </w:pPr>
+      <w:rPr>
+        <w:rFonts w:ascii="Wingdings" w:hAnsi="Wingdings" w:hint="default"/>
+      </w:rPr>
+    </w:lvl>
+    <w:lvl w:ilvl="3" w:tplc="100C0001" w:tentative="1">
+      <w:start w:val="1"/>
+      <w:numFmt w:val="bullet"/>
+      <w:lvlText w:val=""/>
+      <w:lvlJc w:val="left"/>
+      <w:pPr>
+        <w:ind w:left="2880" w:hanging="360"/>
+      </w:pPr>
+      <w:rPr>
+        <w:rFonts w:ascii="Symbol" w:hAnsi="Symbol" w:hint="default"/>
+      </w:rPr>
+    </w:lvl>
+    <w:lvl w:ilvl="4" w:tplc="100C0003" w:tentative="1">
+      <w:start w:val="1"/>
+      <w:numFmt w:val="bullet"/>
+      <w:lvlText w:val="o"/>
+      <w:lvlJc w:val="left"/>
+      <w:pPr>
+        <w:ind w:left="3600" w:hanging="360"/>
+      </w:pPr>
+      <w:rPr>
+        <w:rFonts w:ascii="Courier New" w:hAnsi="Courier New" w:cs="Courier New" w:hint="default"/>
+      </w:rPr>
+    </w:lvl>
+    <w:lvl w:ilvl="5" w:tplc="100C0005" w:tentative="1">
+      <w:start w:val="1"/>
+      <w:numFmt w:val="bullet"/>
+      <w:lvlText w:val=""/>
+      <w:lvlJc w:val="left"/>
+      <w:pPr>
+        <w:ind w:left="4320" w:hanging="360"/>
+      </w:pPr>
+      <w:rPr>
+        <w:rFonts w:ascii="Wingdings" w:hAnsi="Wingdings" w:hint="default"/>
+      </w:rPr>
+    </w:lvl>
+    <w:lvl w:ilvl="6" w:tplc="100C0001" w:tentative="1">
+      <w:start w:val="1"/>
+      <w:numFmt w:val="bullet"/>
+      <w:lvlText w:val=""/>
+      <w:lvlJc w:val="left"/>
+      <w:pPr>
+        <w:ind w:left="5040" w:hanging="360"/>
+      </w:pPr>
+      <w:rPr>
+        <w:rFonts w:ascii="Symbol" w:hAnsi="Symbol" w:hint="default"/>
+      </w:rPr>
+    </w:lvl>
+    <w:lvl w:ilvl="7" w:tplc="100C0003" w:tentative="1">
+      <w:start w:val="1"/>
+      <w:numFmt w:val="bullet"/>
+      <w:lvlText w:val="o"/>
+      <w:lvlJc w:val="left"/>
+      <w:pPr>
+        <w:ind w:left="5760" w:hanging="360"/>
+      </w:pPr>
+      <w:rPr>
+        <w:rFonts w:ascii="Courier New" w:hAnsi="Courier New" w:cs="Courier New" w:hint="default"/>
+      </w:rPr>
+    </w:lvl>
+    <w:lvl w:ilvl="8" w:tplc="100C0005" w:tentative="1">
+      <w:start w:val="1"/>
+      <w:numFmt w:val="bullet"/>
+      <w:lvlText w:val=""/>
+      <w:lvlJc w:val="left"/>
+      <w:pPr>
+        <w:ind w:left="6480" w:hanging="360"/>
+      </w:pPr>
+      <w:rPr>
+        <w:rFonts w:ascii="Wingdings" w:hAnsi="Wingdings" w:hint="default"/>
+      </w:rPr>
+    </w:lvl>
+  </w:abstractNum>
+  <w:abstractNum w:abstractNumId="14" w15:restartNumberingAfterBreak="0">
     <w:nsid w:val="2BDD0AE7"/>
     <w:multiLevelType w:val="hybridMultilevel"/>
     <w:tmpl w:val="D9C610F6"/>
@@ -7054,7 +7424,7 @@
       </w:rPr>
     </w:lvl>
   </w:abstractNum>
-  <w:abstractNum w:abstractNumId="13" w15:restartNumberingAfterBreak="0">
+  <w:abstractNum w:abstractNumId="15" w15:restartNumberingAfterBreak="0">
     <w:nsid w:val="2DC806FC"/>
     <w:multiLevelType w:val="hybridMultilevel"/>
     <w:tmpl w:val="63645CA8"/>
@@ -7167,7 +7537,7 @@
       </w:rPr>
     </w:lvl>
   </w:abstractNum>
-  <w:abstractNum w:abstractNumId="14" w15:restartNumberingAfterBreak="0">
+  <w:abstractNum w:abstractNumId="16" w15:restartNumberingAfterBreak="0">
     <w:nsid w:val="2F1E539A"/>
     <w:multiLevelType w:val="hybridMultilevel"/>
     <w:tmpl w:val="7534BF44"/>
@@ -7280,7 +7650,7 @@
       </w:rPr>
     </w:lvl>
   </w:abstractNum>
-  <w:abstractNum w:abstractNumId="15" w15:restartNumberingAfterBreak="0">
+  <w:abstractNum w:abstractNumId="17" w15:restartNumberingAfterBreak="0">
     <w:nsid w:val="309D2606"/>
     <w:multiLevelType w:val="hybridMultilevel"/>
     <w:tmpl w:val="7F125134"/>
@@ -7393,7 +7763,7 @@
       </w:rPr>
     </w:lvl>
   </w:abstractNum>
-  <w:abstractNum w:abstractNumId="16" w15:restartNumberingAfterBreak="0">
+  <w:abstractNum w:abstractNumId="18" w15:restartNumberingAfterBreak="0">
     <w:nsid w:val="32E9583D"/>
     <w:multiLevelType w:val="hybridMultilevel"/>
     <w:tmpl w:val="58647E7C"/>
@@ -7506,7 +7876,7 @@
       </w:rPr>
     </w:lvl>
   </w:abstractNum>
-  <w:abstractNum w:abstractNumId="17" w15:restartNumberingAfterBreak="0">
+  <w:abstractNum w:abstractNumId="19" w15:restartNumberingAfterBreak="0">
     <w:nsid w:val="3E492F1C"/>
     <w:multiLevelType w:val="hybridMultilevel"/>
     <w:tmpl w:val="08E80938"/>
@@ -7619,7 +7989,7 @@
       </w:rPr>
     </w:lvl>
   </w:abstractNum>
-  <w:abstractNum w:abstractNumId="18" w15:restartNumberingAfterBreak="0">
+  <w:abstractNum w:abstractNumId="20" w15:restartNumberingAfterBreak="0">
     <w:nsid w:val="40EC5F21"/>
     <w:multiLevelType w:val="hybridMultilevel"/>
     <w:tmpl w:val="5CF21F70"/>
@@ -7732,7 +8102,7 @@
       </w:rPr>
     </w:lvl>
   </w:abstractNum>
-  <w:abstractNum w:abstractNumId="19" w15:restartNumberingAfterBreak="0">
+  <w:abstractNum w:abstractNumId="21" w15:restartNumberingAfterBreak="0">
     <w:nsid w:val="42C5401F"/>
     <w:multiLevelType w:val="hybridMultilevel"/>
     <w:tmpl w:val="B64C2028"/>
@@ -7845,7 +8215,7 @@
       </w:rPr>
     </w:lvl>
   </w:abstractNum>
-  <w:abstractNum w:abstractNumId="20" w15:restartNumberingAfterBreak="0">
+  <w:abstractNum w:abstractNumId="22" w15:restartNumberingAfterBreak="0">
     <w:nsid w:val="465D2B3E"/>
     <w:multiLevelType w:val="hybridMultilevel"/>
     <w:tmpl w:val="326A779E"/>
@@ -7958,7 +8328,7 @@
       </w:rPr>
     </w:lvl>
   </w:abstractNum>
-  <w:abstractNum w:abstractNumId="21" w15:restartNumberingAfterBreak="0">
+  <w:abstractNum w:abstractNumId="23" w15:restartNumberingAfterBreak="0">
     <w:nsid w:val="48F05F53"/>
     <w:multiLevelType w:val="hybridMultilevel"/>
     <w:tmpl w:val="B6C89250"/>
@@ -8071,7 +8441,7 @@
       </w:rPr>
     </w:lvl>
   </w:abstractNum>
-  <w:abstractNum w:abstractNumId="22" w15:restartNumberingAfterBreak="0">
+  <w:abstractNum w:abstractNumId="24" w15:restartNumberingAfterBreak="0">
     <w:nsid w:val="4A8A4651"/>
     <w:multiLevelType w:val="hybridMultilevel"/>
     <w:tmpl w:val="BFA4795C"/>
@@ -8184,7 +8554,120 @@
       </w:rPr>
     </w:lvl>
   </w:abstractNum>
-  <w:abstractNum w:abstractNumId="23" w15:restartNumberingAfterBreak="0">
+  <w:abstractNum w:abstractNumId="25" w15:restartNumberingAfterBreak="0">
+    <w:nsid w:val="4CA35DC1"/>
+    <w:multiLevelType w:val="hybridMultilevel"/>
+    <w:tmpl w:val="E7AC4A26"/>
+    <w:lvl w:ilvl="0" w:tplc="100C0005">
+      <w:start w:val="1"/>
+      <w:numFmt w:val="bullet"/>
+      <w:lvlText w:val=""/>
+      <w:lvlJc w:val="left"/>
+      <w:pPr>
+        <w:ind w:left="720" w:hanging="360"/>
+      </w:pPr>
+      <w:rPr>
+        <w:rFonts w:ascii="Wingdings" w:hAnsi="Wingdings" w:hint="default"/>
+      </w:rPr>
+    </w:lvl>
+    <w:lvl w:ilvl="1" w:tplc="100C0003" w:tentative="1">
+      <w:start w:val="1"/>
+      <w:numFmt w:val="bullet"/>
+      <w:lvlText w:val="o"/>
+      <w:lvlJc w:val="left"/>
+      <w:pPr>
+        <w:ind w:left="1440" w:hanging="360"/>
+      </w:pPr>
+      <w:rPr>
+        <w:rFonts w:ascii="Courier New" w:hAnsi="Courier New" w:cs="Courier New" w:hint="default"/>
+      </w:rPr>
+    </w:lvl>
+    <w:lvl w:ilvl="2" w:tplc="100C0005" w:tentative="1">
+      <w:start w:val="1"/>
+      <w:numFmt w:val="bullet"/>
+      <w:lvlText w:val=""/>
+      <w:lvlJc w:val="left"/>
+      <w:pPr>
+        <w:ind w:left="2160" w:hanging="360"/>
+      </w:pPr>
+      <w:rPr>
+        <w:rFonts w:ascii="Wingdings" w:hAnsi="Wingdings" w:hint="default"/>
+      </w:rPr>
+    </w:lvl>
+    <w:lvl w:ilvl="3" w:tplc="100C0001" w:tentative="1">
+      <w:start w:val="1"/>
+      <w:numFmt w:val="bullet"/>
+      <w:lvlText w:val=""/>
+      <w:lvlJc w:val="left"/>
+      <w:pPr>
+        <w:ind w:left="2880" w:hanging="360"/>
+      </w:pPr>
+      <w:rPr>
+        <w:rFonts w:ascii="Symbol" w:hAnsi="Symbol" w:hint="default"/>
+      </w:rPr>
+    </w:lvl>
+    <w:lvl w:ilvl="4" w:tplc="100C0003" w:tentative="1">
+      <w:start w:val="1"/>
+      <w:numFmt w:val="bullet"/>
+      <w:lvlText w:val="o"/>
+      <w:lvlJc w:val="left"/>
+      <w:pPr>
+        <w:ind w:left="3600" w:hanging="360"/>
+      </w:pPr>
+      <w:rPr>
+        <w:rFonts w:ascii="Courier New" w:hAnsi="Courier New" w:cs="Courier New" w:hint="default"/>
+      </w:rPr>
+    </w:lvl>
+    <w:lvl w:ilvl="5" w:tplc="100C0005" w:tentative="1">
+      <w:start w:val="1"/>
+      <w:numFmt w:val="bullet"/>
+      <w:lvlText w:val=""/>
+      <w:lvlJc w:val="left"/>
+      <w:pPr>
+        <w:ind w:left="4320" w:hanging="360"/>
+      </w:pPr>
+      <w:rPr>
+        <w:rFonts w:ascii="Wingdings" w:hAnsi="Wingdings" w:hint="default"/>
+      </w:rPr>
+    </w:lvl>
+    <w:lvl w:ilvl="6" w:tplc="100C0001" w:tentative="1">
+      <w:start w:val="1"/>
+      <w:numFmt w:val="bullet"/>
+      <w:lvlText w:val=""/>
+      <w:lvlJc w:val="left"/>
+      <w:pPr>
+        <w:ind w:left="5040" w:hanging="360"/>
+      </w:pPr>
+      <w:rPr>
+        <w:rFonts w:ascii="Symbol" w:hAnsi="Symbol" w:hint="default"/>
+      </w:rPr>
+    </w:lvl>
+    <w:lvl w:ilvl="7" w:tplc="100C0003" w:tentative="1">
+      <w:start w:val="1"/>
+      <w:numFmt w:val="bullet"/>
+      <w:lvlText w:val="o"/>
+      <w:lvlJc w:val="left"/>
+      <w:pPr>
+        <w:ind w:left="5760" w:hanging="360"/>
+      </w:pPr>
+      <w:rPr>
+        <w:rFonts w:ascii="Courier New" w:hAnsi="Courier New" w:cs="Courier New" w:hint="default"/>
+      </w:rPr>
+    </w:lvl>
+    <w:lvl w:ilvl="8" w:tplc="100C0005" w:tentative="1">
+      <w:start w:val="1"/>
+      <w:numFmt w:val="bullet"/>
+      <w:lvlText w:val=""/>
+      <w:lvlJc w:val="left"/>
+      <w:pPr>
+        <w:ind w:left="6480" w:hanging="360"/>
+      </w:pPr>
+      <w:rPr>
+        <w:rFonts w:ascii="Wingdings" w:hAnsi="Wingdings" w:hint="default"/>
+      </w:rPr>
+    </w:lvl>
+  </w:abstractNum>
+  <w:abstractNum w:abstractNumId="26" w15:restartNumberingAfterBreak="0">
     <w:nsid w:val="4ECF2B31"/>
     <w:multiLevelType w:val="hybridMultilevel"/>
     <w:tmpl w:val="83724E82"/>
@@ -8297,7 +8780,7 @@
       </w:rPr>
     </w:lvl>
   </w:abstractNum>
-  <w:abstractNum w:abstractNumId="24" w15:restartNumberingAfterBreak="0">
+  <w:abstractNum w:abstractNumId="27" w15:restartNumberingAfterBreak="0">
     <w:nsid w:val="50504257"/>
     <w:multiLevelType w:val="hybridMultilevel"/>
     <w:tmpl w:val="C88AEAE6"/>
@@ -8383,7 +8866,7 @@
       </w:pPr>
     </w:lvl>
   </w:abstractNum>
-  <w:abstractNum w:abstractNumId="25" w15:restartNumberingAfterBreak="0">
+  <w:abstractNum w:abstractNumId="28" w15:restartNumberingAfterBreak="0">
     <w:nsid w:val="532D2674"/>
     <w:multiLevelType w:val="hybridMultilevel"/>
     <w:tmpl w:val="3A009CFA"/>
@@ -8496,7 +8979,7 @@
       </w:rPr>
     </w:lvl>
   </w:abstractNum>
-  <w:abstractNum w:abstractNumId="26" w15:restartNumberingAfterBreak="0">
+  <w:abstractNum w:abstractNumId="29" w15:restartNumberingAfterBreak="0">
     <w:nsid w:val="5FA160B2"/>
     <w:multiLevelType w:val="hybridMultilevel"/>
     <w:tmpl w:val="2BFE10BC"/>
@@ -8609,7 +9092,7 @@
       </w:rPr>
     </w:lvl>
   </w:abstractNum>
-  <w:abstractNum w:abstractNumId="27" w15:restartNumberingAfterBreak="0">
+  <w:abstractNum w:abstractNumId="30" w15:restartNumberingAfterBreak="0">
     <w:nsid w:val="62E94C94"/>
     <w:multiLevelType w:val="hybridMultilevel"/>
     <w:tmpl w:val="3CB0ABF2"/>
@@ -8722,7 +9205,7 @@
       </w:rPr>
     </w:lvl>
   </w:abstractNum>
-  <w:abstractNum w:abstractNumId="28" w15:restartNumberingAfterBreak="0">
+  <w:abstractNum w:abstractNumId="31" w15:restartNumberingAfterBreak="0">
     <w:nsid w:val="63713B52"/>
     <w:multiLevelType w:val="hybridMultilevel"/>
     <w:tmpl w:val="12A477EC"/>
@@ -8835,7 +9318,7 @@
       </w:rPr>
     </w:lvl>
   </w:abstractNum>
-  <w:abstractNum w:abstractNumId="29" w15:restartNumberingAfterBreak="0">
+  <w:abstractNum w:abstractNumId="32" w15:restartNumberingAfterBreak="0">
     <w:nsid w:val="68415239"/>
     <w:multiLevelType w:val="hybridMultilevel"/>
     <w:tmpl w:val="629A2048"/>
@@ -8948,7 +9431,7 @@
       </w:rPr>
     </w:lvl>
   </w:abstractNum>
-  <w:abstractNum w:abstractNumId="30" w15:restartNumberingAfterBreak="0">
+  <w:abstractNum w:abstractNumId="33" w15:restartNumberingAfterBreak="0">
     <w:nsid w:val="691E6447"/>
     <w:multiLevelType w:val="hybridMultilevel"/>
     <w:tmpl w:val="15D84160"/>
@@ -9061,7 +9544,7 @@
       </w:rPr>
     </w:lvl>
   </w:abstractNum>
-  <w:abstractNum w:abstractNumId="31" w15:restartNumberingAfterBreak="0">
+  <w:abstractNum w:abstractNumId="34" w15:restartNumberingAfterBreak="0">
     <w:nsid w:val="6B0A1CF4"/>
     <w:multiLevelType w:val="hybridMultilevel"/>
     <w:tmpl w:val="D62E4A3E"/>
@@ -9174,7 +9657,7 @@
       </w:rPr>
     </w:lvl>
   </w:abstractNum>
-  <w:abstractNum w:abstractNumId="32" w15:restartNumberingAfterBreak="0">
+  <w:abstractNum w:abstractNumId="35" w15:restartNumberingAfterBreak="0">
     <w:nsid w:val="6BF74246"/>
     <w:multiLevelType w:val="hybridMultilevel"/>
     <w:tmpl w:val="68609A1A"/>
@@ -9287,7 +9770,7 @@
       </w:rPr>
     </w:lvl>
   </w:abstractNum>
-  <w:abstractNum w:abstractNumId="33" w15:restartNumberingAfterBreak="0">
+  <w:abstractNum w:abstractNumId="36" w15:restartNumberingAfterBreak="0">
     <w:nsid w:val="6C9554C1"/>
     <w:multiLevelType w:val="hybridMultilevel"/>
     <w:tmpl w:val="7A9E7F6C"/>
@@ -9400,7 +9883,7 @@
       </w:rPr>
     </w:lvl>
   </w:abstractNum>
-  <w:abstractNum w:abstractNumId="34" w15:restartNumberingAfterBreak="0">
+  <w:abstractNum w:abstractNumId="37" w15:restartNumberingAfterBreak="0">
     <w:nsid w:val="6F0D075D"/>
     <w:multiLevelType w:val="hybridMultilevel"/>
     <w:tmpl w:val="742C440A"/>
@@ -9513,7 +9996,7 @@
       </w:rPr>
     </w:lvl>
   </w:abstractNum>
-  <w:abstractNum w:abstractNumId="35" w15:restartNumberingAfterBreak="0">
+  <w:abstractNum w:abstractNumId="38" w15:restartNumberingAfterBreak="0">
     <w:nsid w:val="6F793C9C"/>
     <w:multiLevelType w:val="hybridMultilevel"/>
     <w:tmpl w:val="C12C6DE6"/>
@@ -9626,7 +10109,119 @@
       </w:rPr>
     </w:lvl>
   </w:abstractNum>
-  <w:abstractNum w:abstractNumId="36" w15:restartNumberingAfterBreak="0">
+  <w:abstractNum w:abstractNumId="39" w15:restartNumberingAfterBreak="0">
+    <w:nsid w:val="6F987451"/>
+    <w:multiLevelType w:val="hybridMultilevel"/>
+    <w:tmpl w:val="29FAE24E"/>
+    <w:lvl w:ilvl="0" w:tplc="4FEA37EE">
+      <w:numFmt w:val="bullet"/>
+      <w:lvlText w:val="-"/>
+      <w:lvlJc w:val="left"/>
+      <w:pPr>
+        <w:ind w:left="720" w:hanging="360"/>
+      </w:pPr>
+      <w:rPr>
+        <w:rFonts w:ascii="Trebuchet MS" w:eastAsiaTheme="minorEastAsia" w:hAnsi="Trebuchet MS" w:cstheme="minorBidi" w:hint="default"/>
+      </w:rPr>
+    </w:lvl>
+    <w:lvl w:ilvl="1" w:tplc="100C0003" w:tentative="1">
+      <w:start w:val="1"/>
+      <w:numFmt w:val="bullet"/>
+      <w:lvlText w:val="o"/>
+      <w:lvlJc w:val="left"/>
+      <w:pPr>
+        <w:ind w:left="1440" w:hanging="360"/>
+      </w:pPr>
+      <w:rPr>
+        <w:rFonts w:ascii="Courier New" w:hAnsi="Courier New" w:cs="Courier New" w:hint="default"/>
+      </w:rPr>
+    </w:lvl>
+    <w:lvl w:ilvl="2" w:tplc="100C0005" w:tentative="1">
+      <w:start w:val="1"/>
+      <w:numFmt w:val="bullet"/>
+      <w:lvlText w:val=""/>
+      <w:lvlJc w:val="left"/>
+      <w:pPr>
+        <w:ind w:left="2160" w:hanging="360"/>
+      </w:pPr>
+      <w:rPr>
+        <w:rFonts w:ascii="Wingdings" w:hAnsi="Wingdings" w:hint="default"/>
+      </w:rPr>
+    </w:lvl>
+    <w:lvl w:ilvl="3" w:tplc="100C0001" w:tentative="1">
+      <w:start w:val="1"/>
+      <w:numFmt w:val="bullet"/>
+      <w:lvlText w:val=""/>
+      <w:lvlJc w:val="left"/>
+      <w:pPr>
+        <w:ind w:left="2880" w:hanging="360"/>
+      </w:pPr>
+      <w:rPr>
+        <w:rFonts w:ascii="Symbol" w:hAnsi="Symbol" w:hint="default"/>
+      </w:rPr>
+    </w:lvl>
+    <w:lvl w:ilvl="4" w:tplc="100C0003" w:tentative="1">
+      <w:start w:val="1"/>
+      <w:numFmt w:val="bullet"/>
+      <w:lvlText w:val="o"/>
+      <w:lvlJc w:val="left"/>
+      <w:pPr>
+        <w:ind w:left="3600" w:hanging="360"/>
+      </w:pPr>
+      <w:rPr>
+        <w:rFonts w:ascii="Courier New" w:hAnsi="Courier New" w:cs="Courier New" w:hint="default"/>
+      </w:rPr>
+    </w:lvl>
+    <w:lvl w:ilvl="5" w:tplc="100C0005" w:tentative="1">
+      <w:start w:val="1"/>
+      <w:numFmt w:val="bullet"/>
+      <w:lvlText w:val=""/>
+      <w:lvlJc w:val="left"/>
+      <w:pPr>
+        <w:ind w:left="4320" w:hanging="360"/>
+      </w:pPr>
+      <w:rPr>
+        <w:rFonts w:ascii="Wingdings" w:hAnsi="Wingdings" w:hint="default"/>
+      </w:rPr>
+    </w:lvl>
+    <w:lvl w:ilvl="6" w:tplc="100C0001" w:tentative="1">
+      <w:start w:val="1"/>
+      <w:numFmt w:val="bullet"/>
+      <w:lvlText w:val=""/>
+      <w:lvlJc w:val="left"/>
+      <w:pPr>
+        <w:ind w:left="5040" w:hanging="360"/>
+      </w:pPr>
+      <w:rPr>
+        <w:rFonts w:ascii="Symbol" w:hAnsi="Symbol" w:hint="default"/>
+      </w:rPr>
+    </w:lvl>
+    <w:lvl w:ilvl="7" w:tplc="100C0003" w:tentative="1">
+      <w:start w:val="1"/>
+      <w:numFmt w:val="bullet"/>
+      <w:lvlText w:val="o"/>
+      <w:lvlJc w:val="left"/>
+      <w:pPr>
+        <w:ind w:left="5760" w:hanging="360"/>
+      </w:pPr>
+      <w:rPr>
+        <w:rFonts w:ascii="Courier New" w:hAnsi="Courier New" w:cs="Courier New" w:hint="default"/>
+      </w:rPr>
+    </w:lvl>
+    <w:lvl w:ilvl="8" w:tplc="100C0005" w:tentative="1">
+      <w:start w:val="1"/>
+      <w:numFmt w:val="bullet"/>
+      <w:lvlText w:val=""/>
+      <w:lvlJc w:val="left"/>
+      <w:pPr>
+        <w:ind w:left="6480" w:hanging="360"/>
+      </w:pPr>
+      <w:rPr>
+        <w:rFonts w:ascii="Wingdings" w:hAnsi="Wingdings" w:hint="default"/>
+      </w:rPr>
+    </w:lvl>
+  </w:abstractNum>
+  <w:abstractNum w:abstractNumId="40" w15:restartNumberingAfterBreak="0">
     <w:nsid w:val="77776CB0"/>
     <w:multiLevelType w:val="hybridMultilevel"/>
     <w:tmpl w:val="9E164CD8"/>
@@ -9739,7 +10334,7 @@
       </w:rPr>
     </w:lvl>
   </w:abstractNum>
-  <w:abstractNum w:abstractNumId="37" w15:restartNumberingAfterBreak="0">
+  <w:abstractNum w:abstractNumId="41" w15:restartNumberingAfterBreak="0">
     <w:nsid w:val="77D57755"/>
     <w:multiLevelType w:val="hybridMultilevel"/>
     <w:tmpl w:val="A51A6BC6"/>
@@ -9852,7 +10447,7 @@
       </w:rPr>
     </w:lvl>
   </w:abstractNum>
-  <w:abstractNum w:abstractNumId="38" w15:restartNumberingAfterBreak="0">
+  <w:abstractNum w:abstractNumId="42" w15:restartNumberingAfterBreak="0">
     <w:nsid w:val="79295DBD"/>
     <w:multiLevelType w:val="hybridMultilevel"/>
     <w:tmpl w:val="BA04A042"/>
@@ -9965,7 +10560,7 @@
       </w:rPr>
     </w:lvl>
   </w:abstractNum>
-  <w:abstractNum w:abstractNumId="39" w15:restartNumberingAfterBreak="0">
+  <w:abstractNum w:abstractNumId="43" w15:restartNumberingAfterBreak="0">
     <w:nsid w:val="7A5A2055"/>
     <w:multiLevelType w:val="hybridMultilevel"/>
     <w:tmpl w:val="1564F6BC"/>
@@ -10078,7 +10673,7 @@
       </w:rPr>
     </w:lvl>
   </w:abstractNum>
-  <w:abstractNum w:abstractNumId="40" w15:restartNumberingAfterBreak="0">
+  <w:abstractNum w:abstractNumId="44" w15:restartNumberingAfterBreak="0">
     <w:nsid w:val="7C227CAA"/>
     <w:multiLevelType w:val="hybridMultilevel"/>
     <w:tmpl w:val="9314E872"/>
@@ -10191,7 +10786,7 @@
       </w:rPr>
     </w:lvl>
   </w:abstractNum>
-  <w:abstractNum w:abstractNumId="41" w15:restartNumberingAfterBreak="0">
+  <w:abstractNum w:abstractNumId="45" w15:restartNumberingAfterBreak="0">
     <w:nsid w:val="7D3A679C"/>
     <w:multiLevelType w:val="hybridMultilevel"/>
     <w:tmpl w:val="1D2207B0"/>
@@ -10304,7 +10899,7 @@
       </w:rPr>
     </w:lvl>
   </w:abstractNum>
-  <w:abstractNum w:abstractNumId="42" w15:restartNumberingAfterBreak="0">
+  <w:abstractNum w:abstractNumId="46" w15:restartNumberingAfterBreak="0">
     <w:nsid w:val="7D9343C5"/>
     <w:multiLevelType w:val="hybridMultilevel"/>
     <w:tmpl w:val="D3202046"/>
@@ -10417,7 +11012,7 @@
       </w:rPr>
     </w:lvl>
   </w:abstractNum>
-  <w:abstractNum w:abstractNumId="43" w15:restartNumberingAfterBreak="0">
+  <w:abstractNum w:abstractNumId="47" w15:restartNumberingAfterBreak="0">
     <w:nsid w:val="7DB26D65"/>
     <w:multiLevelType w:val="hybridMultilevel"/>
     <w:tmpl w:val="1B68B04A"/>
@@ -10530,7 +11125,7 @@
       </w:rPr>
     </w:lvl>
   </w:abstractNum>
-  <w:abstractNum w:abstractNumId="44" w15:restartNumberingAfterBreak="0">
+  <w:abstractNum w:abstractNumId="48" w15:restartNumberingAfterBreak="0">
     <w:nsid w:val="7E3918A7"/>
     <w:multiLevelType w:val="hybridMultilevel"/>
     <w:tmpl w:val="70C4886E"/>
@@ -10644,139 +11239,151 @@
     </w:lvl>
   </w:abstractNum>
   <w:num w:numId="1" w16cid:durableId="334260068">
-    <w:abstractNumId w:val="15"/>
+    <w:abstractNumId w:val="17"/>
   </w:num>
   <w:num w:numId="2" w16cid:durableId="1114329038">
-    <w:abstractNumId w:val="24"/>
+    <w:abstractNumId w:val="27"/>
   </w:num>
   <w:num w:numId="3" w16cid:durableId="544756074">
     <w:abstractNumId w:val="6"/>
   </w:num>
   <w:num w:numId="4" w16cid:durableId="1288271554">
+    <w:abstractNumId w:val="16"/>
+  </w:num>
+  <w:num w:numId="5" w16cid:durableId="719284378">
     <w:abstractNumId w:val="14"/>
   </w:num>
-  <w:num w:numId="5" w16cid:durableId="719284378">
-    <w:abstractNumId w:val="12"/>
-  </w:num>
   <w:num w:numId="6" w16cid:durableId="1889685086">
-    <w:abstractNumId w:val="10"/>
+    <w:abstractNumId w:val="11"/>
   </w:num>
   <w:num w:numId="7" w16cid:durableId="1251236846">
     <w:abstractNumId w:val="1"/>
   </w:num>
   <w:num w:numId="8" w16cid:durableId="128087661">
-    <w:abstractNumId w:val="43"/>
+    <w:abstractNumId w:val="47"/>
   </w:num>
   <w:num w:numId="9" w16cid:durableId="1258708927">
-    <w:abstractNumId w:val="37"/>
+    <w:abstractNumId w:val="41"/>
   </w:num>
   <w:num w:numId="10" w16cid:durableId="1257593861">
-    <w:abstractNumId w:val="32"/>
+    <w:abstractNumId w:val="35"/>
   </w:num>
   <w:num w:numId="11" w16cid:durableId="2063477088">
-    <w:abstractNumId w:val="38"/>
+    <w:abstractNumId w:val="42"/>
   </w:num>
   <w:num w:numId="12" w16cid:durableId="425733116">
-    <w:abstractNumId w:val="13"/>
+    <w:abstractNumId w:val="15"/>
   </w:num>
   <w:num w:numId="13" w16cid:durableId="1549296923">
     <w:abstractNumId w:val="5"/>
   </w:num>
   <w:num w:numId="14" w16cid:durableId="1442795995">
-    <w:abstractNumId w:val="39"/>
+    <w:abstractNumId w:val="43"/>
   </w:num>
   <w:num w:numId="15" w16cid:durableId="1620911405">
-    <w:abstractNumId w:val="33"/>
+    <w:abstractNumId w:val="36"/>
   </w:num>
   <w:num w:numId="16" w16cid:durableId="586766341">
+    <w:abstractNumId w:val="48"/>
+  </w:num>
+  <w:num w:numId="17" w16cid:durableId="1170758352">
+    <w:abstractNumId w:val="10"/>
+  </w:num>
+  <w:num w:numId="18" w16cid:durableId="163594817">
     <w:abstractNumId w:val="44"/>
   </w:num>
-  <w:num w:numId="17" w16cid:durableId="1170758352">
-    <w:abstractNumId w:val="9"/>
-  </w:num>
-  <w:num w:numId="18" w16cid:durableId="163594817">
-    <w:abstractNumId w:val="40"/>
-  </w:num>
   <w:num w:numId="19" w16cid:durableId="1951085053">
-    <w:abstractNumId w:val="27"/>
+    <w:abstractNumId w:val="30"/>
   </w:num>
   <w:num w:numId="20" w16cid:durableId="634221934">
-    <w:abstractNumId w:val="19"/>
+    <w:abstractNumId w:val="21"/>
   </w:num>
   <w:num w:numId="21" w16cid:durableId="332805899">
-    <w:abstractNumId w:val="42"/>
+    <w:abstractNumId w:val="46"/>
   </w:num>
   <w:num w:numId="22" w16cid:durableId="678847254">
     <w:abstractNumId w:val="0"/>
   </w:num>
   <w:num w:numId="23" w16cid:durableId="1852335413">
-    <w:abstractNumId w:val="35"/>
+    <w:abstractNumId w:val="38"/>
   </w:num>
   <w:num w:numId="24" w16cid:durableId="1230194582">
     <w:abstractNumId w:val="3"/>
   </w:num>
   <w:num w:numId="25" w16cid:durableId="2139377530">
-    <w:abstractNumId w:val="21"/>
+    <w:abstractNumId w:val="23"/>
   </w:num>
   <w:num w:numId="26" w16cid:durableId="311982604">
-    <w:abstractNumId w:val="31"/>
+    <w:abstractNumId w:val="34"/>
   </w:num>
   <w:num w:numId="27" w16cid:durableId="398795272">
-    <w:abstractNumId w:val="16"/>
+    <w:abstractNumId w:val="18"/>
   </w:num>
   <w:num w:numId="28" w16cid:durableId="943346896">
     <w:abstractNumId w:val="2"/>
   </w:num>
   <w:num w:numId="29" w16cid:durableId="845704161">
-    <w:abstractNumId w:val="25"/>
+    <w:abstractNumId w:val="28"/>
   </w:num>
   <w:num w:numId="30" w16cid:durableId="1264874397">
-    <w:abstractNumId w:val="11"/>
+    <w:abstractNumId w:val="12"/>
   </w:num>
   <w:num w:numId="31" w16cid:durableId="1446651140">
-    <w:abstractNumId w:val="17"/>
+    <w:abstractNumId w:val="19"/>
   </w:num>
   <w:num w:numId="32" w16cid:durableId="745542443">
     <w:abstractNumId w:val="4"/>
   </w:num>
   <w:num w:numId="33" w16cid:durableId="1734573687">
-    <w:abstractNumId w:val="34"/>
+    <w:abstractNumId w:val="37"/>
   </w:num>
   <w:num w:numId="34" w16cid:durableId="2136943296">
-    <w:abstractNumId w:val="23"/>
+    <w:abstractNumId w:val="26"/>
   </w:num>
   <w:num w:numId="35" w16cid:durableId="538011882">
     <w:abstractNumId w:val="7"/>
   </w:num>
   <w:num w:numId="36" w16cid:durableId="674265866">
-    <w:abstractNumId w:val="36"/>
+    <w:abstractNumId w:val="40"/>
   </w:num>
   <w:num w:numId="37" w16cid:durableId="543564942">
+    <w:abstractNumId w:val="9"/>
+  </w:num>
+  <w:num w:numId="38" w16cid:durableId="1194613283">
+    <w:abstractNumId w:val="20"/>
+  </w:num>
+  <w:num w:numId="39" w16cid:durableId="1562978795">
+    <w:abstractNumId w:val="22"/>
+  </w:num>
+  <w:num w:numId="40" w16cid:durableId="2057317525">
+    <w:abstractNumId w:val="45"/>
+  </w:num>
+  <w:num w:numId="41" w16cid:durableId="40372623">
+    <w:abstractNumId w:val="29"/>
+  </w:num>
+  <w:num w:numId="42" w16cid:durableId="211960525">
+    <w:abstractNumId w:val="33"/>
+  </w:num>
+  <w:num w:numId="43" w16cid:durableId="1237207137">
+    <w:abstractNumId w:val="31"/>
+  </w:num>
+  <w:num w:numId="44" w16cid:durableId="1553275273">
+    <w:abstractNumId w:val="24"/>
+  </w:num>
+  <w:num w:numId="45" w16cid:durableId="575942618">
+    <w:abstractNumId w:val="32"/>
+  </w:num>
+  <w:num w:numId="46" w16cid:durableId="817722508">
     <w:abstractNumId w:val="8"/>
   </w:num>
-  <w:num w:numId="38" w16cid:durableId="1194613283">
-    <w:abstractNumId w:val="18"/>
+  <w:num w:numId="47" w16cid:durableId="979188758">
+    <w:abstractNumId w:val="25"/>
   </w:num>
-  <w:num w:numId="39" w16cid:durableId="1562978795">
-    <w:abstractNumId w:val="20"/>
+  <w:num w:numId="48" w16cid:durableId="1337422469">
+    <w:abstractNumId w:val="39"/>
   </w:num>
-  <w:num w:numId="40" w16cid:durableId="2057317525">
-    <w:abstractNumId w:val="41"/>
-  </w:num>
-  <w:num w:numId="41" w16cid:durableId="40372623">
-    <w:abstractNumId w:val="26"/>
-  </w:num>
-  <w:num w:numId="42" w16cid:durableId="211960525">
-    <w:abstractNumId w:val="30"/>
-  </w:num>
-  <w:num w:numId="43" w16cid:durableId="1237207137">
-    <w:abstractNumId w:val="28"/>
-  </w:num>
-  <w:num w:numId="44" w16cid:durableId="1553275273">
-    <w:abstractNumId w:val="22"/>
-  </w:num>
-  <w:num w:numId="45" w16cid:durableId="575942618">
-    <w:abstractNumId w:val="29"/>
+  <w:num w:numId="49" w16cid:durableId="1176991979">
+    <w:abstractNumId w:val="13"/>
   </w:num>
   <w:numIdMacAtCleanup w:val="44"/>
 </w:numbering>
@@ -11180,7 +11787,7 @@
   <w:style w:type="paragraph" w:default="1" w:styleId="Normal">
     <w:name w:val="Normal"/>
     <w:qFormat/>
-    <w:rsid w:val="00A56F98"/>
+    <w:rsid w:val="00EF76AF"/>
     <w:pPr>
       <w:ind w:firstLine="284"/>
       <w:jc w:val="both"/>

--- a/ideas_ressources_files/initial_game_design_concept.docx
+++ b/ideas_ressources_files/initial_game_design_concept.docx
@@ -109,7 +109,17 @@
               <w:ind w:firstLine="0"/>
             </w:pPr>
             <w:r>
-              <w:t>If code allows it, consider colour wheel for selection in addition to predefined colours</w:t>
+              <w:t xml:space="preserve">If code allows it, </w:t>
+            </w:r>
+            <w:r>
+              <w:rPr>
+                <w:b/>
+                <w:bCs/>
+              </w:rPr>
+              <w:t>consider</w:t>
+            </w:r>
+            <w:r>
+              <w:t xml:space="preserve"> colour wheel for selection in addition to predefined colours</w:t>
             </w:r>
           </w:p>
         </w:tc>
@@ -717,25 +727,9 @@
     </w:tbl>
     <w:p>
       <w:pPr>
-        <w:ind w:firstLine="0"/>
-        <w:jc w:val="left"/>
-        <w:rPr>
-          <w:rFonts w:asciiTheme="majorHAnsi" w:eastAsiaTheme="majorEastAsia" w:hAnsiTheme="majorHAnsi" w:cstheme="majorBidi"/>
-          <w:color w:val="000000" w:themeColor="text1"/>
-          <w:sz w:val="28"/>
-          <w:szCs w:val="40"/>
-        </w:rPr>
+        <w:pStyle w:val="Titre1"/>
       </w:pPr>
       <w:r>
-        <w:br w:type="page"/>
-      </w:r>
-    </w:p>
-    <w:p>
-      <w:pPr>
-        <w:pStyle w:val="Titre1"/>
-      </w:pPr>
-      <w:r>
-        <w:lastRenderedPageBreak/>
         <w:t>Fight System</w:t>
       </w:r>
     </w:p>
@@ -1025,17 +1019,6 @@
               <w:t>Et cetera</w:t>
             </w:r>
           </w:p>
-          <w:p>
-            <w:pPr>
-              <w:ind w:firstLine="0"/>
-            </w:pPr>
-            <w:r>
-              <w:t>Unless specified otherwise by the area or the garden, only plants native to that area are allowed to spawn. Plants without a specified area, like sunflowers or peashooters, can spawn in all areas, unless specified otherwise by the area or the garden</w:t>
-            </w:r>
-            <w:r>
-              <w:t>.</w:t>
-            </w:r>
-          </w:p>
         </w:tc>
       </w:tr>
       <w:tr>
@@ -1048,10 +1031,7 @@
               <w:ind w:firstLine="0"/>
             </w:pPr>
             <w:r>
-              <w:t>Almanac doubles as “chose your seeds” type menu outside of bat</w:t>
-            </w:r>
-            <w:r>
-              <w:t>tle</w:t>
+              <w:t>Unless specified otherwise by the area or the garden, only plants native to that area are allowed to spawn.</w:t>
             </w:r>
           </w:p>
         </w:tc>
@@ -1063,6 +1043,27 @@
         <w:tc>
           <w:tcPr>
             <w:tcW w:w="10456" w:type="dxa"/>
+          </w:tcPr>
+          <w:p>
+            <w:pPr>
+              <w:ind w:firstLine="0"/>
+            </w:pPr>
+            <w:r>
+              <w:t>Almanac doubles as “chose your seeds” type menu outside of bat</w:t>
+            </w:r>
+            <w:r>
+              <w:t>tle</w:t>
+            </w:r>
+            <w:r>
+              <w:t>.</w:t>
+            </w:r>
+          </w:p>
+        </w:tc>
+      </w:tr>
+      <w:tr>
+        <w:tc>
+          <w:tcPr>
+            <w:tcW w:w="10456" w:type="dxa"/>
             <w:vAlign w:val="center"/>
           </w:tcPr>
           <w:p>
@@ -1074,6 +1075,7 @@
               <w:rPr>
                 <w:noProof/>
               </w:rPr>
+              <w:lastRenderedPageBreak/>
               <w:drawing>
                 <wp:inline distT="0" distB="0" distL="0" distR="0" wp14:anchorId="616C51AC" wp14:editId="23F34663">
                   <wp:extent cx="2844774" cy="1600186"/>
@@ -1126,6 +1128,9 @@
         </w:tc>
       </w:tr>
       <w:tr>
+        <w:trPr>
+          <w:cnfStyle w:val="000000100000" w:firstRow="0" w:lastRow="0" w:firstColumn="0" w:lastColumn="0" w:oddVBand="0" w:evenVBand="0" w:oddHBand="1" w:evenHBand="0" w:firstRowFirstColumn="0" w:firstRowLastColumn="0" w:lastRowFirstColumn="0" w:lastRowLastColumn="0"/>
+        </w:trPr>
         <w:tc>
           <w:tcPr>
             <w:tcW w:w="10456" w:type="dxa"/>
@@ -1138,6 +1143,23 @@
             </w:pPr>
             <w:r>
               <w:t>Player doesn’t count as part of the loadout</w:t>
+            </w:r>
+          </w:p>
+        </w:tc>
+      </w:tr>
+      <w:tr>
+        <w:tc>
+          <w:tcPr>
+            <w:tcW w:w="10456" w:type="dxa"/>
+            <w:vAlign w:val="center"/>
+          </w:tcPr>
+          <w:p>
+            <w:pPr>
+              <w:ind w:firstLine="0"/>
+              <w:jc w:val="left"/>
+            </w:pPr>
+            <w:r>
+              <w:t>Objects tracked separately from zombies</w:t>
             </w:r>
           </w:p>
         </w:tc>
@@ -1157,7 +1179,7 @@
               <w:jc w:val="left"/>
             </w:pPr>
             <w:r>
-              <w:t>Objects tracked separately from zombies</w:t>
+              <w:t>Player choses where to spawn to initiate battle</w:t>
             </w:r>
           </w:p>
         </w:tc>
@@ -1174,7 +1196,90 @@
               <w:jc w:val="left"/>
             </w:pPr>
             <w:r>
-              <w:t>Player choses where to spawn to initiate battle</w:t>
+              <w:t>Turn order</w:t>
+            </w:r>
+            <w:r>
+              <w:t>:</w:t>
+            </w:r>
+          </w:p>
+          <w:p>
+            <w:pPr>
+              <w:pStyle w:val="Paragraphedeliste"/>
+              <w:numPr>
+                <w:ilvl w:val="0"/>
+                <w:numId w:val="2"/>
+              </w:numPr>
+              <w:spacing w:after="160" w:line="276" w:lineRule="auto"/>
+              <w:jc w:val="left"/>
+            </w:pPr>
+            <w:r>
+              <w:t>Set-up phase</w:t>
+            </w:r>
+          </w:p>
+          <w:p>
+            <w:pPr>
+              <w:pStyle w:val="Paragraphedeliste"/>
+              <w:numPr>
+                <w:ilvl w:val="0"/>
+                <w:numId w:val="2"/>
+              </w:numPr>
+              <w:jc w:val="left"/>
+            </w:pPr>
+            <w:r>
+              <w:t xml:space="preserve">Player can spawn </w:t>
+            </w:r>
+            <w:r>
+              <w:t>Spawnling</w:t>
+            </w:r>
+            <w:r>
+              <w:t>s</w:t>
+            </w:r>
+          </w:p>
+          <w:p>
+            <w:pPr>
+              <w:pStyle w:val="Paragraphedeliste"/>
+              <w:numPr>
+                <w:ilvl w:val="0"/>
+                <w:numId w:val="2"/>
+              </w:numPr>
+              <w:spacing w:after="160" w:line="276" w:lineRule="auto"/>
+              <w:jc w:val="left"/>
+            </w:pPr>
+            <w:r>
+              <w:t>Player character acts</w:t>
+            </w:r>
+          </w:p>
+          <w:p>
+            <w:pPr>
+              <w:pStyle w:val="Paragraphedeliste"/>
+              <w:numPr>
+                <w:ilvl w:val="0"/>
+                <w:numId w:val="2"/>
+              </w:numPr>
+              <w:spacing w:after="160" w:line="276" w:lineRule="auto"/>
+              <w:jc w:val="left"/>
+            </w:pPr>
+            <w:r>
+              <w:t>Plants act</w:t>
+            </w:r>
+          </w:p>
+          <w:p>
+            <w:pPr>
+              <w:pStyle w:val="Paragraphedeliste"/>
+              <w:numPr>
+                <w:ilvl w:val="0"/>
+                <w:numId w:val="2"/>
+              </w:numPr>
+              <w:jc w:val="left"/>
+            </w:pPr>
+            <w:r>
+              <w:t>Spawnling</w:t>
+            </w:r>
+            <w:r>
+              <w:t>s</w:t>
+            </w:r>
+            <w:r>
+              <w:t xml:space="preserve"> act</w:t>
             </w:r>
           </w:p>
         </w:tc>
@@ -1194,90 +1299,65 @@
               <w:jc w:val="left"/>
             </w:pPr>
             <w:r>
-              <w:t>Turn order</w:t>
-            </w:r>
-            <w:r>
-              <w:t>:</w:t>
-            </w:r>
-          </w:p>
-          <w:p>
-            <w:pPr>
-              <w:pStyle w:val="Paragraphedeliste"/>
-              <w:numPr>
-                <w:ilvl w:val="0"/>
-                <w:numId w:val="2"/>
-              </w:numPr>
-              <w:spacing w:after="160" w:line="276" w:lineRule="auto"/>
+              <w:t>Set-up Phase</w:t>
+            </w:r>
+          </w:p>
+          <w:p>
+            <w:pPr>
+              <w:pStyle w:val="Paragraphedeliste"/>
+              <w:numPr>
+                <w:ilvl w:val="0"/>
+                <w:numId w:val="3"/>
+              </w:numPr>
               <w:jc w:val="left"/>
             </w:pPr>
             <w:r>
-              <w:t>Set-up phase</w:t>
-            </w:r>
-          </w:p>
-          <w:p>
-            <w:pPr>
-              <w:pStyle w:val="Paragraphedeliste"/>
-              <w:numPr>
-                <w:ilvl w:val="0"/>
-                <w:numId w:val="2"/>
+              <w:t>Garden Gimmicks take place</w:t>
+            </w:r>
+          </w:p>
+          <w:p>
+            <w:pPr>
+              <w:pStyle w:val="Paragraphedeliste"/>
+              <w:numPr>
+                <w:ilvl w:val="0"/>
+                <w:numId w:val="3"/>
               </w:numPr>
               <w:jc w:val="left"/>
             </w:pPr>
             <w:r>
-              <w:t xml:space="preserve">Player can spawn </w:t>
-            </w:r>
-            <w:r>
-              <w:t>Spawnling</w:t>
-            </w:r>
-            <w:r>
-              <w:t>s</w:t>
-            </w:r>
-          </w:p>
-          <w:p>
-            <w:pPr>
-              <w:pStyle w:val="Paragraphedeliste"/>
-              <w:numPr>
-                <w:ilvl w:val="0"/>
-                <w:numId w:val="2"/>
-              </w:numPr>
-              <w:spacing w:after="160" w:line="276" w:lineRule="auto"/>
+              <w:t>Plant</w:t>
+            </w:r>
+            <w:r>
+              <w:t>s’</w:t>
+            </w:r>
+            <w:r>
+              <w:t xml:space="preserve"> “start of turn” abilities take place</w:t>
+            </w:r>
+          </w:p>
+          <w:p>
+            <w:pPr>
+              <w:pStyle w:val="Paragraphedeliste"/>
+              <w:numPr>
+                <w:ilvl w:val="0"/>
+                <w:numId w:val="3"/>
+              </w:numPr>
               <w:jc w:val="left"/>
             </w:pPr>
             <w:r>
-              <w:t>Player character acts</w:t>
-            </w:r>
-          </w:p>
-          <w:p>
-            <w:pPr>
-              <w:pStyle w:val="Paragraphedeliste"/>
-              <w:numPr>
-                <w:ilvl w:val="0"/>
-                <w:numId w:val="2"/>
-              </w:numPr>
-              <w:spacing w:after="160" w:line="276" w:lineRule="auto"/>
+              <w:t>Boss acts first</w:t>
+            </w:r>
+          </w:p>
+          <w:p>
+            <w:pPr>
+              <w:pStyle w:val="Paragraphedeliste"/>
+              <w:numPr>
+                <w:ilvl w:val="0"/>
+                <w:numId w:val="3"/>
+              </w:numPr>
               <w:jc w:val="left"/>
             </w:pPr>
             <w:r>
-              <w:t>Plants act</w:t>
-            </w:r>
-          </w:p>
-          <w:p>
-            <w:pPr>
-              <w:pStyle w:val="Paragraphedeliste"/>
-              <w:numPr>
-                <w:ilvl w:val="0"/>
-                <w:numId w:val="2"/>
-              </w:numPr>
-              <w:jc w:val="left"/>
-            </w:pPr>
-            <w:r>
-              <w:t>Spawnling</w:t>
-            </w:r>
-            <w:r>
-              <w:t>s</w:t>
-            </w:r>
-            <w:r>
-              <w:t xml:space="preserve"> act</w:t>
+              <w:t>Plants act column by column, top to bottom, right to left</w:t>
             </w:r>
           </w:p>
         </w:tc>
@@ -1294,65 +1374,51 @@
               <w:jc w:val="left"/>
             </w:pPr>
             <w:r>
-              <w:t>Set-up Phase</w:t>
-            </w:r>
-          </w:p>
-          <w:p>
-            <w:pPr>
-              <w:pStyle w:val="Paragraphedeliste"/>
-              <w:numPr>
-                <w:ilvl w:val="0"/>
-                <w:numId w:val="3"/>
+              <w:t>Player character acts</w:t>
+            </w:r>
+          </w:p>
+          <w:p>
+            <w:pPr>
+              <w:pStyle w:val="Paragraphedeliste"/>
+              <w:numPr>
+                <w:ilvl w:val="0"/>
+                <w:numId w:val="4"/>
               </w:numPr>
               <w:jc w:val="left"/>
             </w:pPr>
             <w:r>
-              <w:t>Garden Gimmicks take place</w:t>
-            </w:r>
-          </w:p>
-          <w:p>
-            <w:pPr>
-              <w:pStyle w:val="Paragraphedeliste"/>
-              <w:numPr>
-                <w:ilvl w:val="0"/>
-                <w:numId w:val="3"/>
+              <w:t>Player choses to perform</w:t>
+            </w:r>
+            <w:r>
+              <w:t xml:space="preserve"> an</w:t>
+            </w:r>
+            <w:r>
+              <w:t xml:space="preserve"> action </w:t>
+            </w:r>
+            <w:r>
+              <w:t>(use a weapon, equip an armour or use/equip a gadget)</w:t>
+            </w:r>
+          </w:p>
+          <w:p>
+            <w:pPr>
+              <w:pStyle w:val="Paragraphedeliste"/>
+              <w:numPr>
+                <w:ilvl w:val="0"/>
+                <w:numId w:val="4"/>
               </w:numPr>
               <w:jc w:val="left"/>
             </w:pPr>
             <w:r>
-              <w:t>Plant</w:t>
-            </w:r>
-            <w:r>
-              <w:t>s’</w:t>
-            </w:r>
-            <w:r>
-              <w:t xml:space="preserve"> “start of turn” abilities take place</w:t>
-            </w:r>
-          </w:p>
-          <w:p>
-            <w:pPr>
-              <w:pStyle w:val="Paragraphedeliste"/>
-              <w:numPr>
-                <w:ilvl w:val="0"/>
-                <w:numId w:val="3"/>
-              </w:numPr>
-              <w:jc w:val="left"/>
-            </w:pPr>
-            <w:r>
-              <w:t>Boss acts first</w:t>
-            </w:r>
-          </w:p>
-          <w:p>
-            <w:pPr>
-              <w:pStyle w:val="Paragraphedeliste"/>
-              <w:numPr>
-                <w:ilvl w:val="0"/>
-                <w:numId w:val="3"/>
-              </w:numPr>
-              <w:jc w:val="left"/>
-            </w:pPr>
-            <w:r>
-              <w:t>Plants act column by column, top to bottom, right to left</w:t>
+              <w:t>Number of actions to be defined</w:t>
+            </w:r>
+            <w:r>
+              <w:t xml:space="preserve"> (perhaps calculated by number of bosses beaten</w:t>
+            </w:r>
+            <w:r>
+              <w:t xml:space="preserve"> in playthrough</w:t>
+            </w:r>
+            <w:r>
+              <w:t>)</w:t>
             </w:r>
           </w:p>
         </w:tc>
@@ -1372,39 +1438,64 @@
               <w:jc w:val="left"/>
             </w:pPr>
             <w:r>
-              <w:t>Player character acts</w:t>
-            </w:r>
-          </w:p>
-          <w:p>
-            <w:pPr>
-              <w:pStyle w:val="Paragraphedeliste"/>
-              <w:numPr>
-                <w:ilvl w:val="0"/>
-                <w:numId w:val="4"/>
+              <w:t>Plants act</w:t>
+            </w:r>
+          </w:p>
+          <w:p>
+            <w:pPr>
+              <w:pStyle w:val="Paragraphedeliste"/>
+              <w:numPr>
+                <w:ilvl w:val="0"/>
+                <w:numId w:val="5"/>
               </w:numPr>
               <w:jc w:val="left"/>
             </w:pPr>
             <w:r>
-              <w:t>Player choses to perform action from one of the three kinds</w:t>
-            </w:r>
-            <w:r>
-              <w:t xml:space="preserve"> of actions</w:t>
-            </w:r>
-          </w:p>
-          <w:p>
-            <w:pPr>
-              <w:pStyle w:val="Paragraphedeliste"/>
-              <w:numPr>
-                <w:ilvl w:val="0"/>
-                <w:numId w:val="4"/>
+              <w:t xml:space="preserve">Plants perform their active ability </w:t>
+            </w:r>
+            <w:r>
+              <w:t>when possible</w:t>
+            </w:r>
+          </w:p>
+          <w:p>
+            <w:pPr>
+              <w:pStyle w:val="Paragraphedeliste"/>
+              <w:numPr>
+                <w:ilvl w:val="0"/>
+                <w:numId w:val="5"/>
               </w:numPr>
               <w:jc w:val="left"/>
             </w:pPr>
             <w:r>
-              <w:t>Number of actions to be defined</w:t>
-            </w:r>
-            <w:r>
-              <w:t xml:space="preserve"> (perhaps calculated by number of bosses beaten)</w:t>
+              <w:t xml:space="preserve">Boss </w:t>
+            </w:r>
+            <w:r>
+              <w:t xml:space="preserve">acts </w:t>
+            </w:r>
+            <w:r>
+              <w:t>first</w:t>
+            </w:r>
+          </w:p>
+          <w:p>
+            <w:pPr>
+              <w:pStyle w:val="Paragraphedeliste"/>
+              <w:numPr>
+                <w:ilvl w:val="0"/>
+                <w:numId w:val="5"/>
+              </w:numPr>
+              <w:jc w:val="left"/>
+            </w:pPr>
+            <w:r>
+              <w:t xml:space="preserve">Plants act </w:t>
+            </w:r>
+            <w:r>
+              <w:t>column by column</w:t>
+            </w:r>
+            <w:r>
+              <w:t>, top to bottom</w:t>
+            </w:r>
+            <w:r>
+              <w:t>, right to left</w:t>
             </w:r>
           </w:p>
         </w:tc>
@@ -1421,65 +1512,53 @@
               <w:jc w:val="left"/>
             </w:pPr>
             <w:r>
-              <w:t>Plants act</w:t>
-            </w:r>
-          </w:p>
-          <w:p>
-            <w:pPr>
-              <w:pStyle w:val="Paragraphedeliste"/>
-              <w:numPr>
-                <w:ilvl w:val="0"/>
-                <w:numId w:val="5"/>
+              <w:t>Spawnling</w:t>
+            </w:r>
+            <w:r>
+              <w:t>s</w:t>
+            </w:r>
+            <w:r>
+              <w:t xml:space="preserve"> act</w:t>
+            </w:r>
+          </w:p>
+          <w:p>
+            <w:pPr>
+              <w:pStyle w:val="Paragraphedeliste"/>
+              <w:numPr>
+                <w:ilvl w:val="0"/>
+                <w:numId w:val="6"/>
               </w:numPr>
               <w:jc w:val="left"/>
             </w:pPr>
             <w:r>
-              <w:t xml:space="preserve">Plants perform their active ability </w:t>
-            </w:r>
-            <w:r>
-              <w:t>when possible</w:t>
-            </w:r>
-          </w:p>
-          <w:p>
-            <w:pPr>
-              <w:pStyle w:val="Paragraphedeliste"/>
-              <w:numPr>
-                <w:ilvl w:val="0"/>
-                <w:numId w:val="5"/>
-              </w:numPr>
-              <w:jc w:val="left"/>
-            </w:pPr>
-            <w:r>
-              <w:lastRenderedPageBreak/>
-              <w:t xml:space="preserve">Boss </w:t>
-            </w:r>
-            <w:r>
-              <w:t xml:space="preserve">acts </w:t>
-            </w:r>
-            <w:r>
-              <w:t>first</w:t>
-            </w:r>
-          </w:p>
-          <w:p>
-            <w:pPr>
-              <w:pStyle w:val="Paragraphedeliste"/>
-              <w:numPr>
-                <w:ilvl w:val="0"/>
-                <w:numId w:val="5"/>
-              </w:numPr>
-              <w:jc w:val="left"/>
-            </w:pPr>
-            <w:r>
-              <w:t xml:space="preserve">Plants act </w:t>
-            </w:r>
-            <w:r>
-              <w:t>column by column</w:t>
-            </w:r>
-            <w:r>
-              <w:t>, top to bottom</w:t>
-            </w:r>
-            <w:r>
-              <w:t>, right to left</w:t>
+              <w:t>Spawnling</w:t>
+            </w:r>
+            <w:r>
+              <w:t>s</w:t>
+            </w:r>
+            <w:r>
+              <w:t xml:space="preserve"> are also controlled by </w:t>
+            </w:r>
+            <w:r>
+              <w:t xml:space="preserve">the </w:t>
+            </w:r>
+            <w:r>
+              <w:t xml:space="preserve">player but only have one </w:t>
+            </w:r>
+            <w:r>
+              <w:t xml:space="preserve">active </w:t>
+            </w:r>
+            <w:r>
+              <w:t>action they can perform</w:t>
+            </w:r>
+            <w:r>
+              <w:t xml:space="preserve"> so </w:t>
+            </w:r>
+            <w:r>
+              <w:t>don’t need</w:t>
+            </w:r>
+            <w:r>
+              <w:t xml:space="preserve"> extra menus or buttons</w:t>
             </w:r>
           </w:p>
         </w:tc>
@@ -1488,70 +1567,6 @@
         <w:trPr>
           <w:cnfStyle w:val="000000100000" w:firstRow="0" w:lastRow="0" w:firstColumn="0" w:lastColumn="0" w:oddVBand="0" w:evenVBand="0" w:oddHBand="1" w:evenHBand="0" w:firstRowFirstColumn="0" w:firstRowLastColumn="0" w:lastRowFirstColumn="0" w:lastRowLastColumn="0"/>
         </w:trPr>
-        <w:tc>
-          <w:tcPr>
-            <w:tcW w:w="10456" w:type="dxa"/>
-            <w:vAlign w:val="center"/>
-          </w:tcPr>
-          <w:p>
-            <w:pPr>
-              <w:ind w:firstLine="0"/>
-              <w:jc w:val="left"/>
-            </w:pPr>
-            <w:r>
-              <w:lastRenderedPageBreak/>
-              <w:t>Spawnling</w:t>
-            </w:r>
-            <w:r>
-              <w:t>s</w:t>
-            </w:r>
-            <w:r>
-              <w:t xml:space="preserve"> act</w:t>
-            </w:r>
-          </w:p>
-          <w:p>
-            <w:pPr>
-              <w:pStyle w:val="Paragraphedeliste"/>
-              <w:numPr>
-                <w:ilvl w:val="0"/>
-                <w:numId w:val="6"/>
-              </w:numPr>
-              <w:jc w:val="left"/>
-            </w:pPr>
-            <w:r>
-              <w:t>Spawnling</w:t>
-            </w:r>
-            <w:r>
-              <w:t>s</w:t>
-            </w:r>
-            <w:r>
-              <w:t xml:space="preserve"> are also controlled by </w:t>
-            </w:r>
-            <w:r>
-              <w:t xml:space="preserve">the </w:t>
-            </w:r>
-            <w:r>
-              <w:t xml:space="preserve">player but only have one </w:t>
-            </w:r>
-            <w:r>
-              <w:t xml:space="preserve">active </w:t>
-            </w:r>
-            <w:r>
-              <w:t>action they can perform</w:t>
-            </w:r>
-            <w:r>
-              <w:t xml:space="preserve"> so </w:t>
-            </w:r>
-            <w:r>
-              <w:t>don’t need</w:t>
-            </w:r>
-            <w:r>
-              <w:t xml:space="preserve"> extra menus or buttons</w:t>
-            </w:r>
-          </w:p>
-        </w:tc>
-      </w:tr>
-      <w:tr>
         <w:tc>
           <w:tcPr>
             <w:tcW w:w="10456" w:type="dxa"/>
@@ -1618,9 +1633,6 @@
         </w:tc>
       </w:tr>
       <w:tr>
-        <w:trPr>
-          <w:cnfStyle w:val="000000100000" w:firstRow="0" w:lastRow="0" w:firstColumn="0" w:lastColumn="0" w:oddVBand="0" w:evenVBand="0" w:oddHBand="1" w:evenHBand="0" w:firstRowFirstColumn="0" w:firstRowLastColumn="0" w:lastRowFirstColumn="0" w:lastRowLastColumn="0"/>
-        </w:trPr>
         <w:tc>
           <w:tcPr>
             <w:tcW w:w="10456" w:type="dxa"/>
@@ -1871,6 +1883,7 @@
               <w:ind w:firstLine="0"/>
             </w:pPr>
             <w:r>
+              <w:lastRenderedPageBreak/>
               <w:t xml:space="preserve">Player can </w:t>
             </w:r>
             <w:r>
@@ -2146,7 +2159,6 @@
               <w:jc w:val="left"/>
             </w:pPr>
             <w:r>
-              <w:lastRenderedPageBreak/>
               <w:t>Munch and strike must move in front of the plant (x</w:t>
             </w:r>
             <w:r>
@@ -2210,7 +2222,6 @@
               <w:ind w:firstLine="0"/>
             </w:pPr>
             <w:r>
-              <w:lastRenderedPageBreak/>
               <w:t>Armours</w:t>
             </w:r>
           </w:p>
@@ -2491,6 +2502,7 @@
               </w:numPr>
             </w:pPr>
             <w:r>
+              <w:lastRenderedPageBreak/>
               <w:t>Passives can be removed without an action at the start of the turn</w:t>
             </w:r>
           </w:p>
@@ -2535,6 +2547,7 @@
         <w:pStyle w:val="Titre2"/>
       </w:pPr>
       <w:r>
+        <w:lastRenderedPageBreak/>
         <w:t>Plant stats and actions</w:t>
       </w:r>
     </w:p>
@@ -2963,7 +2976,6 @@
               <w:ind w:firstLine="0"/>
             </w:pPr>
             <w:r>
-              <w:lastRenderedPageBreak/>
               <w:t>Ground</w:t>
             </w:r>
           </w:p>
@@ -3388,6 +3400,7 @@
               </w:numPr>
             </w:pPr>
             <w:r>
+              <w:lastRenderedPageBreak/>
               <w:t>Status condition inflicted on plants</w:t>
             </w:r>
           </w:p>
@@ -3431,6 +3444,7 @@
               <w:ind w:firstLine="0"/>
             </w:pPr>
             <w:r>
+              <w:lastRenderedPageBreak/>
               <w:t>Freeze</w:t>
             </w:r>
           </w:p>
@@ -3842,7 +3856,6 @@
               <w:ind w:firstLine="0"/>
             </w:pPr>
             <w:r>
-              <w:lastRenderedPageBreak/>
               <w:t>Spread</w:t>
             </w:r>
             <w:r>
@@ -4235,6 +4248,7 @@
               <w:ind w:firstLine="0"/>
             </w:pPr>
             <w:r>
+              <w:lastRenderedPageBreak/>
               <w:t>Magnetisable</w:t>
             </w:r>
           </w:p>
@@ -4618,28 +4632,66 @@
           </w:p>
         </w:tc>
       </w:tr>
+      <w:tr>
+        <w:trPr>
+          <w:cnfStyle w:val="000000100000" w:firstRow="0" w:lastRow="0" w:firstColumn="0" w:lastColumn="0" w:oddVBand="0" w:evenVBand="0" w:oddHBand="1" w:evenHBand="0" w:firstRowFirstColumn="0" w:firstRowLastColumn="0" w:lastRowFirstColumn="0" w:lastRowLastColumn="0"/>
+        </w:trPr>
+        <w:tc>
+          <w:tcPr>
+            <w:tcW w:w="10456" w:type="dxa"/>
+          </w:tcPr>
+          <w:p>
+            <w:pPr>
+              <w:ind w:firstLine="0"/>
+            </w:pPr>
+            <w:r>
+              <w:t>Hypnotized</w:t>
+            </w:r>
+          </w:p>
+          <w:p>
+            <w:pPr>
+              <w:pStyle w:val="Paragraphedeliste"/>
+              <w:numPr>
+                <w:ilvl w:val="0"/>
+                <w:numId w:val="50"/>
+              </w:numPr>
+            </w:pPr>
+            <w:r>
+              <w:t>All attacks have the Friendly Fire trait</w:t>
+            </w:r>
+          </w:p>
+          <w:p>
+            <w:pPr>
+              <w:pStyle w:val="Paragraphedeliste"/>
+              <w:numPr>
+                <w:ilvl w:val="0"/>
+                <w:numId w:val="50"/>
+              </w:numPr>
+            </w:pPr>
+            <w:r>
+              <w:t>Plants cannot be targeted by attacks</w:t>
+            </w:r>
+          </w:p>
+          <w:p>
+            <w:pPr>
+              <w:pStyle w:val="Paragraphedeliste"/>
+              <w:numPr>
+                <w:ilvl w:val="0"/>
+                <w:numId w:val="50"/>
+              </w:numPr>
+            </w:pPr>
+            <w:r>
+              <w:t>Ends after one turn</w:t>
+            </w:r>
+          </w:p>
+        </w:tc>
+      </w:tr>
     </w:tbl>
     <w:p>
       <w:pPr>
-        <w:ind w:firstLine="0"/>
-        <w:jc w:val="left"/>
-        <w:rPr>
-          <w:rFonts w:asciiTheme="majorHAnsi" w:eastAsiaTheme="majorEastAsia" w:hAnsiTheme="majorHAnsi" w:cstheme="majorBidi"/>
-          <w:color w:val="000000" w:themeColor="text1"/>
-          <w:sz w:val="28"/>
-          <w:szCs w:val="40"/>
-        </w:rPr>
+        <w:pStyle w:val="Titre1"/>
       </w:pPr>
       <w:r>
-        <w:br w:type="page"/>
-      </w:r>
-    </w:p>
-    <w:p>
-      <w:pPr>
-        <w:pStyle w:val="Titre1"/>
-      </w:pPr>
-      <w:r>
-        <w:lastRenderedPageBreak/>
         <w:t>Dungeon Crawling</w:t>
       </w:r>
     </w:p>
@@ -5143,6 +5195,7 @@
               <w:ind w:firstLine="0"/>
             </w:pPr>
             <w:r>
+              <w:lastRenderedPageBreak/>
               <w:t>Types of Non-Fight Gardens are:</w:t>
             </w:r>
           </w:p>
@@ -5554,7 +5607,6 @@
         <w:pStyle w:val="Titre1"/>
       </w:pPr>
       <w:r>
-        <w:lastRenderedPageBreak/>
         <w:t>Minimal Viable Product</w:t>
       </w:r>
     </w:p>
@@ -5731,6 +5783,119 @@
 <file path=word/numbering.xml><?xml version="1.0" encoding="utf-8"?>
 <w:numbering xmlns:wpc="http://schemas.microsoft.com/office/word/2010/wordprocessingCanvas" xmlns:cx="http://schemas.microsoft.com/office/drawing/2014/chartex" xmlns:cx1="http://schemas.microsoft.com/office/drawing/2015/9/8/chartex" xmlns:cx2="http://schemas.microsoft.com/office/drawing/2015/10/21/chartex" xmlns:cx3="http://schemas.microsoft.com/office/drawing/2016/5/9/chartex" xmlns:cx4="http://schemas.microsoft.com/office/drawing/2016/5/10/chartex" xmlns:cx5="http://schemas.microsoft.com/office/drawing/2016/5/11/chartex" xmlns:cx6="http://schemas.microsoft.com/office/drawing/2016/5/12/chartex" xmlns:cx7="http://schemas.microsoft.com/office/drawing/2016/5/13/chartex" xmlns:cx8="http://schemas.microsoft.com/office/drawing/2016/5/14/chartex" xmlns:mc="http://schemas.openxmlformats.org/markup-compatibility/2006" xmlns:aink="http://schemas.microsoft.com/office/drawing/2016/ink" xmlns:am3d="http://schemas.microsoft.com/office/drawing/2017/model3d" xmlns:o="urn:schemas-microsoft-com:office:office" xmlns:oel="http://schemas.microsoft.com/office/2019/extlst" xmlns:r="http://schemas.openxmlformats.org/officeDocument/2006/relationships" xmlns:m="http://schemas.openxmlformats.org/officeDocument/2006/math" xmlns:v="urn:schemas-microsoft-com:vml" xmlns:wp14="http://schemas.microsoft.com/office/word/2010/wordprocessingDrawing" xmlns:wp="http://schemas.openxmlformats.org/drawingml/2006/wordprocessingDrawing" xmlns:w10="urn:schemas-microsoft-com:office:word" xmlns:w="http://schemas.openxmlformats.org/wordprocessingml/2006/main" xmlns:w14="http://schemas.microsoft.com/office/word/2010/wordml" xmlns:w15="http://schemas.microsoft.com/office/word/2012/wordml" xmlns:w16cex="http://schemas.microsoft.com/office/word/2018/wordml/cex" xmlns:w16cid="http://schemas.microsoft.com/office/word/2016/wordml/cid" xmlns:w16="http://schemas.microsoft.com/office/word/2018/wordml" xmlns:w16du="http://schemas.microsoft.com/office/word/2023/wordml/word16du" xmlns:w16sdtdh="http://schemas.microsoft.com/office/word/2020/wordml/sdtdatahash" xmlns:w16sdtfl="http://schemas.microsoft.com/office/word/2024/wordml/sdtformatlock" xmlns:w16se="http://schemas.microsoft.com/office/word/2015/wordml/symex" xmlns:wpg="http://schemas.microsoft.com/office/word/2010/wordprocessingGroup" xmlns:wpi="http://schemas.microsoft.com/office/word/2010/wordprocessingInk" xmlns:wne="http://schemas.microsoft.com/office/word/2006/wordml" xmlns:wps="http://schemas.microsoft.com/office/word/2010/wordprocessingShape" mc:Ignorable="w14 w15 w16se w16cid w16 w16cex w16sdtdh w16sdtfl w16du wp14">
   <w:abstractNum w:abstractNumId="0" w15:restartNumberingAfterBreak="0">
+    <w:nsid w:val="00E742DF"/>
+    <w:multiLevelType w:val="hybridMultilevel"/>
+    <w:tmpl w:val="2EF4B396"/>
+    <w:lvl w:ilvl="0" w:tplc="100C0005">
+      <w:start w:val="1"/>
+      <w:numFmt w:val="bullet"/>
+      <w:lvlText w:val=""/>
+      <w:lvlJc w:val="left"/>
+      <w:pPr>
+        <w:ind w:left="720" w:hanging="360"/>
+      </w:pPr>
+      <w:rPr>
+        <w:rFonts w:ascii="Wingdings" w:hAnsi="Wingdings" w:hint="default"/>
+      </w:rPr>
+    </w:lvl>
+    <w:lvl w:ilvl="1" w:tplc="100C0003" w:tentative="1">
+      <w:start w:val="1"/>
+      <w:numFmt w:val="bullet"/>
+      <w:lvlText w:val="o"/>
+      <w:lvlJc w:val="left"/>
+      <w:pPr>
+        <w:ind w:left="1440" w:hanging="360"/>
+      </w:pPr>
+      <w:rPr>
+        <w:rFonts w:ascii="Courier New" w:hAnsi="Courier New" w:cs="Courier New" w:hint="default"/>
+      </w:rPr>
+    </w:lvl>
+    <w:lvl w:ilvl="2" w:tplc="100C0005" w:tentative="1">
+      <w:start w:val="1"/>
+      <w:numFmt w:val="bullet"/>
+      <w:lvlText w:val=""/>
+      <w:lvlJc w:val="left"/>
+      <w:pPr>
+        <w:ind w:left="2160" w:hanging="360"/>
+      </w:pPr>
+      <w:rPr>
+        <w:rFonts w:ascii="Wingdings" w:hAnsi="Wingdings" w:hint="default"/>
+      </w:rPr>
+    </w:lvl>
+    <w:lvl w:ilvl="3" w:tplc="100C0001" w:tentative="1">
+      <w:start w:val="1"/>
+      <w:numFmt w:val="bullet"/>
+      <w:lvlText w:val=""/>
+      <w:lvlJc w:val="left"/>
+      <w:pPr>
+        <w:ind w:left="2880" w:hanging="360"/>
+      </w:pPr>
+      <w:rPr>
+        <w:rFonts w:ascii="Symbol" w:hAnsi="Symbol" w:hint="default"/>
+      </w:rPr>
+    </w:lvl>
+    <w:lvl w:ilvl="4" w:tplc="100C0003" w:tentative="1">
+      <w:start w:val="1"/>
+      <w:numFmt w:val="bullet"/>
+      <w:lvlText w:val="o"/>
+      <w:lvlJc w:val="left"/>
+      <w:pPr>
+        <w:ind w:left="3600" w:hanging="360"/>
+      </w:pPr>
+      <w:rPr>
+        <w:rFonts w:ascii="Courier New" w:hAnsi="Courier New" w:cs="Courier New" w:hint="default"/>
+      </w:rPr>
+    </w:lvl>
+    <w:lvl w:ilvl="5" w:tplc="100C0005" w:tentative="1">
+      <w:start w:val="1"/>
+      <w:numFmt w:val="bullet"/>
+      <w:lvlText w:val=""/>
+      <w:lvlJc w:val="left"/>
+      <w:pPr>
+        <w:ind w:left="4320" w:hanging="360"/>
+      </w:pPr>
+      <w:rPr>
+        <w:rFonts w:ascii="Wingdings" w:hAnsi="Wingdings" w:hint="default"/>
+      </w:rPr>
+    </w:lvl>
+    <w:lvl w:ilvl="6" w:tplc="100C0001" w:tentative="1">
+      <w:start w:val="1"/>
+      <w:numFmt w:val="bullet"/>
+      <w:lvlText w:val=""/>
+      <w:lvlJc w:val="left"/>
+      <w:pPr>
+        <w:ind w:left="5040" w:hanging="360"/>
+      </w:pPr>
+      <w:rPr>
+        <w:rFonts w:ascii="Symbol" w:hAnsi="Symbol" w:hint="default"/>
+      </w:rPr>
+    </w:lvl>
+    <w:lvl w:ilvl="7" w:tplc="100C0003" w:tentative="1">
+      <w:start w:val="1"/>
+      <w:numFmt w:val="bullet"/>
+      <w:lvlText w:val="o"/>
+      <w:lvlJc w:val="left"/>
+      <w:pPr>
+        <w:ind w:left="5760" w:hanging="360"/>
+      </w:pPr>
+      <w:rPr>
+        <w:rFonts w:ascii="Courier New" w:hAnsi="Courier New" w:cs="Courier New" w:hint="default"/>
+      </w:rPr>
+    </w:lvl>
+    <w:lvl w:ilvl="8" w:tplc="100C0005" w:tentative="1">
+      <w:start w:val="1"/>
+      <w:numFmt w:val="bullet"/>
+      <w:lvlText w:val=""/>
+      <w:lvlJc w:val="left"/>
+      <w:pPr>
+        <w:ind w:left="6480" w:hanging="360"/>
+      </w:pPr>
+      <w:rPr>
+        <w:rFonts w:ascii="Wingdings" w:hAnsi="Wingdings" w:hint="default"/>
+      </w:rPr>
+    </w:lvl>
+  </w:abstractNum>
+  <w:abstractNum w:abstractNumId="1" w15:restartNumberingAfterBreak="0">
     <w:nsid w:val="02E537B6"/>
     <w:multiLevelType w:val="hybridMultilevel"/>
     <w:tmpl w:val="EB1E9F92"/>
@@ -5843,7 +6008,7 @@
       </w:rPr>
     </w:lvl>
   </w:abstractNum>
-  <w:abstractNum w:abstractNumId="1" w15:restartNumberingAfterBreak="0">
+  <w:abstractNum w:abstractNumId="2" w15:restartNumberingAfterBreak="0">
     <w:nsid w:val="040F4FD3"/>
     <w:multiLevelType w:val="hybridMultilevel"/>
     <w:tmpl w:val="1BA25FF2"/>
@@ -5956,7 +6121,7 @@
       </w:rPr>
     </w:lvl>
   </w:abstractNum>
-  <w:abstractNum w:abstractNumId="2" w15:restartNumberingAfterBreak="0">
+  <w:abstractNum w:abstractNumId="3" w15:restartNumberingAfterBreak="0">
     <w:nsid w:val="06017584"/>
     <w:multiLevelType w:val="hybridMultilevel"/>
     <w:tmpl w:val="9F82D9C6"/>
@@ -6069,7 +6234,7 @@
       </w:rPr>
     </w:lvl>
   </w:abstractNum>
-  <w:abstractNum w:abstractNumId="3" w15:restartNumberingAfterBreak="0">
+  <w:abstractNum w:abstractNumId="4" w15:restartNumberingAfterBreak="0">
     <w:nsid w:val="07725FF0"/>
     <w:multiLevelType w:val="hybridMultilevel"/>
     <w:tmpl w:val="A9C8EA80"/>
@@ -6182,7 +6347,7 @@
       </w:rPr>
     </w:lvl>
   </w:abstractNum>
-  <w:abstractNum w:abstractNumId="4" w15:restartNumberingAfterBreak="0">
+  <w:abstractNum w:abstractNumId="5" w15:restartNumberingAfterBreak="0">
     <w:nsid w:val="07AF7CB4"/>
     <w:multiLevelType w:val="hybridMultilevel"/>
     <w:tmpl w:val="8A0A15A0"/>
@@ -6295,7 +6460,7 @@
       </w:rPr>
     </w:lvl>
   </w:abstractNum>
-  <w:abstractNum w:abstractNumId="5" w15:restartNumberingAfterBreak="0">
+  <w:abstractNum w:abstractNumId="6" w15:restartNumberingAfterBreak="0">
     <w:nsid w:val="0C5018F1"/>
     <w:multiLevelType w:val="hybridMultilevel"/>
     <w:tmpl w:val="8B14F4A2"/>
@@ -6408,7 +6573,7 @@
       </w:rPr>
     </w:lvl>
   </w:abstractNum>
-  <w:abstractNum w:abstractNumId="6" w15:restartNumberingAfterBreak="0">
+  <w:abstractNum w:abstractNumId="7" w15:restartNumberingAfterBreak="0">
     <w:nsid w:val="0DD25719"/>
     <w:multiLevelType w:val="hybridMultilevel"/>
     <w:tmpl w:val="1F845610"/>
@@ -6521,7 +6686,7 @@
       </w:rPr>
     </w:lvl>
   </w:abstractNum>
-  <w:abstractNum w:abstractNumId="7" w15:restartNumberingAfterBreak="0">
+  <w:abstractNum w:abstractNumId="8" w15:restartNumberingAfterBreak="0">
     <w:nsid w:val="15A87263"/>
     <w:multiLevelType w:val="hybridMultilevel"/>
     <w:tmpl w:val="CF4421EE"/>
@@ -6634,7 +6799,7 @@
       </w:rPr>
     </w:lvl>
   </w:abstractNum>
-  <w:abstractNum w:abstractNumId="8" w15:restartNumberingAfterBreak="0">
+  <w:abstractNum w:abstractNumId="9" w15:restartNumberingAfterBreak="0">
     <w:nsid w:val="18CD152D"/>
     <w:multiLevelType w:val="hybridMultilevel"/>
     <w:tmpl w:val="549A2852"/>
@@ -6746,7 +6911,7 @@
       </w:rPr>
     </w:lvl>
   </w:abstractNum>
-  <w:abstractNum w:abstractNumId="9" w15:restartNumberingAfterBreak="0">
+  <w:abstractNum w:abstractNumId="10" w15:restartNumberingAfterBreak="0">
     <w:nsid w:val="1B566039"/>
     <w:multiLevelType w:val="hybridMultilevel"/>
     <w:tmpl w:val="332EB258"/>
@@ -6859,7 +7024,7 @@
       </w:rPr>
     </w:lvl>
   </w:abstractNum>
-  <w:abstractNum w:abstractNumId="10" w15:restartNumberingAfterBreak="0">
+  <w:abstractNum w:abstractNumId="11" w15:restartNumberingAfterBreak="0">
     <w:nsid w:val="24674EAA"/>
     <w:multiLevelType w:val="hybridMultilevel"/>
     <w:tmpl w:val="4B86C3B8"/>
@@ -6972,7 +7137,7 @@
       </w:rPr>
     </w:lvl>
   </w:abstractNum>
-  <w:abstractNum w:abstractNumId="11" w15:restartNumberingAfterBreak="0">
+  <w:abstractNum w:abstractNumId="12" w15:restartNumberingAfterBreak="0">
     <w:nsid w:val="2601411C"/>
     <w:multiLevelType w:val="hybridMultilevel"/>
     <w:tmpl w:val="B40E0766"/>
@@ -7085,7 +7250,7 @@
       </w:rPr>
     </w:lvl>
   </w:abstractNum>
-  <w:abstractNum w:abstractNumId="12" w15:restartNumberingAfterBreak="0">
+  <w:abstractNum w:abstractNumId="13" w15:restartNumberingAfterBreak="0">
     <w:nsid w:val="27C7461D"/>
     <w:multiLevelType w:val="hybridMultilevel"/>
     <w:tmpl w:val="92703C28"/>
@@ -7198,7 +7363,7 @@
       </w:rPr>
     </w:lvl>
   </w:abstractNum>
-  <w:abstractNum w:abstractNumId="13" w15:restartNumberingAfterBreak="0">
+  <w:abstractNum w:abstractNumId="14" w15:restartNumberingAfterBreak="0">
     <w:nsid w:val="2BC02252"/>
     <w:multiLevelType w:val="hybridMultilevel"/>
     <w:tmpl w:val="A522BA8C"/>
@@ -7311,7 +7476,7 @@
       </w:rPr>
     </w:lvl>
   </w:abstractNum>
-  <w:abstractNum w:abstractNumId="14" w15:restartNumberingAfterBreak="0">
+  <w:abstractNum w:abstractNumId="15" w15:restartNumberingAfterBreak="0">
     <w:nsid w:val="2BDD0AE7"/>
     <w:multiLevelType w:val="hybridMultilevel"/>
     <w:tmpl w:val="D9C610F6"/>
@@ -7424,7 +7589,7 @@
       </w:rPr>
     </w:lvl>
   </w:abstractNum>
-  <w:abstractNum w:abstractNumId="15" w15:restartNumberingAfterBreak="0">
+  <w:abstractNum w:abstractNumId="16" w15:restartNumberingAfterBreak="0">
     <w:nsid w:val="2DC806FC"/>
     <w:multiLevelType w:val="hybridMultilevel"/>
     <w:tmpl w:val="63645CA8"/>
@@ -7537,7 +7702,7 @@
       </w:rPr>
     </w:lvl>
   </w:abstractNum>
-  <w:abstractNum w:abstractNumId="16" w15:restartNumberingAfterBreak="0">
+  <w:abstractNum w:abstractNumId="17" w15:restartNumberingAfterBreak="0">
     <w:nsid w:val="2F1E539A"/>
     <w:multiLevelType w:val="hybridMultilevel"/>
     <w:tmpl w:val="7534BF44"/>
@@ -7650,7 +7815,7 @@
       </w:rPr>
     </w:lvl>
   </w:abstractNum>
-  <w:abstractNum w:abstractNumId="17" w15:restartNumberingAfterBreak="0">
+  <w:abstractNum w:abstractNumId="18" w15:restartNumberingAfterBreak="0">
     <w:nsid w:val="309D2606"/>
     <w:multiLevelType w:val="hybridMultilevel"/>
     <w:tmpl w:val="7F125134"/>
@@ -7763,7 +7928,7 @@
       </w:rPr>
     </w:lvl>
   </w:abstractNum>
-  <w:abstractNum w:abstractNumId="18" w15:restartNumberingAfterBreak="0">
+  <w:abstractNum w:abstractNumId="19" w15:restartNumberingAfterBreak="0">
     <w:nsid w:val="32E9583D"/>
     <w:multiLevelType w:val="hybridMultilevel"/>
     <w:tmpl w:val="58647E7C"/>
@@ -7876,7 +8041,7 @@
       </w:rPr>
     </w:lvl>
   </w:abstractNum>
-  <w:abstractNum w:abstractNumId="19" w15:restartNumberingAfterBreak="0">
+  <w:abstractNum w:abstractNumId="20" w15:restartNumberingAfterBreak="0">
     <w:nsid w:val="3E492F1C"/>
     <w:multiLevelType w:val="hybridMultilevel"/>
     <w:tmpl w:val="08E80938"/>
@@ -7989,7 +8154,7 @@
       </w:rPr>
     </w:lvl>
   </w:abstractNum>
-  <w:abstractNum w:abstractNumId="20" w15:restartNumberingAfterBreak="0">
+  <w:abstractNum w:abstractNumId="21" w15:restartNumberingAfterBreak="0">
     <w:nsid w:val="40EC5F21"/>
     <w:multiLevelType w:val="hybridMultilevel"/>
     <w:tmpl w:val="5CF21F70"/>
@@ -8102,7 +8267,7 @@
       </w:rPr>
     </w:lvl>
   </w:abstractNum>
-  <w:abstractNum w:abstractNumId="21" w15:restartNumberingAfterBreak="0">
+  <w:abstractNum w:abstractNumId="22" w15:restartNumberingAfterBreak="0">
     <w:nsid w:val="42C5401F"/>
     <w:multiLevelType w:val="hybridMultilevel"/>
     <w:tmpl w:val="B64C2028"/>
@@ -8215,7 +8380,7 @@
       </w:rPr>
     </w:lvl>
   </w:abstractNum>
-  <w:abstractNum w:abstractNumId="22" w15:restartNumberingAfterBreak="0">
+  <w:abstractNum w:abstractNumId="23" w15:restartNumberingAfterBreak="0">
     <w:nsid w:val="465D2B3E"/>
     <w:multiLevelType w:val="hybridMultilevel"/>
     <w:tmpl w:val="326A779E"/>
@@ -8328,7 +8493,7 @@
       </w:rPr>
     </w:lvl>
   </w:abstractNum>
-  <w:abstractNum w:abstractNumId="23" w15:restartNumberingAfterBreak="0">
+  <w:abstractNum w:abstractNumId="24" w15:restartNumberingAfterBreak="0">
     <w:nsid w:val="48F05F53"/>
     <w:multiLevelType w:val="hybridMultilevel"/>
     <w:tmpl w:val="B6C89250"/>
@@ -8441,7 +8606,7 @@
       </w:rPr>
     </w:lvl>
   </w:abstractNum>
-  <w:abstractNum w:abstractNumId="24" w15:restartNumberingAfterBreak="0">
+  <w:abstractNum w:abstractNumId="25" w15:restartNumberingAfterBreak="0">
     <w:nsid w:val="4A8A4651"/>
     <w:multiLevelType w:val="hybridMultilevel"/>
     <w:tmpl w:val="BFA4795C"/>
@@ -8554,7 +8719,7 @@
       </w:rPr>
     </w:lvl>
   </w:abstractNum>
-  <w:abstractNum w:abstractNumId="25" w15:restartNumberingAfterBreak="0">
+  <w:abstractNum w:abstractNumId="26" w15:restartNumberingAfterBreak="0">
     <w:nsid w:val="4CA35DC1"/>
     <w:multiLevelType w:val="hybridMultilevel"/>
     <w:tmpl w:val="E7AC4A26"/>
@@ -8667,7 +8832,7 @@
       </w:rPr>
     </w:lvl>
   </w:abstractNum>
-  <w:abstractNum w:abstractNumId="26" w15:restartNumberingAfterBreak="0">
+  <w:abstractNum w:abstractNumId="27" w15:restartNumberingAfterBreak="0">
     <w:nsid w:val="4ECF2B31"/>
     <w:multiLevelType w:val="hybridMultilevel"/>
     <w:tmpl w:val="83724E82"/>
@@ -8780,7 +8945,7 @@
       </w:rPr>
     </w:lvl>
   </w:abstractNum>
-  <w:abstractNum w:abstractNumId="27" w15:restartNumberingAfterBreak="0">
+  <w:abstractNum w:abstractNumId="28" w15:restartNumberingAfterBreak="0">
     <w:nsid w:val="50504257"/>
     <w:multiLevelType w:val="hybridMultilevel"/>
     <w:tmpl w:val="C88AEAE6"/>
@@ -8866,7 +9031,7 @@
       </w:pPr>
     </w:lvl>
   </w:abstractNum>
-  <w:abstractNum w:abstractNumId="28" w15:restartNumberingAfterBreak="0">
+  <w:abstractNum w:abstractNumId="29" w15:restartNumberingAfterBreak="0">
     <w:nsid w:val="532D2674"/>
     <w:multiLevelType w:val="hybridMultilevel"/>
     <w:tmpl w:val="3A009CFA"/>
@@ -8979,7 +9144,7 @@
       </w:rPr>
     </w:lvl>
   </w:abstractNum>
-  <w:abstractNum w:abstractNumId="29" w15:restartNumberingAfterBreak="0">
+  <w:abstractNum w:abstractNumId="30" w15:restartNumberingAfterBreak="0">
     <w:nsid w:val="5FA160B2"/>
     <w:multiLevelType w:val="hybridMultilevel"/>
     <w:tmpl w:val="2BFE10BC"/>
@@ -9092,7 +9257,7 @@
       </w:rPr>
     </w:lvl>
   </w:abstractNum>
-  <w:abstractNum w:abstractNumId="30" w15:restartNumberingAfterBreak="0">
+  <w:abstractNum w:abstractNumId="31" w15:restartNumberingAfterBreak="0">
     <w:nsid w:val="62E94C94"/>
     <w:multiLevelType w:val="hybridMultilevel"/>
     <w:tmpl w:val="3CB0ABF2"/>
@@ -9205,7 +9370,7 @@
       </w:rPr>
     </w:lvl>
   </w:abstractNum>
-  <w:abstractNum w:abstractNumId="31" w15:restartNumberingAfterBreak="0">
+  <w:abstractNum w:abstractNumId="32" w15:restartNumberingAfterBreak="0">
     <w:nsid w:val="63713B52"/>
     <w:multiLevelType w:val="hybridMultilevel"/>
     <w:tmpl w:val="12A477EC"/>
@@ -9318,7 +9483,7 @@
       </w:rPr>
     </w:lvl>
   </w:abstractNum>
-  <w:abstractNum w:abstractNumId="32" w15:restartNumberingAfterBreak="0">
+  <w:abstractNum w:abstractNumId="33" w15:restartNumberingAfterBreak="0">
     <w:nsid w:val="68415239"/>
     <w:multiLevelType w:val="hybridMultilevel"/>
     <w:tmpl w:val="629A2048"/>
@@ -9431,7 +9596,7 @@
       </w:rPr>
     </w:lvl>
   </w:abstractNum>
-  <w:abstractNum w:abstractNumId="33" w15:restartNumberingAfterBreak="0">
+  <w:abstractNum w:abstractNumId="34" w15:restartNumberingAfterBreak="0">
     <w:nsid w:val="691E6447"/>
     <w:multiLevelType w:val="hybridMultilevel"/>
     <w:tmpl w:val="15D84160"/>
@@ -9544,7 +9709,7 @@
       </w:rPr>
     </w:lvl>
   </w:abstractNum>
-  <w:abstractNum w:abstractNumId="34" w15:restartNumberingAfterBreak="0">
+  <w:abstractNum w:abstractNumId="35" w15:restartNumberingAfterBreak="0">
     <w:nsid w:val="6B0A1CF4"/>
     <w:multiLevelType w:val="hybridMultilevel"/>
     <w:tmpl w:val="D62E4A3E"/>
@@ -9657,7 +9822,7 @@
       </w:rPr>
     </w:lvl>
   </w:abstractNum>
-  <w:abstractNum w:abstractNumId="35" w15:restartNumberingAfterBreak="0">
+  <w:abstractNum w:abstractNumId="36" w15:restartNumberingAfterBreak="0">
     <w:nsid w:val="6BF74246"/>
     <w:multiLevelType w:val="hybridMultilevel"/>
     <w:tmpl w:val="68609A1A"/>
@@ -9770,7 +9935,7 @@
       </w:rPr>
     </w:lvl>
   </w:abstractNum>
-  <w:abstractNum w:abstractNumId="36" w15:restartNumberingAfterBreak="0">
+  <w:abstractNum w:abstractNumId="37" w15:restartNumberingAfterBreak="0">
     <w:nsid w:val="6C9554C1"/>
     <w:multiLevelType w:val="hybridMultilevel"/>
     <w:tmpl w:val="7A9E7F6C"/>
@@ -9883,7 +10048,7 @@
       </w:rPr>
     </w:lvl>
   </w:abstractNum>
-  <w:abstractNum w:abstractNumId="37" w15:restartNumberingAfterBreak="0">
+  <w:abstractNum w:abstractNumId="38" w15:restartNumberingAfterBreak="0">
     <w:nsid w:val="6F0D075D"/>
     <w:multiLevelType w:val="hybridMultilevel"/>
     <w:tmpl w:val="742C440A"/>
@@ -9996,7 +10161,7 @@
       </w:rPr>
     </w:lvl>
   </w:abstractNum>
-  <w:abstractNum w:abstractNumId="38" w15:restartNumberingAfterBreak="0">
+  <w:abstractNum w:abstractNumId="39" w15:restartNumberingAfterBreak="0">
     <w:nsid w:val="6F793C9C"/>
     <w:multiLevelType w:val="hybridMultilevel"/>
     <w:tmpl w:val="C12C6DE6"/>
@@ -10109,7 +10274,7 @@
       </w:rPr>
     </w:lvl>
   </w:abstractNum>
-  <w:abstractNum w:abstractNumId="39" w15:restartNumberingAfterBreak="0">
+  <w:abstractNum w:abstractNumId="40" w15:restartNumberingAfterBreak="0">
     <w:nsid w:val="6F987451"/>
     <w:multiLevelType w:val="hybridMultilevel"/>
     <w:tmpl w:val="29FAE24E"/>
@@ -10221,7 +10386,7 @@
       </w:rPr>
     </w:lvl>
   </w:abstractNum>
-  <w:abstractNum w:abstractNumId="40" w15:restartNumberingAfterBreak="0">
+  <w:abstractNum w:abstractNumId="41" w15:restartNumberingAfterBreak="0">
     <w:nsid w:val="77776CB0"/>
     <w:multiLevelType w:val="hybridMultilevel"/>
     <w:tmpl w:val="9E164CD8"/>
@@ -10334,7 +10499,7 @@
       </w:rPr>
     </w:lvl>
   </w:abstractNum>
-  <w:abstractNum w:abstractNumId="41" w15:restartNumberingAfterBreak="0">
+  <w:abstractNum w:abstractNumId="42" w15:restartNumberingAfterBreak="0">
     <w:nsid w:val="77D57755"/>
     <w:multiLevelType w:val="hybridMultilevel"/>
     <w:tmpl w:val="A51A6BC6"/>
@@ -10447,7 +10612,7 @@
       </w:rPr>
     </w:lvl>
   </w:abstractNum>
-  <w:abstractNum w:abstractNumId="42" w15:restartNumberingAfterBreak="0">
+  <w:abstractNum w:abstractNumId="43" w15:restartNumberingAfterBreak="0">
     <w:nsid w:val="79295DBD"/>
     <w:multiLevelType w:val="hybridMultilevel"/>
     <w:tmpl w:val="BA04A042"/>
@@ -10560,7 +10725,7 @@
       </w:rPr>
     </w:lvl>
   </w:abstractNum>
-  <w:abstractNum w:abstractNumId="43" w15:restartNumberingAfterBreak="0">
+  <w:abstractNum w:abstractNumId="44" w15:restartNumberingAfterBreak="0">
     <w:nsid w:val="7A5A2055"/>
     <w:multiLevelType w:val="hybridMultilevel"/>
     <w:tmpl w:val="1564F6BC"/>
@@ -10673,7 +10838,7 @@
       </w:rPr>
     </w:lvl>
   </w:abstractNum>
-  <w:abstractNum w:abstractNumId="44" w15:restartNumberingAfterBreak="0">
+  <w:abstractNum w:abstractNumId="45" w15:restartNumberingAfterBreak="0">
     <w:nsid w:val="7C227CAA"/>
     <w:multiLevelType w:val="hybridMultilevel"/>
     <w:tmpl w:val="9314E872"/>
@@ -10786,7 +10951,7 @@
       </w:rPr>
     </w:lvl>
   </w:abstractNum>
-  <w:abstractNum w:abstractNumId="45" w15:restartNumberingAfterBreak="0">
+  <w:abstractNum w:abstractNumId="46" w15:restartNumberingAfterBreak="0">
     <w:nsid w:val="7D3A679C"/>
     <w:multiLevelType w:val="hybridMultilevel"/>
     <w:tmpl w:val="1D2207B0"/>
@@ -10899,7 +11064,7 @@
       </w:rPr>
     </w:lvl>
   </w:abstractNum>
-  <w:abstractNum w:abstractNumId="46" w15:restartNumberingAfterBreak="0">
+  <w:abstractNum w:abstractNumId="47" w15:restartNumberingAfterBreak="0">
     <w:nsid w:val="7D9343C5"/>
     <w:multiLevelType w:val="hybridMultilevel"/>
     <w:tmpl w:val="D3202046"/>
@@ -11012,7 +11177,7 @@
       </w:rPr>
     </w:lvl>
   </w:abstractNum>
-  <w:abstractNum w:abstractNumId="47" w15:restartNumberingAfterBreak="0">
+  <w:abstractNum w:abstractNumId="48" w15:restartNumberingAfterBreak="0">
     <w:nsid w:val="7DB26D65"/>
     <w:multiLevelType w:val="hybridMultilevel"/>
     <w:tmpl w:val="1B68B04A"/>
@@ -11125,7 +11290,7 @@
       </w:rPr>
     </w:lvl>
   </w:abstractNum>
-  <w:abstractNum w:abstractNumId="48" w15:restartNumberingAfterBreak="0">
+  <w:abstractNum w:abstractNumId="49" w15:restartNumberingAfterBreak="0">
     <w:nsid w:val="7E3918A7"/>
     <w:multiLevelType w:val="hybridMultilevel"/>
     <w:tmpl w:val="70C4886E"/>
@@ -11239,151 +11404,154 @@
     </w:lvl>
   </w:abstractNum>
   <w:num w:numId="1" w16cid:durableId="334260068">
+    <w:abstractNumId w:val="18"/>
+  </w:num>
+  <w:num w:numId="2" w16cid:durableId="1114329038">
+    <w:abstractNumId w:val="28"/>
+  </w:num>
+  <w:num w:numId="3" w16cid:durableId="544756074">
+    <w:abstractNumId w:val="7"/>
+  </w:num>
+  <w:num w:numId="4" w16cid:durableId="1288271554">
     <w:abstractNumId w:val="17"/>
   </w:num>
-  <w:num w:numId="2" w16cid:durableId="1114329038">
+  <w:num w:numId="5" w16cid:durableId="719284378">
+    <w:abstractNumId w:val="15"/>
+  </w:num>
+  <w:num w:numId="6" w16cid:durableId="1889685086">
+    <w:abstractNumId w:val="12"/>
+  </w:num>
+  <w:num w:numId="7" w16cid:durableId="1251236846">
+    <w:abstractNumId w:val="2"/>
+  </w:num>
+  <w:num w:numId="8" w16cid:durableId="128087661">
+    <w:abstractNumId w:val="48"/>
+  </w:num>
+  <w:num w:numId="9" w16cid:durableId="1258708927">
+    <w:abstractNumId w:val="42"/>
+  </w:num>
+  <w:num w:numId="10" w16cid:durableId="1257593861">
+    <w:abstractNumId w:val="36"/>
+  </w:num>
+  <w:num w:numId="11" w16cid:durableId="2063477088">
+    <w:abstractNumId w:val="43"/>
+  </w:num>
+  <w:num w:numId="12" w16cid:durableId="425733116">
+    <w:abstractNumId w:val="16"/>
+  </w:num>
+  <w:num w:numId="13" w16cid:durableId="1549296923">
+    <w:abstractNumId w:val="6"/>
+  </w:num>
+  <w:num w:numId="14" w16cid:durableId="1442795995">
+    <w:abstractNumId w:val="44"/>
+  </w:num>
+  <w:num w:numId="15" w16cid:durableId="1620911405">
+    <w:abstractNumId w:val="37"/>
+  </w:num>
+  <w:num w:numId="16" w16cid:durableId="586766341">
+    <w:abstractNumId w:val="49"/>
+  </w:num>
+  <w:num w:numId="17" w16cid:durableId="1170758352">
+    <w:abstractNumId w:val="11"/>
+  </w:num>
+  <w:num w:numId="18" w16cid:durableId="163594817">
+    <w:abstractNumId w:val="45"/>
+  </w:num>
+  <w:num w:numId="19" w16cid:durableId="1951085053">
+    <w:abstractNumId w:val="31"/>
+  </w:num>
+  <w:num w:numId="20" w16cid:durableId="634221934">
+    <w:abstractNumId w:val="22"/>
+  </w:num>
+  <w:num w:numId="21" w16cid:durableId="332805899">
+    <w:abstractNumId w:val="47"/>
+  </w:num>
+  <w:num w:numId="22" w16cid:durableId="678847254">
+    <w:abstractNumId w:val="1"/>
+  </w:num>
+  <w:num w:numId="23" w16cid:durableId="1852335413">
+    <w:abstractNumId w:val="39"/>
+  </w:num>
+  <w:num w:numId="24" w16cid:durableId="1230194582">
+    <w:abstractNumId w:val="4"/>
+  </w:num>
+  <w:num w:numId="25" w16cid:durableId="2139377530">
+    <w:abstractNumId w:val="24"/>
+  </w:num>
+  <w:num w:numId="26" w16cid:durableId="311982604">
+    <w:abstractNumId w:val="35"/>
+  </w:num>
+  <w:num w:numId="27" w16cid:durableId="398795272">
+    <w:abstractNumId w:val="19"/>
+  </w:num>
+  <w:num w:numId="28" w16cid:durableId="943346896">
+    <w:abstractNumId w:val="3"/>
+  </w:num>
+  <w:num w:numId="29" w16cid:durableId="845704161">
+    <w:abstractNumId w:val="29"/>
+  </w:num>
+  <w:num w:numId="30" w16cid:durableId="1264874397">
+    <w:abstractNumId w:val="13"/>
+  </w:num>
+  <w:num w:numId="31" w16cid:durableId="1446651140">
+    <w:abstractNumId w:val="20"/>
+  </w:num>
+  <w:num w:numId="32" w16cid:durableId="745542443">
+    <w:abstractNumId w:val="5"/>
+  </w:num>
+  <w:num w:numId="33" w16cid:durableId="1734573687">
+    <w:abstractNumId w:val="38"/>
+  </w:num>
+  <w:num w:numId="34" w16cid:durableId="2136943296">
     <w:abstractNumId w:val="27"/>
   </w:num>
-  <w:num w:numId="3" w16cid:durableId="544756074">
-    <w:abstractNumId w:val="6"/>
+  <w:num w:numId="35" w16cid:durableId="538011882">
+    <w:abstractNumId w:val="8"/>
   </w:num>
-  <w:num w:numId="4" w16cid:durableId="1288271554">
-    <w:abstractNumId w:val="16"/>
+  <w:num w:numId="36" w16cid:durableId="674265866">
+    <w:abstractNumId w:val="41"/>
   </w:num>
-  <w:num w:numId="5" w16cid:durableId="719284378">
+  <w:num w:numId="37" w16cid:durableId="543564942">
+    <w:abstractNumId w:val="10"/>
+  </w:num>
+  <w:num w:numId="38" w16cid:durableId="1194613283">
+    <w:abstractNumId w:val="21"/>
+  </w:num>
+  <w:num w:numId="39" w16cid:durableId="1562978795">
+    <w:abstractNumId w:val="23"/>
+  </w:num>
+  <w:num w:numId="40" w16cid:durableId="2057317525">
+    <w:abstractNumId w:val="46"/>
+  </w:num>
+  <w:num w:numId="41" w16cid:durableId="40372623">
+    <w:abstractNumId w:val="30"/>
+  </w:num>
+  <w:num w:numId="42" w16cid:durableId="211960525">
+    <w:abstractNumId w:val="34"/>
+  </w:num>
+  <w:num w:numId="43" w16cid:durableId="1237207137">
+    <w:abstractNumId w:val="32"/>
+  </w:num>
+  <w:num w:numId="44" w16cid:durableId="1553275273">
+    <w:abstractNumId w:val="25"/>
+  </w:num>
+  <w:num w:numId="45" w16cid:durableId="575942618">
+    <w:abstractNumId w:val="33"/>
+  </w:num>
+  <w:num w:numId="46" w16cid:durableId="817722508">
+    <w:abstractNumId w:val="9"/>
+  </w:num>
+  <w:num w:numId="47" w16cid:durableId="979188758">
+    <w:abstractNumId w:val="26"/>
+  </w:num>
+  <w:num w:numId="48" w16cid:durableId="1337422469">
+    <w:abstractNumId w:val="40"/>
+  </w:num>
+  <w:num w:numId="49" w16cid:durableId="1176991979">
     <w:abstractNumId w:val="14"/>
   </w:num>
-  <w:num w:numId="6" w16cid:durableId="1889685086">
-    <w:abstractNumId w:val="11"/>
-  </w:num>
-  <w:num w:numId="7" w16cid:durableId="1251236846">
-    <w:abstractNumId w:val="1"/>
-  </w:num>
-  <w:num w:numId="8" w16cid:durableId="128087661">
-    <w:abstractNumId w:val="47"/>
-  </w:num>
-  <w:num w:numId="9" w16cid:durableId="1258708927">
-    <w:abstractNumId w:val="41"/>
-  </w:num>
-  <w:num w:numId="10" w16cid:durableId="1257593861">
-    <w:abstractNumId w:val="35"/>
-  </w:num>
-  <w:num w:numId="11" w16cid:durableId="2063477088">
-    <w:abstractNumId w:val="42"/>
-  </w:num>
-  <w:num w:numId="12" w16cid:durableId="425733116">
-    <w:abstractNumId w:val="15"/>
-  </w:num>
-  <w:num w:numId="13" w16cid:durableId="1549296923">
-    <w:abstractNumId w:val="5"/>
-  </w:num>
-  <w:num w:numId="14" w16cid:durableId="1442795995">
-    <w:abstractNumId w:val="43"/>
-  </w:num>
-  <w:num w:numId="15" w16cid:durableId="1620911405">
-    <w:abstractNumId w:val="36"/>
-  </w:num>
-  <w:num w:numId="16" w16cid:durableId="586766341">
-    <w:abstractNumId w:val="48"/>
-  </w:num>
-  <w:num w:numId="17" w16cid:durableId="1170758352">
-    <w:abstractNumId w:val="10"/>
-  </w:num>
-  <w:num w:numId="18" w16cid:durableId="163594817">
-    <w:abstractNumId w:val="44"/>
-  </w:num>
-  <w:num w:numId="19" w16cid:durableId="1951085053">
-    <w:abstractNumId w:val="30"/>
-  </w:num>
-  <w:num w:numId="20" w16cid:durableId="634221934">
-    <w:abstractNumId w:val="21"/>
-  </w:num>
-  <w:num w:numId="21" w16cid:durableId="332805899">
-    <w:abstractNumId w:val="46"/>
-  </w:num>
-  <w:num w:numId="22" w16cid:durableId="678847254">
+  <w:num w:numId="50" w16cid:durableId="1279098304">
     <w:abstractNumId w:val="0"/>
-  </w:num>
-  <w:num w:numId="23" w16cid:durableId="1852335413">
-    <w:abstractNumId w:val="38"/>
-  </w:num>
-  <w:num w:numId="24" w16cid:durableId="1230194582">
-    <w:abstractNumId w:val="3"/>
-  </w:num>
-  <w:num w:numId="25" w16cid:durableId="2139377530">
-    <w:abstractNumId w:val="23"/>
-  </w:num>
-  <w:num w:numId="26" w16cid:durableId="311982604">
-    <w:abstractNumId w:val="34"/>
-  </w:num>
-  <w:num w:numId="27" w16cid:durableId="398795272">
-    <w:abstractNumId w:val="18"/>
-  </w:num>
-  <w:num w:numId="28" w16cid:durableId="943346896">
-    <w:abstractNumId w:val="2"/>
-  </w:num>
-  <w:num w:numId="29" w16cid:durableId="845704161">
-    <w:abstractNumId w:val="28"/>
-  </w:num>
-  <w:num w:numId="30" w16cid:durableId="1264874397">
-    <w:abstractNumId w:val="12"/>
-  </w:num>
-  <w:num w:numId="31" w16cid:durableId="1446651140">
-    <w:abstractNumId w:val="19"/>
-  </w:num>
-  <w:num w:numId="32" w16cid:durableId="745542443">
-    <w:abstractNumId w:val="4"/>
-  </w:num>
-  <w:num w:numId="33" w16cid:durableId="1734573687">
-    <w:abstractNumId w:val="37"/>
-  </w:num>
-  <w:num w:numId="34" w16cid:durableId="2136943296">
-    <w:abstractNumId w:val="26"/>
-  </w:num>
-  <w:num w:numId="35" w16cid:durableId="538011882">
-    <w:abstractNumId w:val="7"/>
-  </w:num>
-  <w:num w:numId="36" w16cid:durableId="674265866">
-    <w:abstractNumId w:val="40"/>
-  </w:num>
-  <w:num w:numId="37" w16cid:durableId="543564942">
-    <w:abstractNumId w:val="9"/>
-  </w:num>
-  <w:num w:numId="38" w16cid:durableId="1194613283">
-    <w:abstractNumId w:val="20"/>
-  </w:num>
-  <w:num w:numId="39" w16cid:durableId="1562978795">
-    <w:abstractNumId w:val="22"/>
-  </w:num>
-  <w:num w:numId="40" w16cid:durableId="2057317525">
-    <w:abstractNumId w:val="45"/>
-  </w:num>
-  <w:num w:numId="41" w16cid:durableId="40372623">
-    <w:abstractNumId w:val="29"/>
-  </w:num>
-  <w:num w:numId="42" w16cid:durableId="211960525">
-    <w:abstractNumId w:val="33"/>
-  </w:num>
-  <w:num w:numId="43" w16cid:durableId="1237207137">
-    <w:abstractNumId w:val="31"/>
-  </w:num>
-  <w:num w:numId="44" w16cid:durableId="1553275273">
-    <w:abstractNumId w:val="24"/>
-  </w:num>
-  <w:num w:numId="45" w16cid:durableId="575942618">
-    <w:abstractNumId w:val="32"/>
-  </w:num>
-  <w:num w:numId="46" w16cid:durableId="817722508">
-    <w:abstractNumId w:val="8"/>
-  </w:num>
-  <w:num w:numId="47" w16cid:durableId="979188758">
-    <w:abstractNumId w:val="25"/>
-  </w:num>
-  <w:num w:numId="48" w16cid:durableId="1337422469">
-    <w:abstractNumId w:val="39"/>
-  </w:num>
-  <w:num w:numId="49" w16cid:durableId="1176991979">
-    <w:abstractNumId w:val="13"/>
   </w:num>
   <w:numIdMacAtCleanup w:val="44"/>
 </w:numbering>

--- a/ideas_ressources_files/initial_game_design_concept.docx
+++ b/ideas_ressources_files/initial_game_design_concept.docx
@@ -6,8 +6,13 @@
       <w:pPr>
         <w:pStyle w:val="Titre"/>
       </w:pPr>
+      <w:proofErr w:type="spellStart"/>
       <w:r>
-        <w:t>PvZ RPG – The Zombie-Playing Game</w:t>
+        <w:t>PvZ</w:t>
+      </w:r>
+      <w:proofErr w:type="spellEnd"/>
+      <w:r>
+        <w:t xml:space="preserve"> RPG – The Zombie-Playing Game</w:t>
       </w:r>
     </w:p>
     <w:p>
@@ -718,8 +723,13 @@
                 </wp:inline>
               </w:drawing>
             </w:r>
-            <w:r>
-              <w:t>ZCorp design (coatless + badge)</w:t>
+            <w:proofErr w:type="spellStart"/>
+            <w:r>
+              <w:t>ZCorp</w:t>
+            </w:r>
+            <w:proofErr w:type="spellEnd"/>
+            <w:r>
+              <w:t xml:space="preserve"> design (coatless + badge)</w:t>
             </w:r>
           </w:p>
         </w:tc>
@@ -1780,27 +1790,6 @@
               <w:ind w:firstLine="0"/>
             </w:pPr>
             <w:r>
-              <w:t>Score Points</w:t>
-            </w:r>
-            <w:r>
-              <w:t>*</w:t>
-            </w:r>
-            <w:r>
-              <w:t xml:space="preserve"> will likely work on a base-25 like PvZ 1’s Suns</w:t>
-            </w:r>
-          </w:p>
-        </w:tc>
-      </w:tr>
-      <w:tr>
-        <w:tc>
-          <w:tcPr>
-            <w:tcW w:w="10456" w:type="dxa"/>
-          </w:tcPr>
-          <w:p>
-            <w:pPr>
-              <w:ind w:firstLine="0"/>
-            </w:pPr>
-            <w:r>
               <w:t>*Name is a WIP</w:t>
             </w:r>
           </w:p>
@@ -1883,7 +1872,6 @@
               <w:ind w:firstLine="0"/>
             </w:pPr>
             <w:r>
-              <w:lastRenderedPageBreak/>
               <w:t xml:space="preserve">Player can </w:t>
             </w:r>
             <w:r>
@@ -1905,6 +1893,7 @@
               <w:ind w:firstLine="0"/>
             </w:pPr>
             <w:r>
+              <w:lastRenderedPageBreak/>
               <w:t>Movement</w:t>
             </w:r>
           </w:p>
@@ -2502,19 +2491,19 @@
               </w:numPr>
             </w:pPr>
             <w:r>
+              <w:t>Passives can be removed without an action at the start of the turn</w:t>
+            </w:r>
+          </w:p>
+          <w:p>
+            <w:pPr>
+              <w:pStyle w:val="Paragraphedeliste"/>
+              <w:numPr>
+                <w:ilvl w:val="0"/>
+                <w:numId w:val="10"/>
+              </w:numPr>
+            </w:pPr>
+            <w:r>
               <w:lastRenderedPageBreak/>
-              <w:t>Passives can be removed without an action at the start of the turn</w:t>
-            </w:r>
-          </w:p>
-          <w:p>
-            <w:pPr>
-              <w:pStyle w:val="Paragraphedeliste"/>
-              <w:numPr>
-                <w:ilvl w:val="0"/>
-                <w:numId w:val="10"/>
-              </w:numPr>
-            </w:pPr>
-            <w:r>
               <w:t xml:space="preserve">Actives are instant use </w:t>
             </w:r>
             <w:r>
@@ -2721,7 +2710,7 @@
               <w:t>Damage types</w:t>
             </w:r>
             <w:r>
-              <w:t>: Straight, Lobbed, Melee, Heal, Ground</w:t>
+              <w:t>: Straight, Lobbed, Heal, Ground</w:t>
             </w:r>
           </w:p>
         </w:tc>
@@ -2859,58 +2848,40 @@
               <w:ind w:firstLine="0"/>
             </w:pPr>
             <w:r>
-              <w:t>Melee</w:t>
-            </w:r>
-          </w:p>
-          <w:p>
-            <w:pPr>
-              <w:pStyle w:val="Paragraphedeliste"/>
-              <w:numPr>
-                <w:ilvl w:val="0"/>
-                <w:numId w:val="13"/>
-              </w:numPr>
-            </w:pPr>
-            <w:r>
-              <w:t xml:space="preserve">Close quarter </w:t>
-            </w:r>
-            <w:r>
-              <w:t>attack</w:t>
-            </w:r>
-          </w:p>
-          <w:p>
-            <w:pPr>
-              <w:pStyle w:val="Paragraphedeliste"/>
-              <w:numPr>
-                <w:ilvl w:val="0"/>
-                <w:numId w:val="13"/>
-              </w:numPr>
-            </w:pPr>
-            <w:r>
-              <w:t>Attack</w:t>
+              <w:t>Heal</w:t>
+            </w:r>
+          </w:p>
+          <w:p>
+            <w:pPr>
+              <w:pStyle w:val="Paragraphedeliste"/>
+              <w:numPr>
+                <w:ilvl w:val="0"/>
+                <w:numId w:val="16"/>
+              </w:numPr>
+            </w:pPr>
+            <w:r>
+              <w:t>Heals plant</w:t>
+            </w:r>
+            <w:r>
+              <w:t>(</w:t>
             </w:r>
             <w:r>
               <w:t>s</w:t>
             </w:r>
             <w:r>
-              <w:t xml:space="preserve"> if there is a</w:t>
-            </w:r>
-            <w:r>
-              <w:t xml:space="preserve"> </w:t>
-            </w:r>
-            <w:r>
-              <w:t>zombie in range</w:t>
-            </w:r>
-          </w:p>
-          <w:p>
-            <w:pPr>
-              <w:pStyle w:val="Paragraphedeliste"/>
-              <w:numPr>
-                <w:ilvl w:val="0"/>
-                <w:numId w:val="13"/>
-              </w:numPr>
-            </w:pPr>
-            <w:r>
-              <w:t>Blocked by Shield type armours when attacking from the front</w:t>
+              <w:t>)</w:t>
+            </w:r>
+            <w:r>
+              <w:t xml:space="preserve"> and/or zombie</w:t>
+            </w:r>
+            <w:r>
+              <w:t>(</w:t>
+            </w:r>
+            <w:r>
+              <w:t>s</w:t>
+            </w:r>
+            <w:r>
+              <w:t>)</w:t>
             </w:r>
           </w:p>
         </w:tc>
@@ -2928,7 +2899,7 @@
               <w:ind w:firstLine="0"/>
             </w:pPr>
             <w:r>
-              <w:t>Heal</w:t>
+              <w:t>Ground</w:t>
             </w:r>
           </w:p>
           <w:p>
@@ -2940,43 +2911,10 @@
               </w:numPr>
             </w:pPr>
             <w:r>
-              <w:t>Heals plant</w:t>
-            </w:r>
-            <w:r>
-              <w:t>(</w:t>
-            </w:r>
-            <w:r>
-              <w:t>s</w:t>
-            </w:r>
-            <w:r>
-              <w:t>)</w:t>
-            </w:r>
-            <w:r>
-              <w:t xml:space="preserve"> and/or zombie</w:t>
-            </w:r>
-            <w:r>
-              <w:t>(</w:t>
-            </w:r>
-            <w:r>
-              <w:t>s</w:t>
-            </w:r>
-            <w:r>
-              <w:t>)</w:t>
-            </w:r>
-          </w:p>
-        </w:tc>
-      </w:tr>
-      <w:tr>
-        <w:tc>
-          <w:tcPr>
-            <w:tcW w:w="10456" w:type="dxa"/>
-          </w:tcPr>
-          <w:p>
-            <w:pPr>
-              <w:ind w:firstLine="0"/>
-            </w:pPr>
-            <w:r>
-              <w:t>Ground</w:t>
+              <w:t>Attacks on its own tile</w:t>
+            </w:r>
+            <w:r>
+              <w:t>, unless specified otherwise</w:t>
             </w:r>
           </w:p>
           <w:p>
@@ -2988,19 +2926,16 @@
               </w:numPr>
             </w:pPr>
             <w:r>
-              <w:t>Attacks on its own tile</w:t>
-            </w:r>
-          </w:p>
-          <w:p>
-            <w:pPr>
-              <w:pStyle w:val="Paragraphedeliste"/>
-              <w:numPr>
-                <w:ilvl w:val="0"/>
-                <w:numId w:val="16"/>
-              </w:numPr>
-            </w:pPr>
-            <w:r>
-              <w:t>Always attacks</w:t>
+              <w:t xml:space="preserve">Always </w:t>
+            </w:r>
+            <w:r>
+              <w:t xml:space="preserve">tries to </w:t>
+            </w:r>
+            <w:r>
+              <w:t>attack</w:t>
+            </w:r>
+            <w:r>
+              <w:t>, regardless of whether there is a zombie in range</w:t>
             </w:r>
           </w:p>
           <w:p>
@@ -3400,7 +3335,6 @@
               </w:numPr>
             </w:pPr>
             <w:r>
-              <w:lastRenderedPageBreak/>
               <w:t>Status condition inflicted on plants</w:t>
             </w:r>
           </w:p>
@@ -3444,19 +3378,19 @@
               <w:ind w:firstLine="0"/>
             </w:pPr>
             <w:r>
+              <w:t>Freeze</w:t>
+            </w:r>
+          </w:p>
+          <w:p>
+            <w:pPr>
+              <w:pStyle w:val="Paragraphedeliste"/>
+              <w:numPr>
+                <w:ilvl w:val="0"/>
+                <w:numId w:val="23"/>
+              </w:numPr>
+            </w:pPr>
+            <w:r>
               <w:lastRenderedPageBreak/>
-              <w:t>Freeze</w:t>
-            </w:r>
-          </w:p>
-          <w:p>
-            <w:pPr>
-              <w:pStyle w:val="Paragraphedeliste"/>
-              <w:numPr>
-                <w:ilvl w:val="0"/>
-                <w:numId w:val="23"/>
-              </w:numPr>
-            </w:pPr>
-            <w:r>
               <w:t>Status condition inflicted if it hits the zombie or helmet</w:t>
             </w:r>
           </w:p>
@@ -3523,6 +3457,7 @@
               <w:ind w:firstLine="0"/>
             </w:pPr>
             <w:r>
+              <w:lastRenderedPageBreak/>
               <w:t>Ice Immune</w:t>
             </w:r>
           </w:p>
@@ -4248,7 +4183,6 @@
               <w:ind w:firstLine="0"/>
             </w:pPr>
             <w:r>
-              <w:lastRenderedPageBreak/>
               <w:t>Magnetisable</w:t>
             </w:r>
           </w:p>
@@ -4321,6 +4255,7 @@
               <w:ind w:firstLine="0"/>
             </w:pPr>
             <w:r>
+              <w:lastRenderedPageBreak/>
               <w:t>Grounded</w:t>
             </w:r>
           </w:p>
@@ -4726,7 +4661,15 @@
               <w:ind w:firstLine="0"/>
             </w:pPr>
             <w:r>
-              <w:t>Various areas based on different areas from the entire PvZ franchise</w:t>
+              <w:t xml:space="preserve">Various areas based on different areas from the entire </w:t>
+            </w:r>
+            <w:proofErr w:type="spellStart"/>
+            <w:r>
+              <w:t>PvZ</w:t>
+            </w:r>
+            <w:proofErr w:type="spellEnd"/>
+            <w:r>
+              <w:t xml:space="preserve"> franchise</w:t>
             </w:r>
           </w:p>
         </w:tc>
@@ -5062,8 +5005,21 @@
               </w:numPr>
               <w:jc w:val="left"/>
             </w:pPr>
-            <w:r>
-              <w:t xml:space="preserve">Tall-nut (All Your Brainz </w:t>
+            <w:proofErr w:type="gramStart"/>
+            <w:r>
+              <w:t>Tall-nut</w:t>
+            </w:r>
+            <w:proofErr w:type="gramEnd"/>
+            <w:r>
+              <w:t xml:space="preserve"> (All Your </w:t>
+            </w:r>
+            <w:proofErr w:type="spellStart"/>
+            <w:r>
+              <w:t>Brainz</w:t>
+            </w:r>
+            <w:proofErr w:type="spellEnd"/>
+            <w:r>
+              <w:t xml:space="preserve"> </w:t>
             </w:r>
             <w:r>
               <w:t>r</w:t>
@@ -5195,7 +5151,6 @@
               <w:ind w:firstLine="0"/>
             </w:pPr>
             <w:r>
-              <w:lastRenderedPageBreak/>
               <w:t>Types of Non-Fight Gardens are:</w:t>
             </w:r>
           </w:p>
@@ -5208,7 +5163,15 @@
               </w:numPr>
             </w:pPr>
             <w:r>
-              <w:t>Shop Gardens (use Brainiac Coins to buy/upgrade items and spawnlings)</w:t>
+              <w:t xml:space="preserve">Shop Gardens (use Brainiac Coins to buy/upgrade items and </w:t>
+            </w:r>
+            <w:proofErr w:type="spellStart"/>
+            <w:r>
+              <w:t>spawnlings</w:t>
+            </w:r>
+            <w:proofErr w:type="spellEnd"/>
+            <w:r>
+              <w:t>)</w:t>
             </w:r>
           </w:p>
           <w:p>
@@ -5243,6 +5206,7 @@
         <w:pStyle w:val="Titre2"/>
       </w:pPr>
       <w:r>
+        <w:lastRenderedPageBreak/>
         <w:t>Fighting Gardens</w:t>
       </w:r>
       <w:r>
@@ -5491,7 +5455,15 @@
               <w:ind w:firstLine="0"/>
             </w:pPr>
             <w:r>
-              <w:t>When completing a Fighting Garden, the player is presented with the choice of one of three rewards. These can be spawnlings or items.</w:t>
+              <w:t xml:space="preserve">When completing a Fighting Garden, the player is presented with the choice of one of three rewards. These can be </w:t>
+            </w:r>
+            <w:proofErr w:type="spellStart"/>
+            <w:r>
+              <w:t>spawnlings</w:t>
+            </w:r>
+            <w:proofErr w:type="spellEnd"/>
+            <w:r>
+              <w:t xml:space="preserve"> or items.</w:t>
             </w:r>
           </w:p>
         </w:tc>
@@ -5596,7 +5568,15 @@
               <w:ind w:firstLine="0"/>
             </w:pPr>
             <w:r>
-              <w:t>When obtaining a spawnling or item, or encountering a plant for the first time, its almanac entry is permanently revealed.</w:t>
+              <w:t xml:space="preserve">When obtaining a </w:t>
+            </w:r>
+            <w:proofErr w:type="spellStart"/>
+            <w:r>
+              <w:t>spawnling</w:t>
+            </w:r>
+            <w:proofErr w:type="spellEnd"/>
+            <w:r>
+              <w:t xml:space="preserve"> or item, or encountering a plant for the first time, its almanac entry is permanently revealed.</w:t>
             </w:r>
           </w:p>
         </w:tc>
@@ -5612,7 +5592,15 @@
     </w:p>
     <w:p>
       <w:r>
-        <w:t>The Minimal Viable Product (MVP) is the bare minimum required for the game to be playable, in the case of PvZ RPG</w:t>
+        <w:t xml:space="preserve">The Minimal Viable Product (MVP) is the bare minimum required for the game to be playable, in the case of </w:t>
+      </w:r>
+      <w:proofErr w:type="spellStart"/>
+      <w:r>
+        <w:t>PvZ</w:t>
+      </w:r>
+      <w:proofErr w:type="spellEnd"/>
+      <w:r>
+        <w:t xml:space="preserve"> RPG</w:t>
       </w:r>
       <w:r>
         <w:t xml:space="preserve"> –</w:t>

--- a/ideas_ressources_files/initial_game_design_concept.docx
+++ b/ideas_ressources_files/initial_game_design_concept.docx
@@ -988,7 +988,10 @@
               <w:spacing w:after="160" w:line="276" w:lineRule="auto"/>
             </w:pPr>
             <w:r>
-              <w:t>Ground plants like being in front of walls</w:t>
+              <w:t>Pass-through</w:t>
+            </w:r>
+            <w:r>
+              <w:t xml:space="preserve"> plants like being in front of walls</w:t>
             </w:r>
           </w:p>
           <w:p>
@@ -1985,8 +1988,8 @@
                 <w:noProof/>
               </w:rPr>
               <w:drawing>
-                <wp:inline distT="0" distB="0" distL="0" distR="0" wp14:anchorId="72886642" wp14:editId="7F642349">
-                  <wp:extent cx="4371057" cy="2194560"/>
+                <wp:inline distT="0" distB="0" distL="0" distR="0" wp14:anchorId="72886642" wp14:editId="5D9B05F0">
+                  <wp:extent cx="2406937" cy="1208442"/>
                   <wp:effectExtent l="0" t="0" r="0" b="0"/>
                   <wp:docPr id="1485578344" name="Image 1"/>
                   <wp:cNvGraphicFramePr>
@@ -2015,7 +2018,7 @@
                         <pic:spPr bwMode="auto">
                           <a:xfrm>
                             <a:off x="0" y="0"/>
-                            <a:ext cx="4393309" cy="2205732"/>
+                            <a:ext cx="2435296" cy="1222680"/>
                           </a:xfrm>
                           <a:prstGeom prst="rect">
                             <a:avLst/>
@@ -2503,7 +2506,6 @@
               </w:numPr>
             </w:pPr>
             <w:r>
-              <w:lastRenderedPageBreak/>
               <w:t xml:space="preserve">Actives are instant use </w:t>
             </w:r>
             <w:r>
@@ -2536,7 +2538,6 @@
         <w:pStyle w:val="Titre2"/>
       </w:pPr>
       <w:r>
-        <w:lastRenderedPageBreak/>
         <w:t>Plant stats and actions</w:t>
       </w:r>
     </w:p>
@@ -2563,7 +2564,10 @@
               <w:ind w:firstLine="0"/>
             </w:pPr>
             <w:r>
-              <w:t>Three types: Regular, Protector, Ground</w:t>
+              <w:t xml:space="preserve">Three types: Regular, Protector, </w:t>
+            </w:r>
+            <w:r>
+              <w:t>Pass-through</w:t>
             </w:r>
           </w:p>
         </w:tc>
@@ -2590,6 +2594,7 @@
               </w:numPr>
             </w:pPr>
             <w:r>
+              <w:lastRenderedPageBreak/>
               <w:t>Your regular plant type, no special innate abilities or interactions</w:t>
             </w:r>
           </w:p>
@@ -2608,6 +2613,7 @@
               <w:ind w:firstLine="0"/>
             </w:pPr>
             <w:r>
+              <w:lastRenderedPageBreak/>
               <w:t>Protector</w:t>
             </w:r>
           </w:p>
@@ -2647,7 +2653,7 @@
               <w:ind w:firstLine="0"/>
             </w:pPr>
             <w:r>
-              <w:t>Ground</w:t>
+              <w:t>Pass-through</w:t>
             </w:r>
           </w:p>
           <w:p>
@@ -3122,7 +3128,10 @@
               </w:numPr>
             </w:pPr>
             <w:r>
-              <w:t xml:space="preserve">Ground </w:t>
+              <w:t>Pass-through</w:t>
+            </w:r>
+            <w:r>
+              <w:t xml:space="preserve"> </w:t>
             </w:r>
             <w:r>
               <w:t xml:space="preserve">type </w:t>
@@ -3390,7 +3399,6 @@
               </w:numPr>
             </w:pPr>
             <w:r>
-              <w:lastRenderedPageBreak/>
               <w:t>Status condition inflicted if it hits the zombie or helmet</w:t>
             </w:r>
           </w:p>
@@ -3457,49 +3465,49 @@
               <w:ind w:firstLine="0"/>
             </w:pPr>
             <w:r>
+              <w:t>Ice Immune</w:t>
+            </w:r>
+          </w:p>
+          <w:p>
+            <w:pPr>
+              <w:pStyle w:val="Paragraphedeliste"/>
+              <w:numPr>
+                <w:ilvl w:val="0"/>
+                <w:numId w:val="20"/>
+              </w:numPr>
+            </w:pPr>
+            <w:r>
+              <w:t xml:space="preserve">On </w:t>
+            </w:r>
+            <w:r>
+              <w:t>z</w:t>
+            </w:r>
+            <w:r>
+              <w:t>ombie: Immune to the effects of Chill or Freeze</w:t>
+            </w:r>
+          </w:p>
+          <w:p>
+            <w:pPr>
+              <w:pStyle w:val="Paragraphedeliste"/>
+              <w:numPr>
+                <w:ilvl w:val="0"/>
+                <w:numId w:val="20"/>
+              </w:numPr>
+            </w:pPr>
+            <w:r>
+              <w:t>On Helmet type armour: Negates the effects of Chill or Freeze</w:t>
+            </w:r>
+          </w:p>
+          <w:p>
+            <w:pPr>
+              <w:pStyle w:val="Paragraphedeliste"/>
+              <w:numPr>
+                <w:ilvl w:val="0"/>
+                <w:numId w:val="20"/>
+              </w:numPr>
+            </w:pPr>
+            <w:r>
               <w:lastRenderedPageBreak/>
-              <w:t>Ice Immune</w:t>
-            </w:r>
-          </w:p>
-          <w:p>
-            <w:pPr>
-              <w:pStyle w:val="Paragraphedeliste"/>
-              <w:numPr>
-                <w:ilvl w:val="0"/>
-                <w:numId w:val="20"/>
-              </w:numPr>
-            </w:pPr>
-            <w:r>
-              <w:t xml:space="preserve">On </w:t>
-            </w:r>
-            <w:r>
-              <w:t>z</w:t>
-            </w:r>
-            <w:r>
-              <w:t>ombie: Immune to the effects of Chill or Freeze</w:t>
-            </w:r>
-          </w:p>
-          <w:p>
-            <w:pPr>
-              <w:pStyle w:val="Paragraphedeliste"/>
-              <w:numPr>
-                <w:ilvl w:val="0"/>
-                <w:numId w:val="20"/>
-              </w:numPr>
-            </w:pPr>
-            <w:r>
-              <w:t>On Helmet type armour: Negates the effects of Chill or Freeze</w:t>
-            </w:r>
-          </w:p>
-          <w:p>
-            <w:pPr>
-              <w:pStyle w:val="Paragraphedeliste"/>
-              <w:numPr>
-                <w:ilvl w:val="0"/>
-                <w:numId w:val="20"/>
-              </w:numPr>
-            </w:pPr>
-            <w:r>
               <w:t xml:space="preserve">On plant: Immune to the effects of </w:t>
             </w:r>
             <w:r>
@@ -3521,6 +3529,7 @@
               <w:ind w:firstLine="0"/>
             </w:pPr>
             <w:r>
+              <w:lastRenderedPageBreak/>
               <w:t>Stall</w:t>
             </w:r>
           </w:p>
@@ -3834,7 +3843,7 @@
               <w:ind w:firstLine="0"/>
             </w:pPr>
             <w:r>
-              <w:t>Laser</w:t>
+              <w:t>Strike-through</w:t>
             </w:r>
           </w:p>
           <w:p>
@@ -3927,19 +3936,7 @@
               </w:numPr>
             </w:pPr>
             <w:r>
-              <w:t>From zombie: Ignores Protector plants with the Pass-through trait</w:t>
-            </w:r>
-          </w:p>
-          <w:p>
-            <w:pPr>
-              <w:pStyle w:val="Paragraphedeliste"/>
-              <w:numPr>
-                <w:ilvl w:val="0"/>
-                <w:numId w:val="25"/>
-              </w:numPr>
-            </w:pPr>
-            <w:r>
-              <w:t>From plant: Ignores Shield type armour with the Pass-through Trait</w:t>
+              <w:t>Ignores Shield type armour</w:t>
             </w:r>
           </w:p>
         </w:tc>
@@ -3957,49 +3954,28 @@
               <w:ind w:firstLine="0"/>
             </w:pPr>
             <w:r>
-              <w:t>Pass-through</w:t>
-            </w:r>
-          </w:p>
-          <w:p>
-            <w:pPr>
-              <w:pStyle w:val="Paragraphedeliste"/>
-              <w:numPr>
-                <w:ilvl w:val="0"/>
-                <w:numId w:val="26"/>
-              </w:numPr>
-            </w:pPr>
-            <w:r>
-              <w:t>On Shield type armour: Doesn’t negate damage from Pierce attacks on zombie but still takes it</w:t>
-            </w:r>
-          </w:p>
-          <w:p>
-            <w:pPr>
-              <w:pStyle w:val="Paragraphedeliste"/>
-              <w:numPr>
-                <w:ilvl w:val="0"/>
-                <w:numId w:val="26"/>
-              </w:numPr>
-            </w:pPr>
-            <w:r>
-              <w:t>On Protector type plant: Doesn’t prevent Munch and Melee Pierce attacks from attacking plants behind it</w:t>
-            </w:r>
-          </w:p>
-          <w:p>
-            <w:pPr>
-              <w:pStyle w:val="Paragraphedeliste"/>
-              <w:numPr>
-                <w:ilvl w:val="0"/>
-                <w:numId w:val="26"/>
-              </w:numPr>
-            </w:pPr>
-            <w:r>
-              <w:t xml:space="preserve">On Protector type plant: Doesn’t </w:t>
-            </w:r>
-            <w:r>
-              <w:t>negate</w:t>
-            </w:r>
-            <w:r>
-              <w:t xml:space="preserve"> Ranged damage from Ranged Pierce attacks on the plant behind but still takes it</w:t>
+              <w:t>Pierce Immune</w:t>
+            </w:r>
+          </w:p>
+          <w:p>
+            <w:pPr>
+              <w:pStyle w:val="Paragraphedeliste"/>
+              <w:numPr>
+                <w:ilvl w:val="0"/>
+                <w:numId w:val="25"/>
+              </w:numPr>
+            </w:pPr>
+            <w:r>
+              <w:t>Unaffected</w:t>
+            </w:r>
+            <w:r>
+              <w:t xml:space="preserve"> </w:t>
+            </w:r>
+            <w:r>
+              <w:t>by</w:t>
+            </w:r>
+            <w:r>
+              <w:t xml:space="preserve"> the Pierce Trait</w:t>
             </w:r>
           </w:p>
         </w:tc>
@@ -4014,32 +3990,46 @@
               <w:ind w:firstLine="0"/>
             </w:pPr>
             <w:r>
-              <w:t>Armoured (n)</w:t>
-            </w:r>
-          </w:p>
-          <w:p>
-            <w:pPr>
-              <w:pStyle w:val="Paragraphedeliste"/>
-              <w:numPr>
-                <w:ilvl w:val="0"/>
-                <w:numId w:val="35"/>
-              </w:numPr>
-            </w:pPr>
-            <w:r>
-              <w:t xml:space="preserve">Takes </w:t>
-            </w:r>
-            <w:r>
-              <w:rPr>
-                <w:b/>
-                <w:bCs/>
-              </w:rPr>
-              <w:t>n</w:t>
-            </w:r>
-            <w:r>
-              <w:t xml:space="preserve"> less damage from all source</w:t>
-            </w:r>
-            <w:r>
-              <w:t>s</w:t>
+              <w:t>Traverse</w:t>
+            </w:r>
+          </w:p>
+          <w:p>
+            <w:pPr>
+              <w:pStyle w:val="Paragraphedeliste"/>
+              <w:numPr>
+                <w:ilvl w:val="0"/>
+                <w:numId w:val="25"/>
+              </w:numPr>
+              <w:spacing w:after="160" w:line="276" w:lineRule="auto"/>
+            </w:pPr>
+            <w:r>
+              <w:t>Ignores Protector plants with the Pass-through trait</w:t>
+            </w:r>
+          </w:p>
+          <w:p>
+            <w:pPr>
+              <w:pStyle w:val="Paragraphedeliste"/>
+              <w:numPr>
+                <w:ilvl w:val="0"/>
+                <w:numId w:val="25"/>
+              </w:numPr>
+              <w:spacing w:after="160" w:line="276" w:lineRule="auto"/>
+            </w:pPr>
+            <w:r>
+              <w:t>Zombie can move to behind Protector plants</w:t>
+            </w:r>
+          </w:p>
+          <w:p>
+            <w:pPr>
+              <w:pStyle w:val="Paragraphedeliste"/>
+              <w:numPr>
+                <w:ilvl w:val="0"/>
+                <w:numId w:val="25"/>
+              </w:numPr>
+              <w:spacing w:after="160" w:line="276" w:lineRule="auto"/>
+            </w:pPr>
+            <w:r>
+              <w:t>Ranged attack isn’t tanked by Protector plants</w:t>
             </w:r>
           </w:p>
         </w:tc>
@@ -4057,19 +4047,19 @@
               <w:ind w:firstLine="0"/>
             </w:pPr>
             <w:r>
-              <w:t>Fire</w:t>
-            </w:r>
-          </w:p>
-          <w:p>
-            <w:pPr>
-              <w:pStyle w:val="Paragraphedeliste"/>
-              <w:numPr>
-                <w:ilvl w:val="0"/>
-                <w:numId w:val="27"/>
-              </w:numPr>
-            </w:pPr>
-            <w:r>
-              <w:t>Deals double damage to Protector type plants and Helmet type armours with the Fire Weak trait</w:t>
+              <w:t>Tall</w:t>
+            </w:r>
+          </w:p>
+          <w:p>
+            <w:pPr>
+              <w:pStyle w:val="Paragraphedeliste"/>
+              <w:numPr>
+                <w:ilvl w:val="0"/>
+                <w:numId w:val="52"/>
+              </w:numPr>
+            </w:pPr>
+            <w:r>
+              <w:t>Prevents effects of the Traverse trait</w:t>
             </w:r>
           </w:p>
         </w:tc>
@@ -4084,31 +4074,32 @@
               <w:ind w:firstLine="0"/>
             </w:pPr>
             <w:r>
-              <w:t>Fire Weak</w:t>
-            </w:r>
-          </w:p>
-          <w:p>
-            <w:pPr>
-              <w:pStyle w:val="Paragraphedeliste"/>
-              <w:numPr>
-                <w:ilvl w:val="0"/>
-                <w:numId w:val="27"/>
-              </w:numPr>
-            </w:pPr>
-            <w:r>
-              <w:t>Takes double damage from Fire attacks</w:t>
-            </w:r>
-          </w:p>
-          <w:p>
-            <w:pPr>
-              <w:pStyle w:val="Paragraphedeliste"/>
-              <w:numPr>
-                <w:ilvl w:val="0"/>
-                <w:numId w:val="27"/>
-              </w:numPr>
-            </w:pPr>
-            <w:r>
-              <w:t>Double damage is not carried over to protected plant or zombie</w:t>
+              <w:t>Armoured (n)</w:t>
+            </w:r>
+          </w:p>
+          <w:p>
+            <w:pPr>
+              <w:pStyle w:val="Paragraphedeliste"/>
+              <w:numPr>
+                <w:ilvl w:val="0"/>
+                <w:numId w:val="35"/>
+              </w:numPr>
+            </w:pPr>
+            <w:r>
+              <w:t xml:space="preserve">Takes </w:t>
+            </w:r>
+            <w:r>
+              <w:rPr>
+                <w:b/>
+                <w:bCs/>
+              </w:rPr>
+              <w:t>n</w:t>
+            </w:r>
+            <w:r>
+              <w:t xml:space="preserve"> less damage from all source</w:t>
+            </w:r>
+            <w:r>
+              <w:t>s</w:t>
             </w:r>
           </w:p>
         </w:tc>
@@ -4126,19 +4117,25 @@
               <w:ind w:firstLine="0"/>
             </w:pPr>
             <w:r>
-              <w:t>Fire Immune</w:t>
-            </w:r>
-          </w:p>
-          <w:p>
-            <w:pPr>
-              <w:pStyle w:val="Paragraphedeliste"/>
-              <w:numPr>
-                <w:ilvl w:val="0"/>
-                <w:numId w:val="40"/>
-              </w:numPr>
-            </w:pPr>
-            <w:r>
-              <w:t>Takes no damage from Fire attacks</w:t>
+              <w:t>Fire</w:t>
+            </w:r>
+          </w:p>
+          <w:p>
+            <w:pPr>
+              <w:pStyle w:val="Paragraphedeliste"/>
+              <w:numPr>
+                <w:ilvl w:val="0"/>
+                <w:numId w:val="27"/>
+              </w:numPr>
+            </w:pPr>
+            <w:r>
+              <w:t>Deals double damage to Protector type plants</w:t>
+            </w:r>
+            <w:r>
+              <w:t>,</w:t>
+            </w:r>
+            <w:r>
+              <w:t xml:space="preserve"> and Helmet type armours with the Fire Weak trait</w:t>
             </w:r>
           </w:p>
         </w:tc>
@@ -4153,19 +4150,31 @@
               <w:ind w:firstLine="0"/>
             </w:pPr>
             <w:r>
-              <w:t>Magnetising</w:t>
-            </w:r>
-          </w:p>
-          <w:p>
-            <w:pPr>
-              <w:pStyle w:val="Paragraphedeliste"/>
-              <w:numPr>
-                <w:ilvl w:val="0"/>
-                <w:numId w:val="18"/>
-              </w:numPr>
-            </w:pPr>
-            <w:r>
-              <w:t>Establishes a range where plants with this trait can interact with armours with the Magnetisable trait</w:t>
+              <w:t>Fire Weak</w:t>
+            </w:r>
+          </w:p>
+          <w:p>
+            <w:pPr>
+              <w:pStyle w:val="Paragraphedeliste"/>
+              <w:numPr>
+                <w:ilvl w:val="0"/>
+                <w:numId w:val="27"/>
+              </w:numPr>
+            </w:pPr>
+            <w:r>
+              <w:t>Takes double damage from Fire attacks</w:t>
+            </w:r>
+          </w:p>
+          <w:p>
+            <w:pPr>
+              <w:pStyle w:val="Paragraphedeliste"/>
+              <w:numPr>
+                <w:ilvl w:val="0"/>
+                <w:numId w:val="27"/>
+              </w:numPr>
+            </w:pPr>
+            <w:r>
+              <w:t>Double damage is not carried over to protected zombie</w:t>
             </w:r>
           </w:p>
         </w:tc>
@@ -4183,22 +4192,19 @@
               <w:ind w:firstLine="0"/>
             </w:pPr>
             <w:r>
-              <w:t>Magnetisable</w:t>
-            </w:r>
-          </w:p>
-          <w:p>
-            <w:pPr>
-              <w:pStyle w:val="Paragraphedeliste"/>
-              <w:numPr>
-                <w:ilvl w:val="0"/>
-                <w:numId w:val="18"/>
-              </w:numPr>
-            </w:pPr>
-            <w:r>
-              <w:t xml:space="preserve">Affected by the Magnetising </w:t>
-            </w:r>
-            <w:r>
-              <w:t>trait</w:t>
+              <w:t>Fire Immune</w:t>
+            </w:r>
+          </w:p>
+          <w:p>
+            <w:pPr>
+              <w:pStyle w:val="Paragraphedeliste"/>
+              <w:numPr>
+                <w:ilvl w:val="0"/>
+                <w:numId w:val="40"/>
+              </w:numPr>
+            </w:pPr>
+            <w:r>
+              <w:t>Takes no damage from Fire attacks</w:t>
             </w:r>
           </w:p>
         </w:tc>
@@ -4213,31 +4219,19 @@
               <w:ind w:firstLine="0"/>
             </w:pPr>
             <w:r>
-              <w:t>Shielded</w:t>
-            </w:r>
-          </w:p>
-          <w:p>
-            <w:pPr>
-              <w:pStyle w:val="Paragraphedeliste"/>
-              <w:numPr>
-                <w:ilvl w:val="0"/>
-                <w:numId w:val="18"/>
-              </w:numPr>
-            </w:pPr>
-            <w:r>
-              <w:t>Disables Pass-through and Fire Weak traits while Shielded is active</w:t>
-            </w:r>
-          </w:p>
-          <w:p>
-            <w:pPr>
-              <w:pStyle w:val="Paragraphedeliste"/>
-              <w:numPr>
-                <w:ilvl w:val="0"/>
-                <w:numId w:val="18"/>
-              </w:numPr>
-            </w:pPr>
-            <w:r>
-              <w:t>Gives Sturdy trait while Shielded is active</w:t>
+              <w:t>Flammable</w:t>
+            </w:r>
+          </w:p>
+          <w:p>
+            <w:pPr>
+              <w:pStyle w:val="Paragraphedeliste"/>
+              <w:numPr>
+                <w:ilvl w:val="0"/>
+                <w:numId w:val="40"/>
+              </w:numPr>
+            </w:pPr>
+            <w:r>
+              <w:t>Projectile from straight attack can be buffed by Torchwood</w:t>
             </w:r>
           </w:p>
         </w:tc>
@@ -4255,20 +4249,19 @@
               <w:ind w:firstLine="0"/>
             </w:pPr>
             <w:r>
-              <w:lastRenderedPageBreak/>
-              <w:t>Grounded</w:t>
-            </w:r>
-          </w:p>
-          <w:p>
-            <w:pPr>
-              <w:pStyle w:val="Paragraphedeliste"/>
-              <w:numPr>
-                <w:ilvl w:val="0"/>
-                <w:numId w:val="28"/>
-              </w:numPr>
-            </w:pPr>
-            <w:r>
-              <w:t>Can only be targeted by attacks that specify it</w:t>
+              <w:t>Magnetising</w:t>
+            </w:r>
+          </w:p>
+          <w:p>
+            <w:pPr>
+              <w:pStyle w:val="Paragraphedeliste"/>
+              <w:numPr>
+                <w:ilvl w:val="0"/>
+                <w:numId w:val="18"/>
+              </w:numPr>
+            </w:pPr>
+            <w:r>
+              <w:t>Establishes a range where plants with this trait can interact with armours with the Magnetisable trait</w:t>
             </w:r>
           </w:p>
         </w:tc>
@@ -4283,49 +4276,22 @@
               <w:ind w:firstLine="0"/>
             </w:pPr>
             <w:r>
-              <w:t>Tiny</w:t>
-            </w:r>
-          </w:p>
-          <w:p>
-            <w:pPr>
-              <w:pStyle w:val="Paragraphedeliste"/>
-              <w:numPr>
-                <w:ilvl w:val="0"/>
-                <w:numId w:val="28"/>
-              </w:numPr>
-            </w:pPr>
-            <w:r>
-              <w:t xml:space="preserve">On plants: </w:t>
-            </w:r>
-            <w:r>
-              <w:t>Avoids Ranged type attacks due to being smal</w:t>
-            </w:r>
-            <w:r>
-              <w:t>l</w:t>
-            </w:r>
-          </w:p>
-          <w:p>
-            <w:pPr>
-              <w:pStyle w:val="Paragraphedeliste"/>
-              <w:numPr>
-                <w:ilvl w:val="0"/>
-                <w:numId w:val="28"/>
-              </w:numPr>
-            </w:pPr>
-            <w:r>
-              <w:t>On zombies: Max HP and damage is reduced</w:t>
-            </w:r>
-          </w:p>
-          <w:p>
-            <w:pPr>
-              <w:pStyle w:val="Paragraphedeliste"/>
-              <w:numPr>
-                <w:ilvl w:val="0"/>
-                <w:numId w:val="28"/>
-              </w:numPr>
-            </w:pPr>
-            <w:r>
-              <w:t>On zombies: Movement speed is increased by 1 tile</w:t>
+              <w:t>Magnetisable</w:t>
+            </w:r>
+          </w:p>
+          <w:p>
+            <w:pPr>
+              <w:pStyle w:val="Paragraphedeliste"/>
+              <w:numPr>
+                <w:ilvl w:val="0"/>
+                <w:numId w:val="18"/>
+              </w:numPr>
+            </w:pPr>
+            <w:r>
+              <w:t xml:space="preserve">Affected by the Magnetising </w:t>
+            </w:r>
+            <w:r>
+              <w:t>trait</w:t>
             </w:r>
           </w:p>
         </w:tc>
@@ -4343,19 +4309,43 @@
               <w:ind w:firstLine="0"/>
             </w:pPr>
             <w:r>
-              <w:t>Imp</w:t>
-            </w:r>
-          </w:p>
-          <w:p>
-            <w:pPr>
-              <w:pStyle w:val="Paragraphedeliste"/>
-              <w:numPr>
-                <w:ilvl w:val="0"/>
-                <w:numId w:val="36"/>
-              </w:numPr>
-            </w:pPr>
-            <w:r>
-              <w:t>Movement speed is increased by 1 tile</w:t>
+              <w:t>Shielded</w:t>
+            </w:r>
+          </w:p>
+          <w:p>
+            <w:pPr>
+              <w:pStyle w:val="Paragraphedeliste"/>
+              <w:numPr>
+                <w:ilvl w:val="0"/>
+                <w:numId w:val="18"/>
+              </w:numPr>
+            </w:pPr>
+            <w:r>
+              <w:t>Gives Sturdy</w:t>
+            </w:r>
+            <w:r>
+              <w:t>,</w:t>
+            </w:r>
+            <w:r>
+              <w:t xml:space="preserve"> Tall</w:t>
+            </w:r>
+            <w:r>
+              <w:t>/Pierce Immune</w:t>
+            </w:r>
+            <w:r>
+              <w:t xml:space="preserve"> </w:t>
+            </w:r>
+            <w:r>
+              <w:t xml:space="preserve">and Fire Immune </w:t>
+            </w:r>
+            <w:r>
+              <w:t>trait</w:t>
+            </w:r>
+            <w:r>
+              <w:t>s</w:t>
+            </w:r>
+            <w:r>
+              <w:t xml:space="preserve"> while Shielded is active</w:t>
             </w:r>
           </w:p>
         </w:tc>
@@ -4370,43 +4360,19 @@
               <w:ind w:firstLine="0"/>
             </w:pPr>
             <w:r>
-              <w:t>Invisible (n)</w:t>
-            </w:r>
-          </w:p>
-          <w:p>
-            <w:pPr>
-              <w:pStyle w:val="Paragraphedeliste"/>
-              <w:numPr>
-                <w:ilvl w:val="0"/>
-                <w:numId w:val="45"/>
-              </w:numPr>
-            </w:pPr>
-            <w:r>
-              <w:t>Stackable</w:t>
-            </w:r>
-          </w:p>
-          <w:p>
-            <w:pPr>
-              <w:pStyle w:val="Paragraphedeliste"/>
-              <w:numPr>
-                <w:ilvl w:val="0"/>
-                <w:numId w:val="45"/>
-              </w:numPr>
-            </w:pPr>
-            <w:r>
-              <w:t>Reduces stack by one at the end of the turn</w:t>
-            </w:r>
-          </w:p>
-          <w:p>
-            <w:pPr>
-              <w:pStyle w:val="Paragraphedeliste"/>
-              <w:numPr>
-                <w:ilvl w:val="0"/>
-                <w:numId w:val="45"/>
-              </w:numPr>
-            </w:pPr>
-            <w:r>
-              <w:t>Doesn’t trigger plant attacks, but can still be hit by them</w:t>
+              <w:t>Grounded</w:t>
+            </w:r>
+          </w:p>
+          <w:p>
+            <w:pPr>
+              <w:pStyle w:val="Paragraphedeliste"/>
+              <w:numPr>
+                <w:ilvl w:val="0"/>
+                <w:numId w:val="28"/>
+              </w:numPr>
+            </w:pPr>
+            <w:r>
+              <w:t>Can only be targeted by attacks that specify it</w:t>
             </w:r>
           </w:p>
         </w:tc>
@@ -4424,7 +4390,7 @@
               <w:ind w:firstLine="0"/>
             </w:pPr>
             <w:r>
-              <w:t>Flammable</w:t>
+              <w:t>Tiny</w:t>
             </w:r>
           </w:p>
           <w:p>
@@ -4436,7 +4402,120 @@
               </w:numPr>
             </w:pPr>
             <w:r>
-              <w:t>Projectile from straight attack can be buffed by Torchwood</w:t>
+              <w:t xml:space="preserve">On plants: </w:t>
+            </w:r>
+            <w:r>
+              <w:t>Avoids Ranged type attacks due to being smal</w:t>
+            </w:r>
+            <w:r>
+              <w:t>l</w:t>
+            </w:r>
+          </w:p>
+          <w:p>
+            <w:pPr>
+              <w:pStyle w:val="Paragraphedeliste"/>
+              <w:numPr>
+                <w:ilvl w:val="0"/>
+                <w:numId w:val="28"/>
+              </w:numPr>
+            </w:pPr>
+            <w:r>
+              <w:lastRenderedPageBreak/>
+              <w:t>On zombies: Max HP and damage is reduced</w:t>
+            </w:r>
+          </w:p>
+          <w:p>
+            <w:pPr>
+              <w:pStyle w:val="Paragraphedeliste"/>
+              <w:numPr>
+                <w:ilvl w:val="0"/>
+                <w:numId w:val="28"/>
+              </w:numPr>
+            </w:pPr>
+            <w:r>
+              <w:t>On zombies: Movement speed is increased by 1 tile</w:t>
+            </w:r>
+          </w:p>
+        </w:tc>
+      </w:tr>
+      <w:tr>
+        <w:tc>
+          <w:tcPr>
+            <w:tcW w:w="10456" w:type="dxa"/>
+          </w:tcPr>
+          <w:p>
+            <w:pPr>
+              <w:ind w:firstLine="0"/>
+            </w:pPr>
+            <w:r>
+              <w:lastRenderedPageBreak/>
+              <w:t>Imp</w:t>
+            </w:r>
+          </w:p>
+          <w:p>
+            <w:pPr>
+              <w:pStyle w:val="Paragraphedeliste"/>
+              <w:numPr>
+                <w:ilvl w:val="0"/>
+                <w:numId w:val="36"/>
+              </w:numPr>
+            </w:pPr>
+            <w:r>
+              <w:t>Movement speed is increased by 1 tile</w:t>
+            </w:r>
+          </w:p>
+        </w:tc>
+      </w:tr>
+      <w:tr>
+        <w:trPr>
+          <w:cnfStyle w:val="000000100000" w:firstRow="0" w:lastRow="0" w:firstColumn="0" w:lastColumn="0" w:oddVBand="0" w:evenVBand="0" w:oddHBand="1" w:evenHBand="0" w:firstRowFirstColumn="0" w:firstRowLastColumn="0" w:lastRowFirstColumn="0" w:lastRowLastColumn="0"/>
+        </w:trPr>
+        <w:tc>
+          <w:tcPr>
+            <w:tcW w:w="10456" w:type="dxa"/>
+          </w:tcPr>
+          <w:p>
+            <w:pPr>
+              <w:ind w:firstLine="0"/>
+            </w:pPr>
+            <w:r>
+              <w:t>Invisible (n)</w:t>
+            </w:r>
+          </w:p>
+          <w:p>
+            <w:pPr>
+              <w:pStyle w:val="Paragraphedeliste"/>
+              <w:numPr>
+                <w:ilvl w:val="0"/>
+                <w:numId w:val="45"/>
+              </w:numPr>
+            </w:pPr>
+            <w:r>
+              <w:t>Stackable</w:t>
+            </w:r>
+          </w:p>
+          <w:p>
+            <w:pPr>
+              <w:pStyle w:val="Paragraphedeliste"/>
+              <w:numPr>
+                <w:ilvl w:val="0"/>
+                <w:numId w:val="45"/>
+              </w:numPr>
+            </w:pPr>
+            <w:r>
+              <w:t>Reduces stack by one at the end of the turn</w:t>
+            </w:r>
+          </w:p>
+          <w:p>
+            <w:pPr>
+              <w:pStyle w:val="Paragraphedeliste"/>
+              <w:numPr>
+                <w:ilvl w:val="0"/>
+                <w:numId w:val="45"/>
+              </w:numPr>
+            </w:pPr>
+            <w:r>
+              <w:t>Doesn’t trigger plant attacks, but can still be hit by them</w:t>
             </w:r>
           </w:p>
         </w:tc>
@@ -5206,7 +5285,6 @@
         <w:pStyle w:val="Titre2"/>
       </w:pPr>
       <w:r>
-        <w:lastRenderedPageBreak/>
         <w:t>Fighting Gardens</w:t>
       </w:r>
       <w:r>
@@ -5280,6 +5358,7 @@
         <w:pStyle w:val="Titre2"/>
       </w:pPr>
       <w:r>
+        <w:lastRenderedPageBreak/>
         <w:t>Boss Fights</w:t>
       </w:r>
     </w:p>
@@ -7013,6 +7092,119 @@
     </w:lvl>
   </w:abstractNum>
   <w:abstractNum w:abstractNumId="11" w15:restartNumberingAfterBreak="0">
+    <w:nsid w:val="2381349E"/>
+    <w:multiLevelType w:val="hybridMultilevel"/>
+    <w:tmpl w:val="B6707090"/>
+    <w:lvl w:ilvl="0" w:tplc="100C0001">
+      <w:start w:val="1"/>
+      <w:numFmt w:val="bullet"/>
+      <w:lvlText w:val=""/>
+      <w:lvlJc w:val="left"/>
+      <w:pPr>
+        <w:ind w:left="720" w:hanging="360"/>
+      </w:pPr>
+      <w:rPr>
+        <w:rFonts w:ascii="Symbol" w:hAnsi="Symbol" w:hint="default"/>
+      </w:rPr>
+    </w:lvl>
+    <w:lvl w:ilvl="1" w:tplc="100C0003" w:tentative="1">
+      <w:start w:val="1"/>
+      <w:numFmt w:val="bullet"/>
+      <w:lvlText w:val="o"/>
+      <w:lvlJc w:val="left"/>
+      <w:pPr>
+        <w:ind w:left="1440" w:hanging="360"/>
+      </w:pPr>
+      <w:rPr>
+        <w:rFonts w:ascii="Courier New" w:hAnsi="Courier New" w:cs="Courier New" w:hint="default"/>
+      </w:rPr>
+    </w:lvl>
+    <w:lvl w:ilvl="2" w:tplc="100C0005" w:tentative="1">
+      <w:start w:val="1"/>
+      <w:numFmt w:val="bullet"/>
+      <w:lvlText w:val=""/>
+      <w:lvlJc w:val="left"/>
+      <w:pPr>
+        <w:ind w:left="2160" w:hanging="360"/>
+      </w:pPr>
+      <w:rPr>
+        <w:rFonts w:ascii="Wingdings" w:hAnsi="Wingdings" w:hint="default"/>
+      </w:rPr>
+    </w:lvl>
+    <w:lvl w:ilvl="3" w:tplc="100C0001" w:tentative="1">
+      <w:start w:val="1"/>
+      <w:numFmt w:val="bullet"/>
+      <w:lvlText w:val=""/>
+      <w:lvlJc w:val="left"/>
+      <w:pPr>
+        <w:ind w:left="2880" w:hanging="360"/>
+      </w:pPr>
+      <w:rPr>
+        <w:rFonts w:ascii="Symbol" w:hAnsi="Symbol" w:hint="default"/>
+      </w:rPr>
+    </w:lvl>
+    <w:lvl w:ilvl="4" w:tplc="100C0003" w:tentative="1">
+      <w:start w:val="1"/>
+      <w:numFmt w:val="bullet"/>
+      <w:lvlText w:val="o"/>
+      <w:lvlJc w:val="left"/>
+      <w:pPr>
+        <w:ind w:left="3600" w:hanging="360"/>
+      </w:pPr>
+      <w:rPr>
+        <w:rFonts w:ascii="Courier New" w:hAnsi="Courier New" w:cs="Courier New" w:hint="default"/>
+      </w:rPr>
+    </w:lvl>
+    <w:lvl w:ilvl="5" w:tplc="100C0005" w:tentative="1">
+      <w:start w:val="1"/>
+      <w:numFmt w:val="bullet"/>
+      <w:lvlText w:val=""/>
+      <w:lvlJc w:val="left"/>
+      <w:pPr>
+        <w:ind w:left="4320" w:hanging="360"/>
+      </w:pPr>
+      <w:rPr>
+        <w:rFonts w:ascii="Wingdings" w:hAnsi="Wingdings" w:hint="default"/>
+      </w:rPr>
+    </w:lvl>
+    <w:lvl w:ilvl="6" w:tplc="100C0001" w:tentative="1">
+      <w:start w:val="1"/>
+      <w:numFmt w:val="bullet"/>
+      <w:lvlText w:val=""/>
+      <w:lvlJc w:val="left"/>
+      <w:pPr>
+        <w:ind w:left="5040" w:hanging="360"/>
+      </w:pPr>
+      <w:rPr>
+        <w:rFonts w:ascii="Symbol" w:hAnsi="Symbol" w:hint="default"/>
+      </w:rPr>
+    </w:lvl>
+    <w:lvl w:ilvl="7" w:tplc="100C0003" w:tentative="1">
+      <w:start w:val="1"/>
+      <w:numFmt w:val="bullet"/>
+      <w:lvlText w:val="o"/>
+      <w:lvlJc w:val="left"/>
+      <w:pPr>
+        <w:ind w:left="5760" w:hanging="360"/>
+      </w:pPr>
+      <w:rPr>
+        <w:rFonts w:ascii="Courier New" w:hAnsi="Courier New" w:cs="Courier New" w:hint="default"/>
+      </w:rPr>
+    </w:lvl>
+    <w:lvl w:ilvl="8" w:tplc="100C0005" w:tentative="1">
+      <w:start w:val="1"/>
+      <w:numFmt w:val="bullet"/>
+      <w:lvlText w:val=""/>
+      <w:lvlJc w:val="left"/>
+      <w:pPr>
+        <w:ind w:left="6480" w:hanging="360"/>
+      </w:pPr>
+      <w:rPr>
+        <w:rFonts w:ascii="Wingdings" w:hAnsi="Wingdings" w:hint="default"/>
+      </w:rPr>
+    </w:lvl>
+  </w:abstractNum>
+  <w:abstractNum w:abstractNumId="12" w15:restartNumberingAfterBreak="0">
     <w:nsid w:val="24674EAA"/>
     <w:multiLevelType w:val="hybridMultilevel"/>
     <w:tmpl w:val="4B86C3B8"/>
@@ -7125,7 +7317,7 @@
       </w:rPr>
     </w:lvl>
   </w:abstractNum>
-  <w:abstractNum w:abstractNumId="12" w15:restartNumberingAfterBreak="0">
+  <w:abstractNum w:abstractNumId="13" w15:restartNumberingAfterBreak="0">
     <w:nsid w:val="2601411C"/>
     <w:multiLevelType w:val="hybridMultilevel"/>
     <w:tmpl w:val="B40E0766"/>
@@ -7238,7 +7430,7 @@
       </w:rPr>
     </w:lvl>
   </w:abstractNum>
-  <w:abstractNum w:abstractNumId="13" w15:restartNumberingAfterBreak="0">
+  <w:abstractNum w:abstractNumId="14" w15:restartNumberingAfterBreak="0">
     <w:nsid w:val="27C7461D"/>
     <w:multiLevelType w:val="hybridMultilevel"/>
     <w:tmpl w:val="92703C28"/>
@@ -7351,7 +7543,7 @@
       </w:rPr>
     </w:lvl>
   </w:abstractNum>
-  <w:abstractNum w:abstractNumId="14" w15:restartNumberingAfterBreak="0">
+  <w:abstractNum w:abstractNumId="15" w15:restartNumberingAfterBreak="0">
     <w:nsid w:val="2BC02252"/>
     <w:multiLevelType w:val="hybridMultilevel"/>
     <w:tmpl w:val="A522BA8C"/>
@@ -7464,7 +7656,7 @@
       </w:rPr>
     </w:lvl>
   </w:abstractNum>
-  <w:abstractNum w:abstractNumId="15" w15:restartNumberingAfterBreak="0">
+  <w:abstractNum w:abstractNumId="16" w15:restartNumberingAfterBreak="0">
     <w:nsid w:val="2BDD0AE7"/>
     <w:multiLevelType w:val="hybridMultilevel"/>
     <w:tmpl w:val="D9C610F6"/>
@@ -7577,7 +7769,7 @@
       </w:rPr>
     </w:lvl>
   </w:abstractNum>
-  <w:abstractNum w:abstractNumId="16" w15:restartNumberingAfterBreak="0">
+  <w:abstractNum w:abstractNumId="17" w15:restartNumberingAfterBreak="0">
     <w:nsid w:val="2DC806FC"/>
     <w:multiLevelType w:val="hybridMultilevel"/>
     <w:tmpl w:val="63645CA8"/>
@@ -7690,7 +7882,7 @@
       </w:rPr>
     </w:lvl>
   </w:abstractNum>
-  <w:abstractNum w:abstractNumId="17" w15:restartNumberingAfterBreak="0">
+  <w:abstractNum w:abstractNumId="18" w15:restartNumberingAfterBreak="0">
     <w:nsid w:val="2F1E539A"/>
     <w:multiLevelType w:val="hybridMultilevel"/>
     <w:tmpl w:val="7534BF44"/>
@@ -7803,7 +7995,7 @@
       </w:rPr>
     </w:lvl>
   </w:abstractNum>
-  <w:abstractNum w:abstractNumId="18" w15:restartNumberingAfterBreak="0">
+  <w:abstractNum w:abstractNumId="19" w15:restartNumberingAfterBreak="0">
     <w:nsid w:val="309D2606"/>
     <w:multiLevelType w:val="hybridMultilevel"/>
     <w:tmpl w:val="7F125134"/>
@@ -7916,7 +8108,7 @@
       </w:rPr>
     </w:lvl>
   </w:abstractNum>
-  <w:abstractNum w:abstractNumId="19" w15:restartNumberingAfterBreak="0">
+  <w:abstractNum w:abstractNumId="20" w15:restartNumberingAfterBreak="0">
     <w:nsid w:val="32E9583D"/>
     <w:multiLevelType w:val="hybridMultilevel"/>
     <w:tmpl w:val="58647E7C"/>
@@ -8029,7 +8221,7 @@
       </w:rPr>
     </w:lvl>
   </w:abstractNum>
-  <w:abstractNum w:abstractNumId="20" w15:restartNumberingAfterBreak="0">
+  <w:abstractNum w:abstractNumId="21" w15:restartNumberingAfterBreak="0">
     <w:nsid w:val="3E492F1C"/>
     <w:multiLevelType w:val="hybridMultilevel"/>
     <w:tmpl w:val="08E80938"/>
@@ -8142,7 +8334,7 @@
       </w:rPr>
     </w:lvl>
   </w:abstractNum>
-  <w:abstractNum w:abstractNumId="21" w15:restartNumberingAfterBreak="0">
+  <w:abstractNum w:abstractNumId="22" w15:restartNumberingAfterBreak="0">
     <w:nsid w:val="40EC5F21"/>
     <w:multiLevelType w:val="hybridMultilevel"/>
     <w:tmpl w:val="5CF21F70"/>
@@ -8255,7 +8447,7 @@
       </w:rPr>
     </w:lvl>
   </w:abstractNum>
-  <w:abstractNum w:abstractNumId="22" w15:restartNumberingAfterBreak="0">
+  <w:abstractNum w:abstractNumId="23" w15:restartNumberingAfterBreak="0">
     <w:nsid w:val="42C5401F"/>
     <w:multiLevelType w:val="hybridMultilevel"/>
     <w:tmpl w:val="B64C2028"/>
@@ -8368,7 +8560,7 @@
       </w:rPr>
     </w:lvl>
   </w:abstractNum>
-  <w:abstractNum w:abstractNumId="23" w15:restartNumberingAfterBreak="0">
+  <w:abstractNum w:abstractNumId="24" w15:restartNumberingAfterBreak="0">
     <w:nsid w:val="465D2B3E"/>
     <w:multiLevelType w:val="hybridMultilevel"/>
     <w:tmpl w:val="326A779E"/>
@@ -8481,10 +8673,10 @@
       </w:rPr>
     </w:lvl>
   </w:abstractNum>
-  <w:abstractNum w:abstractNumId="24" w15:restartNumberingAfterBreak="0">
+  <w:abstractNum w:abstractNumId="25" w15:restartNumberingAfterBreak="0">
     <w:nsid w:val="48F05F53"/>
     <w:multiLevelType w:val="hybridMultilevel"/>
-    <w:tmpl w:val="B6C89250"/>
+    <w:tmpl w:val="E3DE58CA"/>
     <w:lvl w:ilvl="0" w:tplc="100C0005">
       <w:start w:val="1"/>
       <w:numFmt w:val="bullet"/>
@@ -8594,7 +8786,7 @@
       </w:rPr>
     </w:lvl>
   </w:abstractNum>
-  <w:abstractNum w:abstractNumId="25" w15:restartNumberingAfterBreak="0">
+  <w:abstractNum w:abstractNumId="26" w15:restartNumberingAfterBreak="0">
     <w:nsid w:val="4A8A4651"/>
     <w:multiLevelType w:val="hybridMultilevel"/>
     <w:tmpl w:val="BFA4795C"/>
@@ -8707,7 +8899,7 @@
       </w:rPr>
     </w:lvl>
   </w:abstractNum>
-  <w:abstractNum w:abstractNumId="26" w15:restartNumberingAfterBreak="0">
+  <w:abstractNum w:abstractNumId="27" w15:restartNumberingAfterBreak="0">
     <w:nsid w:val="4CA35DC1"/>
     <w:multiLevelType w:val="hybridMultilevel"/>
     <w:tmpl w:val="E7AC4A26"/>
@@ -8820,7 +9012,7 @@
       </w:rPr>
     </w:lvl>
   </w:abstractNum>
-  <w:abstractNum w:abstractNumId="27" w15:restartNumberingAfterBreak="0">
+  <w:abstractNum w:abstractNumId="28" w15:restartNumberingAfterBreak="0">
     <w:nsid w:val="4ECF2B31"/>
     <w:multiLevelType w:val="hybridMultilevel"/>
     <w:tmpl w:val="83724E82"/>
@@ -8933,7 +9125,7 @@
       </w:rPr>
     </w:lvl>
   </w:abstractNum>
-  <w:abstractNum w:abstractNumId="28" w15:restartNumberingAfterBreak="0">
+  <w:abstractNum w:abstractNumId="29" w15:restartNumberingAfterBreak="0">
     <w:nsid w:val="50504257"/>
     <w:multiLevelType w:val="hybridMultilevel"/>
     <w:tmpl w:val="C88AEAE6"/>
@@ -9019,7 +9211,7 @@
       </w:pPr>
     </w:lvl>
   </w:abstractNum>
-  <w:abstractNum w:abstractNumId="29" w15:restartNumberingAfterBreak="0">
+  <w:abstractNum w:abstractNumId="30" w15:restartNumberingAfterBreak="0">
     <w:nsid w:val="532D2674"/>
     <w:multiLevelType w:val="hybridMultilevel"/>
     <w:tmpl w:val="3A009CFA"/>
@@ -9132,7 +9324,7 @@
       </w:rPr>
     </w:lvl>
   </w:abstractNum>
-  <w:abstractNum w:abstractNumId="30" w15:restartNumberingAfterBreak="0">
+  <w:abstractNum w:abstractNumId="31" w15:restartNumberingAfterBreak="0">
     <w:nsid w:val="5FA160B2"/>
     <w:multiLevelType w:val="hybridMultilevel"/>
     <w:tmpl w:val="2BFE10BC"/>
@@ -9245,7 +9437,7 @@
       </w:rPr>
     </w:lvl>
   </w:abstractNum>
-  <w:abstractNum w:abstractNumId="31" w15:restartNumberingAfterBreak="0">
+  <w:abstractNum w:abstractNumId="32" w15:restartNumberingAfterBreak="0">
     <w:nsid w:val="62E94C94"/>
     <w:multiLevelType w:val="hybridMultilevel"/>
     <w:tmpl w:val="3CB0ABF2"/>
@@ -9358,7 +9550,7 @@
       </w:rPr>
     </w:lvl>
   </w:abstractNum>
-  <w:abstractNum w:abstractNumId="32" w15:restartNumberingAfterBreak="0">
+  <w:abstractNum w:abstractNumId="33" w15:restartNumberingAfterBreak="0">
     <w:nsid w:val="63713B52"/>
     <w:multiLevelType w:val="hybridMultilevel"/>
     <w:tmpl w:val="12A477EC"/>
@@ -9471,7 +9663,7 @@
       </w:rPr>
     </w:lvl>
   </w:abstractNum>
-  <w:abstractNum w:abstractNumId="33" w15:restartNumberingAfterBreak="0">
+  <w:abstractNum w:abstractNumId="34" w15:restartNumberingAfterBreak="0">
     <w:nsid w:val="68415239"/>
     <w:multiLevelType w:val="hybridMultilevel"/>
     <w:tmpl w:val="629A2048"/>
@@ -9584,7 +9776,7 @@
       </w:rPr>
     </w:lvl>
   </w:abstractNum>
-  <w:abstractNum w:abstractNumId="34" w15:restartNumberingAfterBreak="0">
+  <w:abstractNum w:abstractNumId="35" w15:restartNumberingAfterBreak="0">
     <w:nsid w:val="691E6447"/>
     <w:multiLevelType w:val="hybridMultilevel"/>
     <w:tmpl w:val="15D84160"/>
@@ -9697,7 +9889,7 @@
       </w:rPr>
     </w:lvl>
   </w:abstractNum>
-  <w:abstractNum w:abstractNumId="35" w15:restartNumberingAfterBreak="0">
+  <w:abstractNum w:abstractNumId="36" w15:restartNumberingAfterBreak="0">
     <w:nsid w:val="6B0A1CF4"/>
     <w:multiLevelType w:val="hybridMultilevel"/>
     <w:tmpl w:val="D62E4A3E"/>
@@ -9810,7 +10002,7 @@
       </w:rPr>
     </w:lvl>
   </w:abstractNum>
-  <w:abstractNum w:abstractNumId="36" w15:restartNumberingAfterBreak="0">
+  <w:abstractNum w:abstractNumId="37" w15:restartNumberingAfterBreak="0">
     <w:nsid w:val="6BF74246"/>
     <w:multiLevelType w:val="hybridMultilevel"/>
     <w:tmpl w:val="68609A1A"/>
@@ -9923,7 +10115,7 @@
       </w:rPr>
     </w:lvl>
   </w:abstractNum>
-  <w:abstractNum w:abstractNumId="37" w15:restartNumberingAfterBreak="0">
+  <w:abstractNum w:abstractNumId="38" w15:restartNumberingAfterBreak="0">
     <w:nsid w:val="6C9554C1"/>
     <w:multiLevelType w:val="hybridMultilevel"/>
     <w:tmpl w:val="7A9E7F6C"/>
@@ -10036,7 +10228,7 @@
       </w:rPr>
     </w:lvl>
   </w:abstractNum>
-  <w:abstractNum w:abstractNumId="38" w15:restartNumberingAfterBreak="0">
+  <w:abstractNum w:abstractNumId="39" w15:restartNumberingAfterBreak="0">
     <w:nsid w:val="6F0D075D"/>
     <w:multiLevelType w:val="hybridMultilevel"/>
     <w:tmpl w:val="742C440A"/>
@@ -10149,7 +10341,7 @@
       </w:rPr>
     </w:lvl>
   </w:abstractNum>
-  <w:abstractNum w:abstractNumId="39" w15:restartNumberingAfterBreak="0">
+  <w:abstractNum w:abstractNumId="40" w15:restartNumberingAfterBreak="0">
     <w:nsid w:val="6F793C9C"/>
     <w:multiLevelType w:val="hybridMultilevel"/>
     <w:tmpl w:val="C12C6DE6"/>
@@ -10262,7 +10454,7 @@
       </w:rPr>
     </w:lvl>
   </w:abstractNum>
-  <w:abstractNum w:abstractNumId="40" w15:restartNumberingAfterBreak="0">
+  <w:abstractNum w:abstractNumId="41" w15:restartNumberingAfterBreak="0">
     <w:nsid w:val="6F987451"/>
     <w:multiLevelType w:val="hybridMultilevel"/>
     <w:tmpl w:val="29FAE24E"/>
@@ -10374,7 +10566,7 @@
       </w:rPr>
     </w:lvl>
   </w:abstractNum>
-  <w:abstractNum w:abstractNumId="41" w15:restartNumberingAfterBreak="0">
+  <w:abstractNum w:abstractNumId="42" w15:restartNumberingAfterBreak="0">
     <w:nsid w:val="77776CB0"/>
     <w:multiLevelType w:val="hybridMultilevel"/>
     <w:tmpl w:val="9E164CD8"/>
@@ -10487,7 +10679,7 @@
       </w:rPr>
     </w:lvl>
   </w:abstractNum>
-  <w:abstractNum w:abstractNumId="42" w15:restartNumberingAfterBreak="0">
+  <w:abstractNum w:abstractNumId="43" w15:restartNumberingAfterBreak="0">
     <w:nsid w:val="77D57755"/>
     <w:multiLevelType w:val="hybridMultilevel"/>
     <w:tmpl w:val="A51A6BC6"/>
@@ -10600,7 +10792,7 @@
       </w:rPr>
     </w:lvl>
   </w:abstractNum>
-  <w:abstractNum w:abstractNumId="43" w15:restartNumberingAfterBreak="0">
+  <w:abstractNum w:abstractNumId="44" w15:restartNumberingAfterBreak="0">
     <w:nsid w:val="79295DBD"/>
     <w:multiLevelType w:val="hybridMultilevel"/>
     <w:tmpl w:val="BA04A042"/>
@@ -10713,7 +10905,7 @@
       </w:rPr>
     </w:lvl>
   </w:abstractNum>
-  <w:abstractNum w:abstractNumId="44" w15:restartNumberingAfterBreak="0">
+  <w:abstractNum w:abstractNumId="45" w15:restartNumberingAfterBreak="0">
     <w:nsid w:val="7A5A2055"/>
     <w:multiLevelType w:val="hybridMultilevel"/>
     <w:tmpl w:val="1564F6BC"/>
@@ -10826,7 +11018,120 @@
       </w:rPr>
     </w:lvl>
   </w:abstractNum>
-  <w:abstractNum w:abstractNumId="45" w15:restartNumberingAfterBreak="0">
+  <w:abstractNum w:abstractNumId="46" w15:restartNumberingAfterBreak="0">
+    <w:nsid w:val="7C15028D"/>
+    <w:multiLevelType w:val="hybridMultilevel"/>
+    <w:tmpl w:val="2FCE6CE2"/>
+    <w:lvl w:ilvl="0" w:tplc="100C0005">
+      <w:start w:val="1"/>
+      <w:numFmt w:val="bullet"/>
+      <w:lvlText w:val=""/>
+      <w:lvlJc w:val="left"/>
+      <w:pPr>
+        <w:ind w:left="720" w:hanging="360"/>
+      </w:pPr>
+      <w:rPr>
+        <w:rFonts w:ascii="Wingdings" w:hAnsi="Wingdings" w:hint="default"/>
+      </w:rPr>
+    </w:lvl>
+    <w:lvl w:ilvl="1" w:tplc="100C0003" w:tentative="1">
+      <w:start w:val="1"/>
+      <w:numFmt w:val="bullet"/>
+      <w:lvlText w:val="o"/>
+      <w:lvlJc w:val="left"/>
+      <w:pPr>
+        <w:ind w:left="1440" w:hanging="360"/>
+      </w:pPr>
+      <w:rPr>
+        <w:rFonts w:ascii="Courier New" w:hAnsi="Courier New" w:cs="Courier New" w:hint="default"/>
+      </w:rPr>
+    </w:lvl>
+    <w:lvl w:ilvl="2" w:tplc="100C0005" w:tentative="1">
+      <w:start w:val="1"/>
+      <w:numFmt w:val="bullet"/>
+      <w:lvlText w:val=""/>
+      <w:lvlJc w:val="left"/>
+      <w:pPr>
+        <w:ind w:left="2160" w:hanging="360"/>
+      </w:pPr>
+      <w:rPr>
+        <w:rFonts w:ascii="Wingdings" w:hAnsi="Wingdings" w:hint="default"/>
+      </w:rPr>
+    </w:lvl>
+    <w:lvl w:ilvl="3" w:tplc="100C0001" w:tentative="1">
+      <w:start w:val="1"/>
+      <w:numFmt w:val="bullet"/>
+      <w:lvlText w:val=""/>
+      <w:lvlJc w:val="left"/>
+      <w:pPr>
+        <w:ind w:left="2880" w:hanging="360"/>
+      </w:pPr>
+      <w:rPr>
+        <w:rFonts w:ascii="Symbol" w:hAnsi="Symbol" w:hint="default"/>
+      </w:rPr>
+    </w:lvl>
+    <w:lvl w:ilvl="4" w:tplc="100C0003" w:tentative="1">
+      <w:start w:val="1"/>
+      <w:numFmt w:val="bullet"/>
+      <w:lvlText w:val="o"/>
+      <w:lvlJc w:val="left"/>
+      <w:pPr>
+        <w:ind w:left="3600" w:hanging="360"/>
+      </w:pPr>
+      <w:rPr>
+        <w:rFonts w:ascii="Courier New" w:hAnsi="Courier New" w:cs="Courier New" w:hint="default"/>
+      </w:rPr>
+    </w:lvl>
+    <w:lvl w:ilvl="5" w:tplc="100C0005" w:tentative="1">
+      <w:start w:val="1"/>
+      <w:numFmt w:val="bullet"/>
+      <w:lvlText w:val=""/>
+      <w:lvlJc w:val="left"/>
+      <w:pPr>
+        <w:ind w:left="4320" w:hanging="360"/>
+      </w:pPr>
+      <w:rPr>
+        <w:rFonts w:ascii="Wingdings" w:hAnsi="Wingdings" w:hint="default"/>
+      </w:rPr>
+    </w:lvl>
+    <w:lvl w:ilvl="6" w:tplc="100C0001" w:tentative="1">
+      <w:start w:val="1"/>
+      <w:numFmt w:val="bullet"/>
+      <w:lvlText w:val=""/>
+      <w:lvlJc w:val="left"/>
+      <w:pPr>
+        <w:ind w:left="5040" w:hanging="360"/>
+      </w:pPr>
+      <w:rPr>
+        <w:rFonts w:ascii="Symbol" w:hAnsi="Symbol" w:hint="default"/>
+      </w:rPr>
+    </w:lvl>
+    <w:lvl w:ilvl="7" w:tplc="100C0003" w:tentative="1">
+      <w:start w:val="1"/>
+      <w:numFmt w:val="bullet"/>
+      <w:lvlText w:val="o"/>
+      <w:lvlJc w:val="left"/>
+      <w:pPr>
+        <w:ind w:left="5760" w:hanging="360"/>
+      </w:pPr>
+      <w:rPr>
+        <w:rFonts w:ascii="Courier New" w:hAnsi="Courier New" w:cs="Courier New" w:hint="default"/>
+      </w:rPr>
+    </w:lvl>
+    <w:lvl w:ilvl="8" w:tplc="100C0005" w:tentative="1">
+      <w:start w:val="1"/>
+      <w:numFmt w:val="bullet"/>
+      <w:lvlText w:val=""/>
+      <w:lvlJc w:val="left"/>
+      <w:pPr>
+        <w:ind w:left="6480" w:hanging="360"/>
+      </w:pPr>
+      <w:rPr>
+        <w:rFonts w:ascii="Wingdings" w:hAnsi="Wingdings" w:hint="default"/>
+      </w:rPr>
+    </w:lvl>
+  </w:abstractNum>
+  <w:abstractNum w:abstractNumId="47" w15:restartNumberingAfterBreak="0">
     <w:nsid w:val="7C227CAA"/>
     <w:multiLevelType w:val="hybridMultilevel"/>
     <w:tmpl w:val="9314E872"/>
@@ -10939,10 +11244,10 @@
       </w:rPr>
     </w:lvl>
   </w:abstractNum>
-  <w:abstractNum w:abstractNumId="46" w15:restartNumberingAfterBreak="0">
+  <w:abstractNum w:abstractNumId="48" w15:restartNumberingAfterBreak="0">
     <w:nsid w:val="7D3A679C"/>
     <w:multiLevelType w:val="hybridMultilevel"/>
-    <w:tmpl w:val="1D2207B0"/>
+    <w:tmpl w:val="32F68618"/>
     <w:lvl w:ilvl="0" w:tplc="100C0005">
       <w:start w:val="1"/>
       <w:numFmt w:val="bullet"/>
@@ -11052,7 +11357,7 @@
       </w:rPr>
     </w:lvl>
   </w:abstractNum>
-  <w:abstractNum w:abstractNumId="47" w15:restartNumberingAfterBreak="0">
+  <w:abstractNum w:abstractNumId="49" w15:restartNumberingAfterBreak="0">
     <w:nsid w:val="7D9343C5"/>
     <w:multiLevelType w:val="hybridMultilevel"/>
     <w:tmpl w:val="D3202046"/>
@@ -11165,7 +11470,7 @@
       </w:rPr>
     </w:lvl>
   </w:abstractNum>
-  <w:abstractNum w:abstractNumId="48" w15:restartNumberingAfterBreak="0">
+  <w:abstractNum w:abstractNumId="50" w15:restartNumberingAfterBreak="0">
     <w:nsid w:val="7DB26D65"/>
     <w:multiLevelType w:val="hybridMultilevel"/>
     <w:tmpl w:val="1B68B04A"/>
@@ -11278,7 +11583,7 @@
       </w:rPr>
     </w:lvl>
   </w:abstractNum>
-  <w:abstractNum w:abstractNumId="49" w15:restartNumberingAfterBreak="0">
+  <w:abstractNum w:abstractNumId="51" w15:restartNumberingAfterBreak="0">
     <w:nsid w:val="7E3918A7"/>
     <w:multiLevelType w:val="hybridMultilevel"/>
     <w:tmpl w:val="70C4886E"/>
@@ -11392,154 +11697,160 @@
     </w:lvl>
   </w:abstractNum>
   <w:num w:numId="1" w16cid:durableId="334260068">
-    <w:abstractNumId w:val="18"/>
+    <w:abstractNumId w:val="19"/>
   </w:num>
   <w:num w:numId="2" w16cid:durableId="1114329038">
-    <w:abstractNumId w:val="28"/>
+    <w:abstractNumId w:val="29"/>
   </w:num>
   <w:num w:numId="3" w16cid:durableId="544756074">
     <w:abstractNumId w:val="7"/>
   </w:num>
   <w:num w:numId="4" w16cid:durableId="1288271554">
-    <w:abstractNumId w:val="17"/>
+    <w:abstractNumId w:val="18"/>
   </w:num>
   <w:num w:numId="5" w16cid:durableId="719284378">
-    <w:abstractNumId w:val="15"/>
+    <w:abstractNumId w:val="16"/>
   </w:num>
   <w:num w:numId="6" w16cid:durableId="1889685086">
-    <w:abstractNumId w:val="12"/>
+    <w:abstractNumId w:val="13"/>
   </w:num>
   <w:num w:numId="7" w16cid:durableId="1251236846">
     <w:abstractNumId w:val="2"/>
   </w:num>
   <w:num w:numId="8" w16cid:durableId="128087661">
-    <w:abstractNumId w:val="48"/>
+    <w:abstractNumId w:val="50"/>
   </w:num>
   <w:num w:numId="9" w16cid:durableId="1258708927">
-    <w:abstractNumId w:val="42"/>
+    <w:abstractNumId w:val="43"/>
   </w:num>
   <w:num w:numId="10" w16cid:durableId="1257593861">
-    <w:abstractNumId w:val="36"/>
+    <w:abstractNumId w:val="37"/>
   </w:num>
   <w:num w:numId="11" w16cid:durableId="2063477088">
-    <w:abstractNumId w:val="43"/>
+    <w:abstractNumId w:val="44"/>
   </w:num>
   <w:num w:numId="12" w16cid:durableId="425733116">
-    <w:abstractNumId w:val="16"/>
+    <w:abstractNumId w:val="17"/>
   </w:num>
   <w:num w:numId="13" w16cid:durableId="1549296923">
     <w:abstractNumId w:val="6"/>
   </w:num>
   <w:num w:numId="14" w16cid:durableId="1442795995">
-    <w:abstractNumId w:val="44"/>
+    <w:abstractNumId w:val="45"/>
   </w:num>
   <w:num w:numId="15" w16cid:durableId="1620911405">
-    <w:abstractNumId w:val="37"/>
+    <w:abstractNumId w:val="38"/>
   </w:num>
   <w:num w:numId="16" w16cid:durableId="586766341">
-    <w:abstractNumId w:val="49"/>
+    <w:abstractNumId w:val="51"/>
   </w:num>
   <w:num w:numId="17" w16cid:durableId="1170758352">
-    <w:abstractNumId w:val="11"/>
+    <w:abstractNumId w:val="12"/>
   </w:num>
   <w:num w:numId="18" w16cid:durableId="163594817">
-    <w:abstractNumId w:val="45"/>
+    <w:abstractNumId w:val="47"/>
   </w:num>
   <w:num w:numId="19" w16cid:durableId="1951085053">
-    <w:abstractNumId w:val="31"/>
+    <w:abstractNumId w:val="32"/>
   </w:num>
   <w:num w:numId="20" w16cid:durableId="634221934">
-    <w:abstractNumId w:val="22"/>
+    <w:abstractNumId w:val="23"/>
   </w:num>
   <w:num w:numId="21" w16cid:durableId="332805899">
-    <w:abstractNumId w:val="47"/>
+    <w:abstractNumId w:val="49"/>
   </w:num>
   <w:num w:numId="22" w16cid:durableId="678847254">
     <w:abstractNumId w:val="1"/>
   </w:num>
   <w:num w:numId="23" w16cid:durableId="1852335413">
-    <w:abstractNumId w:val="39"/>
+    <w:abstractNumId w:val="40"/>
   </w:num>
   <w:num w:numId="24" w16cid:durableId="1230194582">
     <w:abstractNumId w:val="4"/>
   </w:num>
   <w:num w:numId="25" w16cid:durableId="2139377530">
-    <w:abstractNumId w:val="24"/>
+    <w:abstractNumId w:val="25"/>
   </w:num>
   <w:num w:numId="26" w16cid:durableId="311982604">
-    <w:abstractNumId w:val="35"/>
+    <w:abstractNumId w:val="36"/>
   </w:num>
   <w:num w:numId="27" w16cid:durableId="398795272">
-    <w:abstractNumId w:val="19"/>
+    <w:abstractNumId w:val="20"/>
   </w:num>
   <w:num w:numId="28" w16cid:durableId="943346896">
     <w:abstractNumId w:val="3"/>
   </w:num>
   <w:num w:numId="29" w16cid:durableId="845704161">
-    <w:abstractNumId w:val="29"/>
+    <w:abstractNumId w:val="30"/>
   </w:num>
   <w:num w:numId="30" w16cid:durableId="1264874397">
-    <w:abstractNumId w:val="13"/>
+    <w:abstractNumId w:val="14"/>
   </w:num>
   <w:num w:numId="31" w16cid:durableId="1446651140">
-    <w:abstractNumId w:val="20"/>
+    <w:abstractNumId w:val="21"/>
   </w:num>
   <w:num w:numId="32" w16cid:durableId="745542443">
     <w:abstractNumId w:val="5"/>
   </w:num>
   <w:num w:numId="33" w16cid:durableId="1734573687">
-    <w:abstractNumId w:val="38"/>
+    <w:abstractNumId w:val="39"/>
   </w:num>
   <w:num w:numId="34" w16cid:durableId="2136943296">
-    <w:abstractNumId w:val="27"/>
+    <w:abstractNumId w:val="28"/>
   </w:num>
   <w:num w:numId="35" w16cid:durableId="538011882">
     <w:abstractNumId w:val="8"/>
   </w:num>
   <w:num w:numId="36" w16cid:durableId="674265866">
-    <w:abstractNumId w:val="41"/>
+    <w:abstractNumId w:val="42"/>
   </w:num>
   <w:num w:numId="37" w16cid:durableId="543564942">
     <w:abstractNumId w:val="10"/>
   </w:num>
   <w:num w:numId="38" w16cid:durableId="1194613283">
-    <w:abstractNumId w:val="21"/>
+    <w:abstractNumId w:val="22"/>
   </w:num>
   <w:num w:numId="39" w16cid:durableId="1562978795">
-    <w:abstractNumId w:val="23"/>
+    <w:abstractNumId w:val="24"/>
   </w:num>
   <w:num w:numId="40" w16cid:durableId="2057317525">
-    <w:abstractNumId w:val="46"/>
+    <w:abstractNumId w:val="48"/>
   </w:num>
   <w:num w:numId="41" w16cid:durableId="40372623">
-    <w:abstractNumId w:val="30"/>
+    <w:abstractNumId w:val="31"/>
   </w:num>
   <w:num w:numId="42" w16cid:durableId="211960525">
-    <w:abstractNumId w:val="34"/>
+    <w:abstractNumId w:val="35"/>
   </w:num>
   <w:num w:numId="43" w16cid:durableId="1237207137">
-    <w:abstractNumId w:val="32"/>
+    <w:abstractNumId w:val="33"/>
   </w:num>
   <w:num w:numId="44" w16cid:durableId="1553275273">
-    <w:abstractNumId w:val="25"/>
+    <w:abstractNumId w:val="26"/>
   </w:num>
   <w:num w:numId="45" w16cid:durableId="575942618">
-    <w:abstractNumId w:val="33"/>
+    <w:abstractNumId w:val="34"/>
   </w:num>
   <w:num w:numId="46" w16cid:durableId="817722508">
     <w:abstractNumId w:val="9"/>
   </w:num>
   <w:num w:numId="47" w16cid:durableId="979188758">
-    <w:abstractNumId w:val="26"/>
+    <w:abstractNumId w:val="27"/>
   </w:num>
   <w:num w:numId="48" w16cid:durableId="1337422469">
-    <w:abstractNumId w:val="40"/>
+    <w:abstractNumId w:val="41"/>
   </w:num>
   <w:num w:numId="49" w16cid:durableId="1176991979">
-    <w:abstractNumId w:val="14"/>
+    <w:abstractNumId w:val="15"/>
   </w:num>
   <w:num w:numId="50" w16cid:durableId="1279098304">
     <w:abstractNumId w:val="0"/>
+  </w:num>
+  <w:num w:numId="51" w16cid:durableId="1463235524">
+    <w:abstractNumId w:val="11"/>
+  </w:num>
+  <w:num w:numId="52" w16cid:durableId="1499881821">
+    <w:abstractNumId w:val="46"/>
   </w:num>
   <w:numIdMacAtCleanup w:val="44"/>
 </w:numbering>

--- a/ideas_ressources_files/initial_game_design_concept.docx
+++ b/ideas_ressources_files/initial_game_design_concept.docx
@@ -6,13 +6,8 @@
       <w:pPr>
         <w:pStyle w:val="Titre"/>
       </w:pPr>
-      <w:proofErr w:type="spellStart"/>
       <w:r>
-        <w:t>PvZ</w:t>
-      </w:r>
-      <w:proofErr w:type="spellEnd"/>
-      <w:r>
-        <w:t xml:space="preserve"> RPG – The Zombie-Playing Game</w:t>
+        <w:t>PvZ RPG – The Zombie-Playing Game</w:t>
       </w:r>
     </w:p>
     <w:p>
@@ -723,13 +718,8 @@
                 </wp:inline>
               </w:drawing>
             </w:r>
-            <w:proofErr w:type="spellStart"/>
-            <w:r>
-              <w:t>ZCorp</w:t>
-            </w:r>
-            <w:proofErr w:type="spellEnd"/>
-            <w:r>
-              <w:t xml:space="preserve"> design (coatless + badge)</w:t>
+            <w:r>
+              <w:t>ZCorp design (coatless + badge)</w:t>
             </w:r>
           </w:p>
         </w:tc>
@@ -1988,7 +1978,7 @@
                 <w:noProof/>
               </w:rPr>
               <w:drawing>
-                <wp:inline distT="0" distB="0" distL="0" distR="0" wp14:anchorId="72886642" wp14:editId="5D9B05F0">
+                <wp:inline distT="0" distB="0" distL="0" distR="0" wp14:anchorId="72886642" wp14:editId="19118B9A">
                   <wp:extent cx="2406937" cy="1208442"/>
                   <wp:effectExtent l="0" t="0" r="0" b="0"/>
                   <wp:docPr id="1485578344" name="Image 1"/>
@@ -3743,7 +3733,10 @@
               </w:numPr>
             </w:pPr>
             <w:r>
-              <w:t>Does not damage armour</w:t>
+              <w:t>Ignores</w:t>
+            </w:r>
+            <w:r>
+              <w:t xml:space="preserve"> armour</w:t>
             </w:r>
           </w:p>
           <w:p>
@@ -3773,19 +3766,43 @@
               <w:ind w:firstLine="0"/>
             </w:pPr>
             <w:r>
-              <w:t>Repeat</w:t>
-            </w:r>
-          </w:p>
-          <w:p>
-            <w:pPr>
-              <w:pStyle w:val="Paragraphedeliste"/>
-              <w:numPr>
-                <w:ilvl w:val="0"/>
-                <w:numId w:val="25"/>
-              </w:numPr>
-            </w:pPr>
-            <w:r>
-              <w:t>Attacks twice with the same action</w:t>
+              <w:t>Hypnotized</w:t>
+            </w:r>
+          </w:p>
+          <w:p>
+            <w:pPr>
+              <w:pStyle w:val="Paragraphedeliste"/>
+              <w:numPr>
+                <w:ilvl w:val="0"/>
+                <w:numId w:val="50"/>
+              </w:numPr>
+            </w:pPr>
+            <w:r>
+              <w:t>All attacks have the Friendly Fire trait</w:t>
+            </w:r>
+          </w:p>
+          <w:p>
+            <w:pPr>
+              <w:pStyle w:val="Paragraphedeliste"/>
+              <w:numPr>
+                <w:ilvl w:val="0"/>
+                <w:numId w:val="50"/>
+              </w:numPr>
+            </w:pPr>
+            <w:r>
+              <w:t>Plants cannot be targeted by attacks</w:t>
+            </w:r>
+          </w:p>
+          <w:p>
+            <w:pPr>
+              <w:pStyle w:val="Paragraphedeliste"/>
+              <w:numPr>
+                <w:ilvl w:val="0"/>
+                <w:numId w:val="50"/>
+              </w:numPr>
+            </w:pPr>
+            <w:r>
+              <w:t>Ends after one turn</w:t>
             </w:r>
           </w:p>
         </w:tc>
@@ -3800,32 +3817,31 @@
               <w:ind w:firstLine="0"/>
             </w:pPr>
             <w:r>
-              <w:t>Spread</w:t>
-            </w:r>
-            <w:r>
-              <w:t xml:space="preserve"> (n)</w:t>
-            </w:r>
-          </w:p>
-          <w:p>
-            <w:pPr>
-              <w:pStyle w:val="Paragraphedeliste"/>
-              <w:numPr>
-                <w:ilvl w:val="0"/>
-                <w:numId w:val="29"/>
-              </w:numPr>
-            </w:pPr>
-            <w:r>
-              <w:t xml:space="preserve">Attacks </w:t>
-            </w:r>
-            <w:r>
-              <w:rPr>
-                <w:b/>
-                <w:bCs/>
-              </w:rPr>
-              <w:t>n</w:t>
-            </w:r>
-            <w:r>
-              <w:t xml:space="preserve"> number of times with the same action</w:t>
+              <w:t>Friendly Fire</w:t>
+            </w:r>
+          </w:p>
+          <w:p>
+            <w:pPr>
+              <w:pStyle w:val="Paragraphedeliste"/>
+              <w:numPr>
+                <w:ilvl w:val="0"/>
+                <w:numId w:val="42"/>
+              </w:numPr>
+            </w:pPr>
+            <w:r>
+              <w:t>On single-target attacks: Can target plants and zombies</w:t>
+            </w:r>
+          </w:p>
+          <w:p>
+            <w:pPr>
+              <w:pStyle w:val="Paragraphedeliste"/>
+              <w:numPr>
+                <w:ilvl w:val="0"/>
+                <w:numId w:val="42"/>
+              </w:numPr>
+            </w:pPr>
+            <w:r>
+              <w:t>On multi-target attacks: Hits plants and zombies alike</w:t>
             </w:r>
           </w:p>
         </w:tc>
@@ -3843,7 +3859,7 @@
               <w:ind w:firstLine="0"/>
             </w:pPr>
             <w:r>
-              <w:t>Strike-through</w:t>
+              <w:t>Repeat</w:t>
             </w:r>
           </w:p>
           <w:p>
@@ -3855,61 +3871,7 @@
               </w:numPr>
             </w:pPr>
             <w:r>
-              <w:t>Hits all available targets in range</w:t>
-            </w:r>
-          </w:p>
-          <w:p>
-            <w:pPr>
-              <w:pStyle w:val="Paragraphedeliste"/>
-              <w:numPr>
-                <w:ilvl w:val="0"/>
-                <w:numId w:val="25"/>
-              </w:numPr>
-            </w:pPr>
-            <w:r>
-              <w:t xml:space="preserve">On </w:t>
-            </w:r>
-            <w:r>
-              <w:t>plant</w:t>
-            </w:r>
-            <w:r>
-              <w:t xml:space="preserve">: </w:t>
-            </w:r>
-            <w:r>
-              <w:t>Does not pierce through Shield type armour</w:t>
-            </w:r>
-          </w:p>
-          <w:p>
-            <w:pPr>
-              <w:pStyle w:val="Paragraphedeliste"/>
-              <w:numPr>
-                <w:ilvl w:val="0"/>
-                <w:numId w:val="25"/>
-              </w:numPr>
-            </w:pPr>
-            <w:r>
-              <w:t xml:space="preserve">On </w:t>
-            </w:r>
-            <w:r>
-              <w:t>zombie</w:t>
-            </w:r>
-            <w:r>
-              <w:t xml:space="preserve">: Does not </w:t>
-            </w:r>
-            <w:r>
-              <w:t>pierce through Protector plants</w:t>
-            </w:r>
-          </w:p>
-          <w:p>
-            <w:pPr>
-              <w:pStyle w:val="Paragraphedeliste"/>
-              <w:numPr>
-                <w:ilvl w:val="0"/>
-                <w:numId w:val="25"/>
-              </w:numPr>
-            </w:pPr>
-            <w:r>
-              <w:t>Pierce trait allows Laser trait to continue</w:t>
+              <w:t>Attacks twice with the same action</w:t>
             </w:r>
           </w:p>
         </w:tc>
@@ -3924,19 +3886,32 @@
               <w:ind w:firstLine="0"/>
             </w:pPr>
             <w:r>
-              <w:t>Pierce</w:t>
-            </w:r>
-          </w:p>
-          <w:p>
-            <w:pPr>
-              <w:pStyle w:val="Paragraphedeliste"/>
-              <w:numPr>
-                <w:ilvl w:val="0"/>
-                <w:numId w:val="25"/>
-              </w:numPr>
-            </w:pPr>
-            <w:r>
-              <w:t>Ignores Shield type armour</w:t>
+              <w:t>Spread</w:t>
+            </w:r>
+            <w:r>
+              <w:t xml:space="preserve"> (n)</w:t>
+            </w:r>
+          </w:p>
+          <w:p>
+            <w:pPr>
+              <w:pStyle w:val="Paragraphedeliste"/>
+              <w:numPr>
+                <w:ilvl w:val="0"/>
+                <w:numId w:val="29"/>
+              </w:numPr>
+            </w:pPr>
+            <w:r>
+              <w:t xml:space="preserve">Attacks </w:t>
+            </w:r>
+            <w:r>
+              <w:rPr>
+                <w:b/>
+                <w:bCs/>
+              </w:rPr>
+              <w:t>n</w:t>
+            </w:r>
+            <w:r>
+              <w:t xml:space="preserve"> number of times with the same action</w:t>
             </w:r>
           </w:p>
         </w:tc>
@@ -3954,7 +3929,7 @@
               <w:ind w:firstLine="0"/>
             </w:pPr>
             <w:r>
-              <w:t>Pierce Immune</w:t>
+              <w:t>Strike-through</w:t>
             </w:r>
           </w:p>
           <w:p>
@@ -3966,16 +3941,61 @@
               </w:numPr>
             </w:pPr>
             <w:r>
-              <w:t>Unaffected</w:t>
-            </w:r>
-            <w:r>
-              <w:t xml:space="preserve"> </w:t>
-            </w:r>
-            <w:r>
-              <w:t>by</w:t>
-            </w:r>
-            <w:r>
-              <w:t xml:space="preserve"> the Pierce Trait</w:t>
+              <w:t>Hits all available targets in range</w:t>
+            </w:r>
+          </w:p>
+          <w:p>
+            <w:pPr>
+              <w:pStyle w:val="Paragraphedeliste"/>
+              <w:numPr>
+                <w:ilvl w:val="0"/>
+                <w:numId w:val="25"/>
+              </w:numPr>
+            </w:pPr>
+            <w:r>
+              <w:t xml:space="preserve">On </w:t>
+            </w:r>
+            <w:r>
+              <w:t>plant</w:t>
+            </w:r>
+            <w:r>
+              <w:t xml:space="preserve">: </w:t>
+            </w:r>
+            <w:r>
+              <w:t>Does not pierce through Shield type armour</w:t>
+            </w:r>
+          </w:p>
+          <w:p>
+            <w:pPr>
+              <w:pStyle w:val="Paragraphedeliste"/>
+              <w:numPr>
+                <w:ilvl w:val="0"/>
+                <w:numId w:val="25"/>
+              </w:numPr>
+            </w:pPr>
+            <w:r>
+              <w:t xml:space="preserve">On </w:t>
+            </w:r>
+            <w:r>
+              <w:t>zombie</w:t>
+            </w:r>
+            <w:r>
+              <w:t xml:space="preserve">: Does not </w:t>
+            </w:r>
+            <w:r>
+              <w:t>pierce through Protector plants</w:t>
+            </w:r>
+          </w:p>
+          <w:p>
+            <w:pPr>
+              <w:pStyle w:val="Paragraphedeliste"/>
+              <w:numPr>
+                <w:ilvl w:val="0"/>
+                <w:numId w:val="25"/>
+              </w:numPr>
+            </w:pPr>
+            <w:r>
+              <w:t>Pierce trait allows Laser trait to continue</w:t>
             </w:r>
           </w:p>
         </w:tc>
@@ -3990,7 +4010,7 @@
               <w:ind w:firstLine="0"/>
             </w:pPr>
             <w:r>
-              <w:t>Traverse</w:t>
+              <w:t>Pierce</w:t>
             </w:r>
           </w:p>
           <w:p>
@@ -4000,36 +4020,9 @@
                 <w:ilvl w:val="0"/>
                 <w:numId w:val="25"/>
               </w:numPr>
-              <w:spacing w:after="160" w:line="276" w:lineRule="auto"/>
-            </w:pPr>
-            <w:r>
-              <w:t>Ignores Protector plants with the Pass-through trait</w:t>
-            </w:r>
-          </w:p>
-          <w:p>
-            <w:pPr>
-              <w:pStyle w:val="Paragraphedeliste"/>
-              <w:numPr>
-                <w:ilvl w:val="0"/>
-                <w:numId w:val="25"/>
-              </w:numPr>
-              <w:spacing w:after="160" w:line="276" w:lineRule="auto"/>
-            </w:pPr>
-            <w:r>
-              <w:t>Zombie can move to behind Protector plants</w:t>
-            </w:r>
-          </w:p>
-          <w:p>
-            <w:pPr>
-              <w:pStyle w:val="Paragraphedeliste"/>
-              <w:numPr>
-                <w:ilvl w:val="0"/>
-                <w:numId w:val="25"/>
-              </w:numPr>
-              <w:spacing w:after="160" w:line="276" w:lineRule="auto"/>
-            </w:pPr>
-            <w:r>
-              <w:t>Ranged attack isn’t tanked by Protector plants</w:t>
+            </w:pPr>
+            <w:r>
+              <w:t>Ignores Shield type armour</w:t>
             </w:r>
           </w:p>
         </w:tc>
@@ -4047,19 +4040,28 @@
               <w:ind w:firstLine="0"/>
             </w:pPr>
             <w:r>
-              <w:t>Tall</w:t>
-            </w:r>
-          </w:p>
-          <w:p>
-            <w:pPr>
-              <w:pStyle w:val="Paragraphedeliste"/>
-              <w:numPr>
-                <w:ilvl w:val="0"/>
-                <w:numId w:val="52"/>
-              </w:numPr>
-            </w:pPr>
-            <w:r>
-              <w:t>Prevents effects of the Traverse trait</w:t>
+              <w:t>Pierce Immune</w:t>
+            </w:r>
+          </w:p>
+          <w:p>
+            <w:pPr>
+              <w:pStyle w:val="Paragraphedeliste"/>
+              <w:numPr>
+                <w:ilvl w:val="0"/>
+                <w:numId w:val="25"/>
+              </w:numPr>
+            </w:pPr>
+            <w:r>
+              <w:t>Unaffected</w:t>
+            </w:r>
+            <w:r>
+              <w:t xml:space="preserve"> </w:t>
+            </w:r>
+            <w:r>
+              <w:t>by</w:t>
+            </w:r>
+            <w:r>
+              <w:t xml:space="preserve"> the Pierce Trait</w:t>
             </w:r>
           </w:p>
         </w:tc>
@@ -4074,32 +4076,46 @@
               <w:ind w:firstLine="0"/>
             </w:pPr>
             <w:r>
-              <w:t>Armoured (n)</w:t>
-            </w:r>
-          </w:p>
-          <w:p>
-            <w:pPr>
-              <w:pStyle w:val="Paragraphedeliste"/>
-              <w:numPr>
-                <w:ilvl w:val="0"/>
-                <w:numId w:val="35"/>
-              </w:numPr>
-            </w:pPr>
-            <w:r>
-              <w:t xml:space="preserve">Takes </w:t>
-            </w:r>
-            <w:r>
-              <w:rPr>
-                <w:b/>
-                <w:bCs/>
-              </w:rPr>
-              <w:t>n</w:t>
-            </w:r>
-            <w:r>
-              <w:t xml:space="preserve"> less damage from all source</w:t>
-            </w:r>
-            <w:r>
-              <w:t>s</w:t>
+              <w:t>Traverse</w:t>
+            </w:r>
+          </w:p>
+          <w:p>
+            <w:pPr>
+              <w:pStyle w:val="Paragraphedeliste"/>
+              <w:numPr>
+                <w:ilvl w:val="0"/>
+                <w:numId w:val="25"/>
+              </w:numPr>
+              <w:spacing w:after="160" w:line="276" w:lineRule="auto"/>
+            </w:pPr>
+            <w:r>
+              <w:t>Ignores Protector plants with the Pass-through trait</w:t>
+            </w:r>
+          </w:p>
+          <w:p>
+            <w:pPr>
+              <w:pStyle w:val="Paragraphedeliste"/>
+              <w:numPr>
+                <w:ilvl w:val="0"/>
+                <w:numId w:val="25"/>
+              </w:numPr>
+              <w:spacing w:after="160" w:line="276" w:lineRule="auto"/>
+            </w:pPr>
+            <w:r>
+              <w:t>Zombie can move to behind Protector plants</w:t>
+            </w:r>
+          </w:p>
+          <w:p>
+            <w:pPr>
+              <w:pStyle w:val="Paragraphedeliste"/>
+              <w:numPr>
+                <w:ilvl w:val="0"/>
+                <w:numId w:val="25"/>
+              </w:numPr>
+              <w:spacing w:after="160" w:line="276" w:lineRule="auto"/>
+            </w:pPr>
+            <w:r>
+              <w:t>Ranged attack isn’t tanked by Protector plants</w:t>
             </w:r>
           </w:p>
         </w:tc>
@@ -4117,25 +4133,19 @@
               <w:ind w:firstLine="0"/>
             </w:pPr>
             <w:r>
-              <w:t>Fire</w:t>
-            </w:r>
-          </w:p>
-          <w:p>
-            <w:pPr>
-              <w:pStyle w:val="Paragraphedeliste"/>
-              <w:numPr>
-                <w:ilvl w:val="0"/>
-                <w:numId w:val="27"/>
-              </w:numPr>
-            </w:pPr>
-            <w:r>
-              <w:t>Deals double damage to Protector type plants</w:t>
-            </w:r>
-            <w:r>
-              <w:t>,</w:t>
-            </w:r>
-            <w:r>
-              <w:t xml:space="preserve"> and Helmet type armours with the Fire Weak trait</w:t>
+              <w:t>Tall</w:t>
+            </w:r>
+          </w:p>
+          <w:p>
+            <w:pPr>
+              <w:pStyle w:val="Paragraphedeliste"/>
+              <w:numPr>
+                <w:ilvl w:val="0"/>
+                <w:numId w:val="52"/>
+              </w:numPr>
+            </w:pPr>
+            <w:r>
+              <w:t>Prevents effects of the Traverse trait</w:t>
             </w:r>
           </w:p>
         </w:tc>
@@ -4150,31 +4160,32 @@
               <w:ind w:firstLine="0"/>
             </w:pPr>
             <w:r>
-              <w:t>Fire Weak</w:t>
-            </w:r>
-          </w:p>
-          <w:p>
-            <w:pPr>
-              <w:pStyle w:val="Paragraphedeliste"/>
-              <w:numPr>
-                <w:ilvl w:val="0"/>
-                <w:numId w:val="27"/>
-              </w:numPr>
-            </w:pPr>
-            <w:r>
-              <w:t>Takes double damage from Fire attacks</w:t>
-            </w:r>
-          </w:p>
-          <w:p>
-            <w:pPr>
-              <w:pStyle w:val="Paragraphedeliste"/>
-              <w:numPr>
-                <w:ilvl w:val="0"/>
-                <w:numId w:val="27"/>
-              </w:numPr>
-            </w:pPr>
-            <w:r>
-              <w:t>Double damage is not carried over to protected zombie</w:t>
+              <w:t>Armoured (n)</w:t>
+            </w:r>
+          </w:p>
+          <w:p>
+            <w:pPr>
+              <w:pStyle w:val="Paragraphedeliste"/>
+              <w:numPr>
+                <w:ilvl w:val="0"/>
+                <w:numId w:val="35"/>
+              </w:numPr>
+            </w:pPr>
+            <w:r>
+              <w:t xml:space="preserve">Takes </w:t>
+            </w:r>
+            <w:r>
+              <w:rPr>
+                <w:b/>
+                <w:bCs/>
+              </w:rPr>
+              <w:t>n</w:t>
+            </w:r>
+            <w:r>
+              <w:t xml:space="preserve"> less damage from all source</w:t>
+            </w:r>
+            <w:r>
+              <w:t>s</w:t>
             </w:r>
           </w:p>
         </w:tc>
@@ -4192,19 +4203,25 @@
               <w:ind w:firstLine="0"/>
             </w:pPr>
             <w:r>
-              <w:t>Fire Immune</w:t>
-            </w:r>
-          </w:p>
-          <w:p>
-            <w:pPr>
-              <w:pStyle w:val="Paragraphedeliste"/>
-              <w:numPr>
-                <w:ilvl w:val="0"/>
-                <w:numId w:val="40"/>
-              </w:numPr>
-            </w:pPr>
-            <w:r>
-              <w:t>Takes no damage from Fire attacks</w:t>
+              <w:t>Fire</w:t>
+            </w:r>
+          </w:p>
+          <w:p>
+            <w:pPr>
+              <w:pStyle w:val="Paragraphedeliste"/>
+              <w:numPr>
+                <w:ilvl w:val="0"/>
+                <w:numId w:val="27"/>
+              </w:numPr>
+            </w:pPr>
+            <w:r>
+              <w:t>Deals double damage to Protector type plants</w:t>
+            </w:r>
+            <w:r>
+              <w:t>,</w:t>
+            </w:r>
+            <w:r>
+              <w:t xml:space="preserve"> and Helmet type armours with the Fire Weak trait</w:t>
             </w:r>
           </w:p>
         </w:tc>
@@ -4219,19 +4236,31 @@
               <w:ind w:firstLine="0"/>
             </w:pPr>
             <w:r>
-              <w:t>Flammable</w:t>
-            </w:r>
-          </w:p>
-          <w:p>
-            <w:pPr>
-              <w:pStyle w:val="Paragraphedeliste"/>
-              <w:numPr>
-                <w:ilvl w:val="0"/>
-                <w:numId w:val="40"/>
-              </w:numPr>
-            </w:pPr>
-            <w:r>
-              <w:t>Projectile from straight attack can be buffed by Torchwood</w:t>
+              <w:t>Fire Weak</w:t>
+            </w:r>
+          </w:p>
+          <w:p>
+            <w:pPr>
+              <w:pStyle w:val="Paragraphedeliste"/>
+              <w:numPr>
+                <w:ilvl w:val="0"/>
+                <w:numId w:val="27"/>
+              </w:numPr>
+            </w:pPr>
+            <w:r>
+              <w:t>Takes double damage from Fire attacks</w:t>
+            </w:r>
+          </w:p>
+          <w:p>
+            <w:pPr>
+              <w:pStyle w:val="Paragraphedeliste"/>
+              <w:numPr>
+                <w:ilvl w:val="0"/>
+                <w:numId w:val="27"/>
+              </w:numPr>
+            </w:pPr>
+            <w:r>
+              <w:t>Double damage is not carried over to protected zombie</w:t>
             </w:r>
           </w:p>
         </w:tc>
@@ -4249,19 +4278,19 @@
               <w:ind w:firstLine="0"/>
             </w:pPr>
             <w:r>
-              <w:t>Magnetising</w:t>
-            </w:r>
-          </w:p>
-          <w:p>
-            <w:pPr>
-              <w:pStyle w:val="Paragraphedeliste"/>
-              <w:numPr>
-                <w:ilvl w:val="0"/>
-                <w:numId w:val="18"/>
-              </w:numPr>
-            </w:pPr>
-            <w:r>
-              <w:t>Establishes a range where plants with this trait can interact with armours with the Magnetisable trait</w:t>
+              <w:t>Fire Immune</w:t>
+            </w:r>
+          </w:p>
+          <w:p>
+            <w:pPr>
+              <w:pStyle w:val="Paragraphedeliste"/>
+              <w:numPr>
+                <w:ilvl w:val="0"/>
+                <w:numId w:val="40"/>
+              </w:numPr>
+            </w:pPr>
+            <w:r>
+              <w:t>Takes no damage from Fire attacks</w:t>
             </w:r>
           </w:p>
         </w:tc>
@@ -4276,22 +4305,19 @@
               <w:ind w:firstLine="0"/>
             </w:pPr>
             <w:r>
-              <w:t>Magnetisable</w:t>
-            </w:r>
-          </w:p>
-          <w:p>
-            <w:pPr>
-              <w:pStyle w:val="Paragraphedeliste"/>
-              <w:numPr>
-                <w:ilvl w:val="0"/>
-                <w:numId w:val="18"/>
-              </w:numPr>
-            </w:pPr>
-            <w:r>
-              <w:t xml:space="preserve">Affected by the Magnetising </w:t>
-            </w:r>
-            <w:r>
-              <w:t>trait</w:t>
+              <w:t>Flammable</w:t>
+            </w:r>
+          </w:p>
+          <w:p>
+            <w:pPr>
+              <w:pStyle w:val="Paragraphedeliste"/>
+              <w:numPr>
+                <w:ilvl w:val="0"/>
+                <w:numId w:val="40"/>
+              </w:numPr>
+            </w:pPr>
+            <w:r>
+              <w:t>Projectile from straight attack can be buffed by Torchwood</w:t>
             </w:r>
           </w:p>
         </w:tc>
@@ -4309,7 +4335,7 @@
               <w:ind w:firstLine="0"/>
             </w:pPr>
             <w:r>
-              <w:t>Shielded</w:t>
+              <w:t>Magnetising</w:t>
             </w:r>
           </w:p>
           <w:p>
@@ -4321,31 +4347,7 @@
               </w:numPr>
             </w:pPr>
             <w:r>
-              <w:t>Gives Sturdy</w:t>
-            </w:r>
-            <w:r>
-              <w:t>,</w:t>
-            </w:r>
-            <w:r>
-              <w:t xml:space="preserve"> Tall</w:t>
-            </w:r>
-            <w:r>
-              <w:t>/Pierce Immune</w:t>
-            </w:r>
-            <w:r>
-              <w:t xml:space="preserve"> </w:t>
-            </w:r>
-            <w:r>
-              <w:t xml:space="preserve">and Fire Immune </w:t>
-            </w:r>
-            <w:r>
-              <w:t>trait</w:t>
-            </w:r>
-            <w:r>
-              <w:t>s</w:t>
-            </w:r>
-            <w:r>
-              <w:t xml:space="preserve"> while Shielded is active</w:t>
+              <w:t>Establishes a range where plants with this trait can interact with armours with the Magnetisable trait</w:t>
             </w:r>
           </w:p>
         </w:tc>
@@ -4360,19 +4362,23 @@
               <w:ind w:firstLine="0"/>
             </w:pPr>
             <w:r>
-              <w:t>Grounded</w:t>
-            </w:r>
-          </w:p>
-          <w:p>
-            <w:pPr>
-              <w:pStyle w:val="Paragraphedeliste"/>
-              <w:numPr>
-                <w:ilvl w:val="0"/>
-                <w:numId w:val="28"/>
-              </w:numPr>
-            </w:pPr>
-            <w:r>
-              <w:t>Can only be targeted by attacks that specify it</w:t>
+              <w:t>Magnetisable</w:t>
+            </w:r>
+          </w:p>
+          <w:p>
+            <w:pPr>
+              <w:pStyle w:val="Paragraphedeliste"/>
+              <w:numPr>
+                <w:ilvl w:val="0"/>
+                <w:numId w:val="18"/>
+              </w:numPr>
+            </w:pPr>
+            <w:r>
+              <w:lastRenderedPageBreak/>
+              <w:t xml:space="preserve">Affected by the Magnetising </w:t>
+            </w:r>
+            <w:r>
+              <w:t>trait</w:t>
             </w:r>
           </w:p>
         </w:tc>
@@ -4390,50 +4396,44 @@
               <w:ind w:firstLine="0"/>
             </w:pPr>
             <w:r>
-              <w:t>Tiny</w:t>
-            </w:r>
-          </w:p>
-          <w:p>
-            <w:pPr>
-              <w:pStyle w:val="Paragraphedeliste"/>
-              <w:numPr>
-                <w:ilvl w:val="0"/>
-                <w:numId w:val="28"/>
-              </w:numPr>
-            </w:pPr>
-            <w:r>
-              <w:t xml:space="preserve">On plants: </w:t>
-            </w:r>
-            <w:r>
-              <w:t>Avoids Ranged type attacks due to being smal</w:t>
-            </w:r>
-            <w:r>
-              <w:t>l</w:t>
-            </w:r>
-          </w:p>
-          <w:p>
-            <w:pPr>
-              <w:pStyle w:val="Paragraphedeliste"/>
-              <w:numPr>
-                <w:ilvl w:val="0"/>
-                <w:numId w:val="28"/>
-              </w:numPr>
-            </w:pPr>
-            <w:r>
               <w:lastRenderedPageBreak/>
-              <w:t>On zombies: Max HP and damage is reduced</w:t>
-            </w:r>
-          </w:p>
-          <w:p>
-            <w:pPr>
-              <w:pStyle w:val="Paragraphedeliste"/>
-              <w:numPr>
-                <w:ilvl w:val="0"/>
-                <w:numId w:val="28"/>
-              </w:numPr>
-            </w:pPr>
-            <w:r>
-              <w:t>On zombies: Movement speed is increased by 1 tile</w:t>
+              <w:t>Shielded</w:t>
+            </w:r>
+          </w:p>
+          <w:p>
+            <w:pPr>
+              <w:pStyle w:val="Paragraphedeliste"/>
+              <w:numPr>
+                <w:ilvl w:val="0"/>
+                <w:numId w:val="18"/>
+              </w:numPr>
+            </w:pPr>
+            <w:r>
+              <w:t>Gives Sturdy</w:t>
+            </w:r>
+            <w:r>
+              <w:t>,</w:t>
+            </w:r>
+            <w:r>
+              <w:t xml:space="preserve"> Tall</w:t>
+            </w:r>
+            <w:r>
+              <w:t>/Pierce Immune</w:t>
+            </w:r>
+            <w:r>
+              <w:t xml:space="preserve"> </w:t>
+            </w:r>
+            <w:r>
+              <w:t xml:space="preserve">and Fire Immune </w:t>
+            </w:r>
+            <w:r>
+              <w:t>trait</w:t>
+            </w:r>
+            <w:r>
+              <w:t>s</w:t>
+            </w:r>
+            <w:r>
+              <w:t xml:space="preserve"> while Shielded is active</w:t>
             </w:r>
           </w:p>
         </w:tc>
@@ -4448,20 +4448,19 @@
               <w:ind w:firstLine="0"/>
             </w:pPr>
             <w:r>
-              <w:lastRenderedPageBreak/>
-              <w:t>Imp</w:t>
-            </w:r>
-          </w:p>
-          <w:p>
-            <w:pPr>
-              <w:pStyle w:val="Paragraphedeliste"/>
-              <w:numPr>
-                <w:ilvl w:val="0"/>
-                <w:numId w:val="36"/>
-              </w:numPr>
-            </w:pPr>
-            <w:r>
-              <w:t>Movement speed is increased by 1 tile</w:t>
+              <w:t>Grounded</w:t>
+            </w:r>
+          </w:p>
+          <w:p>
+            <w:pPr>
+              <w:pStyle w:val="Paragraphedeliste"/>
+              <w:numPr>
+                <w:ilvl w:val="0"/>
+                <w:numId w:val="28"/>
+              </w:numPr>
+            </w:pPr>
+            <w:r>
+              <w:t>Can only be targeted by attacks that specify it</w:t>
             </w:r>
           </w:p>
         </w:tc>
@@ -4479,43 +4478,49 @@
               <w:ind w:firstLine="0"/>
             </w:pPr>
             <w:r>
-              <w:t>Invisible (n)</w:t>
-            </w:r>
-          </w:p>
-          <w:p>
-            <w:pPr>
-              <w:pStyle w:val="Paragraphedeliste"/>
-              <w:numPr>
-                <w:ilvl w:val="0"/>
-                <w:numId w:val="45"/>
-              </w:numPr>
-            </w:pPr>
-            <w:r>
-              <w:t>Stackable</w:t>
-            </w:r>
-          </w:p>
-          <w:p>
-            <w:pPr>
-              <w:pStyle w:val="Paragraphedeliste"/>
-              <w:numPr>
-                <w:ilvl w:val="0"/>
-                <w:numId w:val="45"/>
-              </w:numPr>
-            </w:pPr>
-            <w:r>
-              <w:t>Reduces stack by one at the end of the turn</w:t>
-            </w:r>
-          </w:p>
-          <w:p>
-            <w:pPr>
-              <w:pStyle w:val="Paragraphedeliste"/>
-              <w:numPr>
-                <w:ilvl w:val="0"/>
-                <w:numId w:val="45"/>
-              </w:numPr>
-            </w:pPr>
-            <w:r>
-              <w:t>Doesn’t trigger plant attacks, but can still be hit by them</w:t>
+              <w:t>Tiny</w:t>
+            </w:r>
+          </w:p>
+          <w:p>
+            <w:pPr>
+              <w:pStyle w:val="Paragraphedeliste"/>
+              <w:numPr>
+                <w:ilvl w:val="0"/>
+                <w:numId w:val="28"/>
+              </w:numPr>
+            </w:pPr>
+            <w:r>
+              <w:t xml:space="preserve">On plants: </w:t>
+            </w:r>
+            <w:r>
+              <w:t>Avoids Ranged type attacks due to being smal</w:t>
+            </w:r>
+            <w:r>
+              <w:t>l</w:t>
+            </w:r>
+          </w:p>
+          <w:p>
+            <w:pPr>
+              <w:pStyle w:val="Paragraphedeliste"/>
+              <w:numPr>
+                <w:ilvl w:val="0"/>
+                <w:numId w:val="28"/>
+              </w:numPr>
+            </w:pPr>
+            <w:r>
+              <w:t>On zombies: Max HP and damage is reduced</w:t>
+            </w:r>
+          </w:p>
+          <w:p>
+            <w:pPr>
+              <w:pStyle w:val="Paragraphedeliste"/>
+              <w:numPr>
+                <w:ilvl w:val="0"/>
+                <w:numId w:val="28"/>
+              </w:numPr>
+            </w:pPr>
+            <w:r>
+              <w:t>On zombies: Movement speed is increased by 1 tile</w:t>
             </w:r>
           </w:p>
         </w:tc>
@@ -4530,43 +4535,19 @@
               <w:ind w:firstLine="0"/>
             </w:pPr>
             <w:r>
-              <w:t>Knockback</w:t>
-            </w:r>
-          </w:p>
-          <w:p>
-            <w:pPr>
-              <w:pStyle w:val="Paragraphedeliste"/>
-              <w:numPr>
-                <w:ilvl w:val="0"/>
-                <w:numId w:val="33"/>
-              </w:numPr>
-            </w:pPr>
-            <w:r>
-              <w:t>½ chance of pushing zombie back 1 tile</w:t>
-            </w:r>
-            <w:r>
-              <w:t xml:space="preserve"> (based on direction from which projectile came)</w:t>
-            </w:r>
-          </w:p>
-          <w:p>
-            <w:pPr>
-              <w:pStyle w:val="Paragraphedeliste"/>
-              <w:numPr>
-                <w:ilvl w:val="0"/>
-                <w:numId w:val="33"/>
-              </w:numPr>
-            </w:pPr>
-            <w:r>
-              <w:t>If pushed into a</w:t>
-            </w:r>
-            <w:r>
-              <w:t>n occupied</w:t>
-            </w:r>
-            <w:r>
-              <w:t xml:space="preserve"> tile, it jumps over if </w:t>
-            </w:r>
-            <w:r>
-              <w:t>the tile behind is available</w:t>
+              <w:t>Imp</w:t>
+            </w:r>
+          </w:p>
+          <w:p>
+            <w:pPr>
+              <w:pStyle w:val="Paragraphedeliste"/>
+              <w:numPr>
+                <w:ilvl w:val="0"/>
+                <w:numId w:val="36"/>
+              </w:numPr>
+            </w:pPr>
+            <w:r>
+              <w:t>Movement speed is increased by 1 tile</w:t>
             </w:r>
           </w:p>
         </w:tc>
@@ -4584,19 +4565,43 @@
               <w:ind w:firstLine="0"/>
             </w:pPr>
             <w:r>
-              <w:t>Sturdy</w:t>
-            </w:r>
-          </w:p>
-          <w:p>
-            <w:pPr>
-              <w:pStyle w:val="Paragraphedeliste"/>
-              <w:numPr>
-                <w:ilvl w:val="0"/>
-                <w:numId w:val="43"/>
-              </w:numPr>
-            </w:pPr>
-            <w:r>
-              <w:t>Immune to the effects of Knockback</w:t>
+              <w:t>Invisible (n)</w:t>
+            </w:r>
+          </w:p>
+          <w:p>
+            <w:pPr>
+              <w:pStyle w:val="Paragraphedeliste"/>
+              <w:numPr>
+                <w:ilvl w:val="0"/>
+                <w:numId w:val="45"/>
+              </w:numPr>
+            </w:pPr>
+            <w:r>
+              <w:t>Stackable</w:t>
+            </w:r>
+          </w:p>
+          <w:p>
+            <w:pPr>
+              <w:pStyle w:val="Paragraphedeliste"/>
+              <w:numPr>
+                <w:ilvl w:val="0"/>
+                <w:numId w:val="45"/>
+              </w:numPr>
+            </w:pPr>
+            <w:r>
+              <w:t>Reduces stack by one at the end of the turn</w:t>
+            </w:r>
+          </w:p>
+          <w:p>
+            <w:pPr>
+              <w:pStyle w:val="Paragraphedeliste"/>
+              <w:numPr>
+                <w:ilvl w:val="0"/>
+                <w:numId w:val="45"/>
+              </w:numPr>
+            </w:pPr>
+            <w:r>
+              <w:t>Doesn’t trigger plant attacks, but can still be hit by them</w:t>
             </w:r>
           </w:p>
         </w:tc>
@@ -4611,37 +4616,43 @@
               <w:ind w:firstLine="0"/>
             </w:pPr>
             <w:r>
-              <w:t>Friendly Fire</w:t>
-            </w:r>
-          </w:p>
-          <w:p>
-            <w:pPr>
-              <w:pStyle w:val="Paragraphedeliste"/>
-              <w:numPr>
-                <w:ilvl w:val="0"/>
-                <w:numId w:val="42"/>
-              </w:numPr>
-            </w:pPr>
-            <w:r>
-              <w:t>On single-target attacks: Can target plants and zombies</w:t>
-            </w:r>
-          </w:p>
-          <w:p>
-            <w:pPr>
-              <w:pStyle w:val="Paragraphedeliste"/>
-              <w:numPr>
-                <w:ilvl w:val="0"/>
-                <w:numId w:val="42"/>
-              </w:numPr>
-            </w:pPr>
-            <w:r>
-              <w:t>On mul</w:t>
-            </w:r>
-            <w:r>
-              <w:t>t</w:t>
-            </w:r>
-            <w:r>
-              <w:t>i-target attacks: Hits plants and zombies alike</w:t>
+              <w:t>Knockback</w:t>
+            </w:r>
+          </w:p>
+          <w:p>
+            <w:pPr>
+              <w:pStyle w:val="Paragraphedeliste"/>
+              <w:numPr>
+                <w:ilvl w:val="0"/>
+                <w:numId w:val="33"/>
+              </w:numPr>
+            </w:pPr>
+            <w:r>
+              <w:t>½ chance of pushing zombie back 1 tile</w:t>
+            </w:r>
+            <w:r>
+              <w:t xml:space="preserve"> (based on direction from which projectile came)</w:t>
+            </w:r>
+          </w:p>
+          <w:p>
+            <w:pPr>
+              <w:pStyle w:val="Paragraphedeliste"/>
+              <w:numPr>
+                <w:ilvl w:val="0"/>
+                <w:numId w:val="33"/>
+              </w:numPr>
+            </w:pPr>
+            <w:r>
+              <w:t>If pushed into a</w:t>
+            </w:r>
+            <w:r>
+              <w:t>n occupied</w:t>
+            </w:r>
+            <w:r>
+              <w:t xml:space="preserve"> tile, it jumps over if </w:t>
+            </w:r>
+            <w:r>
+              <w:t>the tile behind is available</w:t>
             </w:r>
           </w:p>
         </w:tc>
@@ -4659,43 +4670,19 @@
               <w:ind w:firstLine="0"/>
             </w:pPr>
             <w:r>
-              <w:t>Hypnotized</w:t>
-            </w:r>
-          </w:p>
-          <w:p>
-            <w:pPr>
-              <w:pStyle w:val="Paragraphedeliste"/>
-              <w:numPr>
-                <w:ilvl w:val="0"/>
-                <w:numId w:val="50"/>
-              </w:numPr>
-            </w:pPr>
-            <w:r>
-              <w:t>All attacks have the Friendly Fire trait</w:t>
-            </w:r>
-          </w:p>
-          <w:p>
-            <w:pPr>
-              <w:pStyle w:val="Paragraphedeliste"/>
-              <w:numPr>
-                <w:ilvl w:val="0"/>
-                <w:numId w:val="50"/>
-              </w:numPr>
-            </w:pPr>
-            <w:r>
-              <w:t>Plants cannot be targeted by attacks</w:t>
-            </w:r>
-          </w:p>
-          <w:p>
-            <w:pPr>
-              <w:pStyle w:val="Paragraphedeliste"/>
-              <w:numPr>
-                <w:ilvl w:val="0"/>
-                <w:numId w:val="50"/>
-              </w:numPr>
-            </w:pPr>
-            <w:r>
-              <w:t>Ends after one turn</w:t>
+              <w:t>Sturdy</w:t>
+            </w:r>
+          </w:p>
+          <w:p>
+            <w:pPr>
+              <w:pStyle w:val="Paragraphedeliste"/>
+              <w:numPr>
+                <w:ilvl w:val="0"/>
+                <w:numId w:val="43"/>
+              </w:numPr>
+            </w:pPr>
+            <w:r>
+              <w:t>Immune to the effects of Knockback</w:t>
             </w:r>
           </w:p>
         </w:tc>
@@ -4740,15 +4727,7 @@
               <w:ind w:firstLine="0"/>
             </w:pPr>
             <w:r>
-              <w:t xml:space="preserve">Various areas based on different areas from the entire </w:t>
-            </w:r>
-            <w:proofErr w:type="spellStart"/>
-            <w:r>
-              <w:t>PvZ</w:t>
-            </w:r>
-            <w:proofErr w:type="spellEnd"/>
-            <w:r>
-              <w:t xml:space="preserve"> franchise</w:t>
+              <w:t>Various areas based on different areas from the entire PvZ franchise</w:t>
             </w:r>
           </w:p>
         </w:tc>
@@ -5084,21 +5063,8 @@
               </w:numPr>
               <w:jc w:val="left"/>
             </w:pPr>
-            <w:proofErr w:type="gramStart"/>
-            <w:r>
-              <w:t>Tall-nut</w:t>
-            </w:r>
-            <w:proofErr w:type="gramEnd"/>
-            <w:r>
-              <w:t xml:space="preserve"> (All Your </w:t>
-            </w:r>
-            <w:proofErr w:type="spellStart"/>
-            <w:r>
-              <w:t>Brainz</w:t>
-            </w:r>
-            <w:proofErr w:type="spellEnd"/>
-            <w:r>
-              <w:t xml:space="preserve"> </w:t>
+            <w:r>
+              <w:t xml:space="preserve">Tall-nut (All Your Brainz </w:t>
             </w:r>
             <w:r>
               <w:t>r</w:t>
@@ -5242,15 +5208,7 @@
               </w:numPr>
             </w:pPr>
             <w:r>
-              <w:t xml:space="preserve">Shop Gardens (use Brainiac Coins to buy/upgrade items and </w:t>
-            </w:r>
-            <w:proofErr w:type="spellStart"/>
-            <w:r>
-              <w:t>spawnlings</w:t>
-            </w:r>
-            <w:proofErr w:type="spellEnd"/>
-            <w:r>
-              <w:t>)</w:t>
+              <w:t>Shop Gardens (use Brainiac Coins to buy/upgrade items and spawnlings)</w:t>
             </w:r>
           </w:p>
           <w:p>
@@ -5534,15 +5492,7 @@
               <w:ind w:firstLine="0"/>
             </w:pPr>
             <w:r>
-              <w:t xml:space="preserve">When completing a Fighting Garden, the player is presented with the choice of one of three rewards. These can be </w:t>
-            </w:r>
-            <w:proofErr w:type="spellStart"/>
-            <w:r>
-              <w:t>spawnlings</w:t>
-            </w:r>
-            <w:proofErr w:type="spellEnd"/>
-            <w:r>
-              <w:t xml:space="preserve"> or items.</w:t>
+              <w:t>When completing a Fighting Garden, the player is presented with the choice of one of three rewards. These can be spawnlings or items.</w:t>
             </w:r>
           </w:p>
         </w:tc>
@@ -5647,15 +5597,7 @@
               <w:ind w:firstLine="0"/>
             </w:pPr>
             <w:r>
-              <w:t xml:space="preserve">When obtaining a </w:t>
-            </w:r>
-            <w:proofErr w:type="spellStart"/>
-            <w:r>
-              <w:t>spawnling</w:t>
-            </w:r>
-            <w:proofErr w:type="spellEnd"/>
-            <w:r>
-              <w:t xml:space="preserve"> or item, or encountering a plant for the first time, its almanac entry is permanently revealed.</w:t>
+              <w:t>When obtaining a spawnling or item, or encountering a plant for the first time, its almanac entry is permanently revealed.</w:t>
             </w:r>
           </w:p>
         </w:tc>
@@ -5671,15 +5613,7 @@
     </w:p>
     <w:p>
       <w:r>
-        <w:t xml:space="preserve">The Minimal Viable Product (MVP) is the bare minimum required for the game to be playable, in the case of </w:t>
-      </w:r>
-      <w:proofErr w:type="spellStart"/>
-      <w:r>
-        <w:t>PvZ</w:t>
-      </w:r>
-      <w:proofErr w:type="spellEnd"/>
-      <w:r>
-        <w:t xml:space="preserve"> RPG</w:t>
+        <w:t>The Minimal Viable Product (MVP) is the bare minimum required for the game to be playable, in the case of PvZ RPG</w:t>
       </w:r>
       <w:r>
         <w:t xml:space="preserve"> –</w:t>

--- a/ideas_ressources_files/initial_game_design_concept.docx
+++ b/ideas_ressources_files/initial_game_design_concept.docx
@@ -6,8 +6,13 @@
       <w:pPr>
         <w:pStyle w:val="Titre"/>
       </w:pPr>
+      <w:proofErr w:type="spellStart"/>
       <w:r>
-        <w:t>PvZ RPG – The Zombie-Playing Game</w:t>
+        <w:t>PvZ</w:t>
+      </w:r>
+      <w:proofErr w:type="spellEnd"/>
+      <w:r>
+        <w:t xml:space="preserve"> RPG – The Zombie-Playing Game</w:t>
       </w:r>
     </w:p>
     <w:p>
@@ -718,8 +723,13 @@
                 </wp:inline>
               </w:drawing>
             </w:r>
-            <w:r>
-              <w:t>ZCorp design (coatless + badge)</w:t>
+            <w:proofErr w:type="spellStart"/>
+            <w:r>
+              <w:t>ZCorp</w:t>
+            </w:r>
+            <w:proofErr w:type="spellEnd"/>
+            <w:r>
+              <w:t xml:space="preserve"> design (coatless + badge)</w:t>
             </w:r>
           </w:p>
         </w:tc>
@@ -1978,7 +1988,7 @@
                 <w:noProof/>
               </w:rPr>
               <w:drawing>
-                <wp:inline distT="0" distB="0" distL="0" distR="0" wp14:anchorId="72886642" wp14:editId="19118B9A">
+                <wp:inline distT="0" distB="0" distL="0" distR="0" wp14:anchorId="72886642" wp14:editId="2564E500">
                   <wp:extent cx="2406937" cy="1208442"/>
                   <wp:effectExtent l="0" t="0" r="0" b="0"/>
                   <wp:docPr id="1485578344" name="Image 1"/>
@@ -4727,7 +4737,15 @@
               <w:ind w:firstLine="0"/>
             </w:pPr>
             <w:r>
-              <w:t>Various areas based on different areas from the entire PvZ franchise</w:t>
+              <w:t xml:space="preserve">Various areas based on different areas from the entire </w:t>
+            </w:r>
+            <w:proofErr w:type="spellStart"/>
+            <w:r>
+              <w:t>PvZ</w:t>
+            </w:r>
+            <w:proofErr w:type="spellEnd"/>
+            <w:r>
+              <w:t xml:space="preserve"> franchise</w:t>
             </w:r>
           </w:p>
         </w:tc>
@@ -5063,8 +5081,21 @@
               </w:numPr>
               <w:jc w:val="left"/>
             </w:pPr>
-            <w:r>
-              <w:t xml:space="preserve">Tall-nut (All Your Brainz </w:t>
+            <w:proofErr w:type="gramStart"/>
+            <w:r>
+              <w:t>Tall-nut</w:t>
+            </w:r>
+            <w:proofErr w:type="gramEnd"/>
+            <w:r>
+              <w:t xml:space="preserve"> (All Your </w:t>
+            </w:r>
+            <w:proofErr w:type="spellStart"/>
+            <w:r>
+              <w:t>Brainz</w:t>
+            </w:r>
+            <w:proofErr w:type="spellEnd"/>
+            <w:r>
+              <w:t xml:space="preserve"> </w:t>
             </w:r>
             <w:r>
               <w:t>r</w:t>
@@ -5208,7 +5239,15 @@
               </w:numPr>
             </w:pPr>
             <w:r>
-              <w:t>Shop Gardens (use Brainiac Coins to buy/upgrade items and spawnlings)</w:t>
+              <w:t xml:space="preserve">Shop Gardens (use Brainiac Coins to buy/upgrade items and </w:t>
+            </w:r>
+            <w:proofErr w:type="spellStart"/>
+            <w:r>
+              <w:t>spawnlings</w:t>
+            </w:r>
+            <w:proofErr w:type="spellEnd"/>
+            <w:r>
+              <w:t>)</w:t>
             </w:r>
           </w:p>
           <w:p>
@@ -5492,7 +5531,15 @@
               <w:ind w:firstLine="0"/>
             </w:pPr>
             <w:r>
-              <w:t>When completing a Fighting Garden, the player is presented with the choice of one of three rewards. These can be spawnlings or items.</w:t>
+              <w:t xml:space="preserve">When completing a Fighting Garden, the player is presented with the choice of one of three rewards. These can be </w:t>
+            </w:r>
+            <w:proofErr w:type="spellStart"/>
+            <w:r>
+              <w:t>spawnlings</w:t>
+            </w:r>
+            <w:proofErr w:type="spellEnd"/>
+            <w:r>
+              <w:t xml:space="preserve"> or items.</w:t>
             </w:r>
           </w:p>
         </w:tc>
@@ -5597,7 +5644,15 @@
               <w:ind w:firstLine="0"/>
             </w:pPr>
             <w:r>
-              <w:t>When obtaining a spawnling or item, or encountering a plant for the first time, its almanac entry is permanently revealed.</w:t>
+              <w:t xml:space="preserve">When obtaining a </w:t>
+            </w:r>
+            <w:proofErr w:type="spellStart"/>
+            <w:r>
+              <w:t>spawnling</w:t>
+            </w:r>
+            <w:proofErr w:type="spellEnd"/>
+            <w:r>
+              <w:t xml:space="preserve"> or item, or encountering a plant for the first time, its almanac entry is permanently revealed.</w:t>
             </w:r>
           </w:p>
         </w:tc>
@@ -5613,7 +5668,15 @@
     </w:p>
     <w:p>
       <w:r>
-        <w:t>The Minimal Viable Product (MVP) is the bare minimum required for the game to be playable, in the case of PvZ RPG</w:t>
+        <w:t xml:space="preserve">The Minimal Viable Product (MVP) is the bare minimum required for the game to be playable, in the case of </w:t>
+      </w:r>
+      <w:proofErr w:type="spellStart"/>
+      <w:r>
+        <w:t>PvZ</w:t>
+      </w:r>
+      <w:proofErr w:type="spellEnd"/>
+      <w:r>
+        <w:t xml:space="preserve"> RPG</w:t>
       </w:r>
       <w:r>
         <w:t xml:space="preserve"> –</w:t>

--- a/ideas_ressources_files/initial_game_design_concept.docx
+++ b/ideas_ressources_files/initial_game_design_concept.docx
@@ -20,10 +20,7 @@
         <w:pStyle w:val="Sous-titre"/>
       </w:pPr>
       <w:r>
-        <w:t xml:space="preserve">Game Design </w:t>
-      </w:r>
-      <w:r>
-        <w:t>Document</w:t>
+        <w:t>Initial Game Design Concept</w:t>
       </w:r>
     </w:p>
     <w:p>
@@ -1988,7 +1985,7 @@
                 <w:noProof/>
               </w:rPr>
               <w:drawing>
-                <wp:inline distT="0" distB="0" distL="0" distR="0" wp14:anchorId="72886642" wp14:editId="2564E500">
+                <wp:inline distT="0" distB="0" distL="0" distR="0" wp14:anchorId="72886642" wp14:editId="299B24AE">
                   <wp:extent cx="2406937" cy="1208442"/>
                   <wp:effectExtent l="0" t="0" r="0" b="0"/>
                   <wp:docPr id="1485578344" name="Image 1"/>
@@ -3146,6 +3143,18 @@
               <w:t xml:space="preserve"> plants</w:t>
             </w:r>
           </w:p>
+          <w:p>
+            <w:pPr>
+              <w:pStyle w:val="Paragraphedeliste"/>
+              <w:numPr>
+                <w:ilvl w:val="0"/>
+                <w:numId w:val="31"/>
+              </w:numPr>
+            </w:pPr>
+            <w:r>
+              <w:t>Plant on top loses Tiny trait</w:t>
+            </w:r>
+          </w:p>
         </w:tc>
       </w:tr>
       <w:tr>
@@ -3495,6 +3504,7 @@
               </w:numPr>
             </w:pPr>
             <w:r>
+              <w:lastRenderedPageBreak/>
               <w:t>On Helmet type armour: Negates the effects of Chill or Freeze</w:t>
             </w:r>
           </w:p>
@@ -3507,7 +3517,6 @@
               </w:numPr>
             </w:pPr>
             <w:r>
-              <w:lastRenderedPageBreak/>
               <w:t xml:space="preserve">On plant: Immune to the effects of </w:t>
             </w:r>
             <w:r>
@@ -4372,6 +4381,7 @@
               <w:ind w:firstLine="0"/>
             </w:pPr>
             <w:r>
+              <w:lastRenderedPageBreak/>
               <w:t>Magnetisable</w:t>
             </w:r>
           </w:p>
@@ -4384,7 +4394,6 @@
               </w:numPr>
             </w:pPr>
             <w:r>
-              <w:lastRenderedPageBreak/>
               <w:t xml:space="preserve">Affected by the Magnetising </w:t>
             </w:r>
             <w:r>
@@ -4406,7 +4415,6 @@
               <w:ind w:firstLine="0"/>
             </w:pPr>
             <w:r>
-              <w:lastRenderedPageBreak/>
               <w:t>Shielded</w:t>
             </w:r>
           </w:p>

--- a/ideas_ressources_files/initial_game_design_concept.docx
+++ b/ideas_ressources_files/initial_game_design_concept.docx
@@ -6,13 +6,8 @@
       <w:pPr>
         <w:pStyle w:val="Titre"/>
       </w:pPr>
-      <w:proofErr w:type="spellStart"/>
       <w:r>
-        <w:t>PvZ</w:t>
-      </w:r>
-      <w:proofErr w:type="spellEnd"/>
-      <w:r>
-        <w:t xml:space="preserve"> RPG – The Zombie-Playing Game</w:t>
+        <w:t>PvZ RPG – The Zombie-Playing Game</w:t>
       </w:r>
     </w:p>
     <w:p>
@@ -720,13 +715,8 @@
                 </wp:inline>
               </w:drawing>
             </w:r>
-            <w:proofErr w:type="spellStart"/>
-            <w:r>
-              <w:t>ZCorp</w:t>
-            </w:r>
-            <w:proofErr w:type="spellEnd"/>
-            <w:r>
-              <w:t xml:space="preserve"> design (coatless + badge)</w:t>
+            <w:r>
+              <w:t>ZCorp design (coatless + badge)</w:t>
             </w:r>
           </w:p>
         </w:tc>
@@ -1985,7 +1975,7 @@
                 <w:noProof/>
               </w:rPr>
               <w:drawing>
-                <wp:inline distT="0" distB="0" distL="0" distR="0" wp14:anchorId="72886642" wp14:editId="299B24AE">
+                <wp:inline distT="0" distB="0" distL="0" distR="0" wp14:anchorId="72886642" wp14:editId="2969BDC5">
                   <wp:extent cx="2406937" cy="1208442"/>
                   <wp:effectExtent l="0" t="0" r="0" b="0"/>
                   <wp:docPr id="1485578344" name="Image 1"/>
@@ -4108,20 +4098,10 @@
               <w:spacing w:after="160" w:line="276" w:lineRule="auto"/>
             </w:pPr>
             <w:r>
-              <w:t>Ignores Protector plants with the Pass-through trait</w:t>
-            </w:r>
-          </w:p>
-          <w:p>
-            <w:pPr>
-              <w:pStyle w:val="Paragraphedeliste"/>
-              <w:numPr>
-                <w:ilvl w:val="0"/>
-                <w:numId w:val="25"/>
-              </w:numPr>
-              <w:spacing w:after="160" w:line="276" w:lineRule="auto"/>
-            </w:pPr>
-            <w:r>
-              <w:t>Zombie can move to behind Protector plants</w:t>
+              <w:t xml:space="preserve">Zombie/Munch or Strike type attack </w:t>
+            </w:r>
+            <w:r>
+              <w:t>can move behind Protector plants</w:t>
             </w:r>
           </w:p>
           <w:p>
@@ -4381,19 +4361,19 @@
               <w:ind w:firstLine="0"/>
             </w:pPr>
             <w:r>
+              <w:t>Magnetisable</w:t>
+            </w:r>
+          </w:p>
+          <w:p>
+            <w:pPr>
+              <w:pStyle w:val="Paragraphedeliste"/>
+              <w:numPr>
+                <w:ilvl w:val="0"/>
+                <w:numId w:val="18"/>
+              </w:numPr>
+            </w:pPr>
+            <w:r>
               <w:lastRenderedPageBreak/>
-              <w:t>Magnetisable</w:t>
-            </w:r>
-          </w:p>
-          <w:p>
-            <w:pPr>
-              <w:pStyle w:val="Paragraphedeliste"/>
-              <w:numPr>
-                <w:ilvl w:val="0"/>
-                <w:numId w:val="18"/>
-              </w:numPr>
-            </w:pPr>
-            <w:r>
               <w:t xml:space="preserve">Affected by the Magnetising </w:t>
             </w:r>
             <w:r>
@@ -4415,6 +4395,7 @@
               <w:ind w:firstLine="0"/>
             </w:pPr>
             <w:r>
+              <w:lastRenderedPageBreak/>
               <w:t>Shielded</w:t>
             </w:r>
           </w:p>
@@ -4745,15 +4726,7 @@
               <w:ind w:firstLine="0"/>
             </w:pPr>
             <w:r>
-              <w:t xml:space="preserve">Various areas based on different areas from the entire </w:t>
-            </w:r>
-            <w:proofErr w:type="spellStart"/>
-            <w:r>
-              <w:t>PvZ</w:t>
-            </w:r>
-            <w:proofErr w:type="spellEnd"/>
-            <w:r>
-              <w:t xml:space="preserve"> franchise</w:t>
+              <w:t>Various areas based on different areas from the entire PvZ franchise</w:t>
             </w:r>
           </w:p>
         </w:tc>
@@ -5089,21 +5062,8 @@
               </w:numPr>
               <w:jc w:val="left"/>
             </w:pPr>
-            <w:proofErr w:type="gramStart"/>
-            <w:r>
-              <w:t>Tall-nut</w:t>
-            </w:r>
-            <w:proofErr w:type="gramEnd"/>
-            <w:r>
-              <w:t xml:space="preserve"> (All Your </w:t>
-            </w:r>
-            <w:proofErr w:type="spellStart"/>
-            <w:r>
-              <w:t>Brainz</w:t>
-            </w:r>
-            <w:proofErr w:type="spellEnd"/>
-            <w:r>
-              <w:t xml:space="preserve"> </w:t>
+            <w:r>
+              <w:t xml:space="preserve">Tall-nut (All Your Brainz </w:t>
             </w:r>
             <w:r>
               <w:t>r</w:t>
@@ -5247,15 +5207,7 @@
               </w:numPr>
             </w:pPr>
             <w:r>
-              <w:t xml:space="preserve">Shop Gardens (use Brainiac Coins to buy/upgrade items and </w:t>
-            </w:r>
-            <w:proofErr w:type="spellStart"/>
-            <w:r>
-              <w:t>spawnlings</w:t>
-            </w:r>
-            <w:proofErr w:type="spellEnd"/>
-            <w:r>
-              <w:t>)</w:t>
+              <w:t>Shop Gardens (use Brainiac Coins to buy/upgrade items and spawnlings)</w:t>
             </w:r>
           </w:p>
           <w:p>
@@ -5539,15 +5491,7 @@
               <w:ind w:firstLine="0"/>
             </w:pPr>
             <w:r>
-              <w:t xml:space="preserve">When completing a Fighting Garden, the player is presented with the choice of one of three rewards. These can be </w:t>
-            </w:r>
-            <w:proofErr w:type="spellStart"/>
-            <w:r>
-              <w:t>spawnlings</w:t>
-            </w:r>
-            <w:proofErr w:type="spellEnd"/>
-            <w:r>
-              <w:t xml:space="preserve"> or items.</w:t>
+              <w:t>When completing a Fighting Garden, the player is presented with the choice of one of three rewards. These can be spawnlings or items.</w:t>
             </w:r>
           </w:p>
         </w:tc>
@@ -5652,15 +5596,7 @@
               <w:ind w:firstLine="0"/>
             </w:pPr>
             <w:r>
-              <w:t xml:space="preserve">When obtaining a </w:t>
-            </w:r>
-            <w:proofErr w:type="spellStart"/>
-            <w:r>
-              <w:t>spawnling</w:t>
-            </w:r>
-            <w:proofErr w:type="spellEnd"/>
-            <w:r>
-              <w:t xml:space="preserve"> or item, or encountering a plant for the first time, its almanac entry is permanently revealed.</w:t>
+              <w:t>When obtaining a spawnling or item, or encountering a plant for the first time, its almanac entry is permanently revealed.</w:t>
             </w:r>
           </w:p>
         </w:tc>
@@ -5676,15 +5612,7 @@
     </w:p>
     <w:p>
       <w:r>
-        <w:t xml:space="preserve">The Minimal Viable Product (MVP) is the bare minimum required for the game to be playable, in the case of </w:t>
-      </w:r>
-      <w:proofErr w:type="spellStart"/>
-      <w:r>
-        <w:t>PvZ</w:t>
-      </w:r>
-      <w:proofErr w:type="spellEnd"/>
-      <w:r>
-        <w:t xml:space="preserve"> RPG</w:t>
+        <w:t>The Minimal Viable Product (MVP) is the bare minimum required for the game to be playable, in the case of PvZ RPG</w:t>
       </w:r>
       <w:r>
         <w:t xml:space="preserve"> –</w:t>
